--- a/Etat de l'art/Multomodal-Fusion.docx
+++ b/Etat de l'art/Multomodal-Fusion.docx
@@ -20,16 +20,8 @@
         <w:rPr>
           <w:lang w:val="fr-FR"/>
         </w:rPr>
-        <w:t xml:space="preserve"> </w:t>
-      </w:r>
-      <w:proofErr w:type="gramStart"/>
-      <w:r>
-        <w:rPr>
-          <w:lang w:val="fr-FR"/>
-        </w:rPr>
-        <w:t>Fusion:</w:t>
-      </w:r>
-      <w:proofErr w:type="gramEnd"/>
+        <w:t xml:space="preserve"> Fusion:</w:t>
+      </w:r>
     </w:p>
     <w:p>
       <w:pPr>
@@ -180,77 +172,7 @@
         <w:rPr>
           <w:lang w:val="fr-FR"/>
         </w:rPr>
-        <w:t xml:space="preserve">Les IA Multi-Modal sont aujourd’hui capable d’accomplir la méme </w:t>
-      </w:r>
-      <w:proofErr w:type="gramStart"/>
-      <w:r>
-        <w:rPr>
-          <w:lang w:val="fr-FR"/>
-        </w:rPr>
-        <w:t>tache</w:t>
-      </w:r>
-      <w:proofErr w:type="gramEnd"/>
-      <w:r>
-        <w:rPr>
-          <w:lang w:val="fr-FR"/>
-        </w:rPr>
-        <w:t xml:space="preserve"> que les unimodal, mais </w:t>
-      </w:r>
-      <w:proofErr w:type="gramStart"/>
-      <w:r>
-        <w:rPr>
-          <w:lang w:val="fr-FR"/>
-        </w:rPr>
-        <w:t>le premier défis</w:t>
-      </w:r>
-      <w:proofErr w:type="gramEnd"/>
-      <w:r>
-        <w:rPr>
-          <w:lang w:val="fr-FR"/>
-        </w:rPr>
-        <w:t xml:space="preserve"> est dû à l’hétérogénéité des données qui </w:t>
-      </w:r>
-      <w:proofErr w:type="gramStart"/>
-      <w:r>
-        <w:rPr>
-          <w:lang w:val="fr-FR"/>
-        </w:rPr>
-        <w:t>si il</w:t>
-      </w:r>
-      <w:proofErr w:type="gramEnd"/>
-      <w:r>
-        <w:rPr>
-          <w:lang w:val="fr-FR"/>
-        </w:rPr>
-        <w:t xml:space="preserve"> </w:t>
-      </w:r>
-      <w:proofErr w:type="gramStart"/>
-      <w:r>
-        <w:rPr>
-          <w:lang w:val="fr-FR"/>
-        </w:rPr>
-        <w:t>est  mal</w:t>
-      </w:r>
-      <w:proofErr w:type="gramEnd"/>
-      <w:r>
-        <w:rPr>
-          <w:lang w:val="fr-FR"/>
-        </w:rPr>
-        <w:t xml:space="preserve"> fusionner introduit </w:t>
-      </w:r>
-      <w:proofErr w:type="gramStart"/>
-      <w:r>
-        <w:rPr>
-          <w:lang w:val="fr-FR"/>
-        </w:rPr>
-        <w:t>du  bruits</w:t>
-      </w:r>
-      <w:proofErr w:type="gramEnd"/>
-      <w:r>
-        <w:rPr>
-          <w:lang w:val="fr-FR"/>
-        </w:rPr>
-        <w:t xml:space="preserve"> ce qui va réduire la qualité des données </w:t>
+        <w:t xml:space="preserve">Les IA Multi-Modal sont aujourd’hui capable d’accomplir la méme tache que les unimodal, mais le premier défis est dû à l’hétérogénéité des données qui si il est  mal fusionner introduit du  bruits ce qui va réduire la qualité des données </w:t>
       </w:r>
     </w:p>
     <w:p>
@@ -268,77 +190,7 @@
         <w:rPr>
           <w:lang w:val="fr-FR"/>
         </w:rPr>
-        <w:t xml:space="preserve">Dans </w:t>
-      </w:r>
-      <w:proofErr w:type="gramStart"/>
-      <w:r>
-        <w:rPr>
-          <w:lang w:val="fr-FR"/>
-        </w:rPr>
-        <w:t>le domaines</w:t>
-      </w:r>
-      <w:proofErr w:type="gramEnd"/>
-      <w:r>
-        <w:rPr>
-          <w:lang w:val="fr-FR"/>
-        </w:rPr>
-        <w:t xml:space="preserve"> de l’instantané il </w:t>
-      </w:r>
-      <w:proofErr w:type="gramStart"/>
-      <w:r>
-        <w:rPr>
-          <w:lang w:val="fr-FR"/>
-        </w:rPr>
-        <w:t>est  difficile</w:t>
-      </w:r>
-      <w:proofErr w:type="gramEnd"/>
-      <w:r>
-        <w:rPr>
-          <w:lang w:val="fr-FR"/>
-        </w:rPr>
-        <w:t xml:space="preserve"> de </w:t>
-      </w:r>
-      <w:proofErr w:type="gramStart"/>
-      <w:r>
-        <w:rPr>
-          <w:lang w:val="fr-FR"/>
-        </w:rPr>
-        <w:t>synchronisé</w:t>
-      </w:r>
-      <w:proofErr w:type="gramEnd"/>
-      <w:r>
-        <w:rPr>
-          <w:lang w:val="fr-FR"/>
-        </w:rPr>
-        <w:t xml:space="preserve"> les données car chaque </w:t>
-      </w:r>
-      <w:proofErr w:type="gramStart"/>
-      <w:r>
-        <w:rPr>
-          <w:lang w:val="fr-FR"/>
-        </w:rPr>
-        <w:t>données</w:t>
-      </w:r>
-      <w:proofErr w:type="gramEnd"/>
-      <w:r>
-        <w:rPr>
-          <w:lang w:val="fr-FR"/>
-        </w:rPr>
-        <w:t xml:space="preserve"> n’as pas forcément le méme cycle d’acquisitions ou positionner </w:t>
-      </w:r>
-      <w:proofErr w:type="gramStart"/>
-      <w:r>
-        <w:rPr>
-          <w:lang w:val="fr-FR"/>
-        </w:rPr>
-        <w:t>au  méme</w:t>
-      </w:r>
-      <w:proofErr w:type="gramEnd"/>
-      <w:r>
-        <w:rPr>
-          <w:lang w:val="fr-FR"/>
-        </w:rPr>
-        <w:t xml:space="preserve"> endroit, ce qui rend le traitement compliqué.  </w:t>
+        <w:t xml:space="preserve">Dans le domaines de l’instantané il est  difficile de synchronisé les données car chaque données n’as pas forcément le méme cycle d’acquisitions ou positionner au  méme endroit, ce qui rend le traitement compliqué.  </w:t>
       </w:r>
     </w:p>
     <w:p>
@@ -356,21 +208,7 @@
         <w:rPr>
           <w:lang w:val="fr-FR"/>
         </w:rPr>
-        <w:t xml:space="preserve">Exemple la synchronisation </w:t>
-      </w:r>
-      <w:proofErr w:type="gramStart"/>
-      <w:r>
-        <w:rPr>
-          <w:lang w:val="fr-FR"/>
-        </w:rPr>
-        <w:t>des capteur</w:t>
-      </w:r>
-      <w:proofErr w:type="gramEnd"/>
-      <w:r>
-        <w:rPr>
-          <w:lang w:val="fr-FR"/>
-        </w:rPr>
-        <w:t xml:space="preserve"> de camera et de Lidar qui n’ont pas la méme fréquence d’acquisition </w:t>
+        <w:t xml:space="preserve">Exemple la synchronisation des capteur de camera et de Lidar qui n’ont pas la méme fréquence d’acquisition </w:t>
       </w:r>
     </w:p>
     <w:p>
@@ -471,19 +309,11 @@
           <w:lang w:val="fr-FR"/>
         </w:rPr>
       </w:pPr>
-      <w:proofErr w:type="gramStart"/>
-      <w:r>
-        <w:rPr>
-          <w:lang w:val="fr-FR"/>
-        </w:rPr>
-        <w:t>la</w:t>
-      </w:r>
-      <w:proofErr w:type="gramEnd"/>
-      <w:r>
-        <w:rPr>
-          <w:lang w:val="fr-FR"/>
-        </w:rPr>
-        <w:t xml:space="preserve"> </w:t>
+      <w:r>
+        <w:rPr>
+          <w:lang w:val="fr-FR"/>
+        </w:rPr>
+        <w:t xml:space="preserve">la </w:t>
       </w:r>
       <w:r>
         <w:rPr>
@@ -1310,7 +1140,6 @@
           <w14:ligatures w14:val="standardContextual"/>
         </w:rPr>
       </w:pPr>
-      <w:proofErr w:type="gramStart"/>
       <w:r>
         <w:rPr>
           <w:rFonts w:asciiTheme="minorHAnsi" w:eastAsiaTheme="minorHAnsi" w:hAnsiTheme="minorHAnsi" w:cstheme="minorBidi"/>
@@ -1318,17 +1147,7 @@
           <w:lang w:val="fr-FR" w:eastAsia="en-US"/>
           <w14:ligatures w14:val="standardContextual"/>
         </w:rPr>
-        <w:t>les</w:t>
-      </w:r>
-      <w:proofErr w:type="gramEnd"/>
-      <w:r>
-        <w:rPr>
-          <w:rFonts w:asciiTheme="minorHAnsi" w:eastAsiaTheme="minorHAnsi" w:hAnsiTheme="minorHAnsi" w:cstheme="minorBidi"/>
-          <w:kern w:val="2"/>
-          <w:lang w:val="fr-FR" w:eastAsia="en-US"/>
-          <w14:ligatures w14:val="standardContextual"/>
-        </w:rPr>
-        <w:t xml:space="preserve"> CNN capturent bien l’</w:t>
+        <w:t>les CNN capturent bien l’</w:t>
       </w:r>
       <w:r>
         <w:rPr>
@@ -1476,7 +1295,6 @@
         <w:t xml:space="preserve">Les domaines les plus représenter dans ce domaine sont la conduite autonome la santé </w:t>
       </w:r>
       <w:proofErr w:type="spellStart"/>
-      <w:proofErr w:type="gramStart"/>
       <w:r>
         <w:rPr>
           <w:lang w:val="fr-FR"/>
@@ -1488,14 +1306,7 @@
         <w:rPr>
           <w:lang w:val="fr-FR"/>
         </w:rPr>
-        <w:t xml:space="preserve">  que</w:t>
-      </w:r>
-      <w:proofErr w:type="gramEnd"/>
-      <w:r>
-        <w:rPr>
-          <w:lang w:val="fr-FR"/>
-        </w:rPr>
-        <w:t xml:space="preserve"> l’²analyse de sentiment. </w:t>
+        <w:t xml:space="preserve">  que l’²analyse de sentiment. </w:t>
       </w:r>
     </w:p>
     <w:p>
@@ -1621,6 +1432,7 @@
       </w:pPr>
       <w:r>
         <w:rPr>
+          <w:noProof/>
           <w:lang w:val="fr-FR"/>
         </w:rPr>
         <w:drawing>
@@ -1753,6 +1565,7 @@
       </w:pPr>
       <w:r>
         <w:rPr>
+          <w:noProof/>
           <w:lang w:val="fr-FR"/>
         </w:rPr>
         <w:drawing>
@@ -1819,11 +1632,153 @@
         </w:rPr>
         <w:t>(</w:t>
       </w:r>
-      <w:r>
-        <w:rPr>
-          <w:lang w:val="fr-FR"/>
-        </w:rPr>
-        <w:t>Https://ieeexplore.ieee.org/document/6472238</w:t>
+      <w:hyperlink r:id="rId14" w:history="1">
+        <w:r>
+          <w:rPr>
+            <w:rStyle w:val="Lienhypertexte"/>
+            <w:lang w:val="fr-FR"/>
+          </w:rPr>
+          <w:t>Https://ieeexplore.ieee.org/document/6472238</w:t>
+        </w:r>
+      </w:hyperlink>
+      <w:r>
+        <w:rPr>
+          <w:lang w:val="fr-FR"/>
+        </w:rPr>
+        <w:t>)</w:t>
+      </w:r>
+    </w:p>
+    <w:p>
+      <w:pPr>
+        <w:tabs>
+          <w:tab w:val="left" w:pos="6480"/>
+        </w:tabs>
+        <w:rPr>
+          <w:lang w:val="fr-FR"/>
+        </w:rPr>
+      </w:pPr>
+      <w:r>
+        <w:rPr>
+          <w:lang w:val="fr-FR"/>
+        </w:rPr>
+        <w:br/>
+        <w:t xml:space="preserve">Pour aller plus loin dans la « joint </w:t>
+      </w:r>
+      <w:proofErr w:type="spellStart"/>
+      <w:r>
+        <w:rPr>
+          <w:lang w:val="fr-FR"/>
+        </w:rPr>
+        <w:t>representation</w:t>
+      </w:r>
+      <w:proofErr w:type="spellEnd"/>
+      <w:r>
+        <w:rPr>
+          <w:lang w:val="fr-FR"/>
+        </w:rPr>
+        <w:t> » on peut par</w:t>
+      </w:r>
+      <w:r>
+        <w:rPr>
+          <w:lang w:val="fr-FR"/>
+        </w:rPr>
+        <w:t xml:space="preserve"> </w:t>
+      </w:r>
+      <w:r>
+        <w:rPr>
+          <w:lang w:val="fr-FR"/>
+        </w:rPr>
+        <w:t xml:space="preserve">exemple </w:t>
+      </w:r>
+      <w:r>
+        <w:rPr>
+          <w:lang w:val="fr-FR"/>
+        </w:rPr>
+        <w:t>cité l’approche</w:t>
+      </w:r>
+      <w:r>
+        <w:rPr>
+          <w:lang w:val="fr-FR"/>
+        </w:rPr>
+        <w:t xml:space="preserve"> du </w:t>
+      </w:r>
+      <w:proofErr w:type="spellStart"/>
+      <w:r>
+        <w:rPr>
+          <w:lang w:val="fr-FR"/>
+        </w:rPr>
+        <w:t>MMHFNet</w:t>
+      </w:r>
+      <w:proofErr w:type="spellEnd"/>
+      <w:r>
+        <w:rPr>
+          <w:lang w:val="fr-FR"/>
+        </w:rPr>
+        <w:t xml:space="preserve"> mis en place par </w:t>
+      </w:r>
+      <w:r>
+        <w:rPr>
+          <w:lang w:val="fr-FR"/>
+        </w:rPr>
+        <w:t>Mohammed et al</w:t>
+      </w:r>
+      <w:r>
+        <w:rPr>
+          <w:lang w:val="fr-FR"/>
+        </w:rPr>
+        <w:t xml:space="preserve"> [A1]ou le principe est de fusionner les features à  plusieurs moment de la pipeline pour données de nouvelles features qui vont évoluer </w:t>
+      </w:r>
+      <w:r>
+        <w:rPr>
+          <w:lang w:val="fr-FR"/>
+        </w:rPr>
+        <w:t>conjointement</w:t>
+      </w:r>
+      <w:r>
+        <w:rPr>
+          <w:lang w:val="fr-FR"/>
+        </w:rPr>
+        <w:t xml:space="preserve">  finalement les features </w:t>
+      </w:r>
+      <w:r>
+        <w:rPr>
+          <w:lang w:val="fr-FR"/>
+        </w:rPr>
+        <w:t>sont combinées pour produire une représentation globale</w:t>
+      </w:r>
+      <w:r>
+        <w:rPr>
+          <w:lang w:val="fr-FR"/>
+        </w:rPr>
+        <w:t xml:space="preserve"> avant la couche finale</w:t>
+      </w:r>
+    </w:p>
+    <w:p>
+      <w:pPr>
+        <w:tabs>
+          <w:tab w:val="left" w:pos="6480"/>
+        </w:tabs>
+        <w:rPr>
+          <w:lang w:val="fr-FR"/>
+        </w:rPr>
+      </w:pPr>
+      <w:r>
+        <w:rPr>
+          <w:lang w:val="fr-FR"/>
+        </w:rPr>
+        <w:t>(</w:t>
+      </w:r>
+      <w:r>
+        <w:rPr>
+          <w:lang w:val="fr-FR"/>
+        </w:rPr>
+        <w:t>[A1]</w:t>
+      </w:r>
+      <w:r>
+        <w:rPr>
+          <w:lang w:val="fr-FR"/>
+        </w:rPr>
+        <w:t>https://www.sciencedirect.com/science/article/abs/pii/S0957417423002919?via%3Dihub</w:t>
       </w:r>
       <w:r>
         <w:rPr>
@@ -3263,6 +3218,7 @@
   <w:style w:type="character" w:default="1" w:styleId="Policepardfaut">
     <w:name w:val="Default Paragraph Font"/>
     <w:uiPriority w:val="1"/>
+    <w:semiHidden/>
     <w:unhideWhenUsed/>
   </w:style>
   <w:style w:type="table" w:default="1" w:styleId="TableauNormal">

--- a/Etat de l'art/Multomodal-Fusion.docx
+++ b/Etat de l'art/Multomodal-Fusion.docx
@@ -4,6 +4,7 @@
   <w:body>
     <w:p>
       <w:pPr>
+        <w:pStyle w:val="Titre1"/>
         <w:rPr>
           <w:lang w:val="fr-FR"/>
         </w:rPr>
@@ -20,8 +21,16 @@
         <w:rPr>
           <w:lang w:val="fr-FR"/>
         </w:rPr>
-        <w:t xml:space="preserve"> Fusion:</w:t>
-      </w:r>
+        <w:t xml:space="preserve"> </w:t>
+      </w:r>
+      <w:proofErr w:type="gramStart"/>
+      <w:r>
+        <w:rPr>
+          <w:lang w:val="fr-FR"/>
+        </w:rPr>
+        <w:t>Fusion:</w:t>
+      </w:r>
+      <w:proofErr w:type="gramEnd"/>
     </w:p>
     <w:p>
       <w:pPr>
@@ -140,18 +149,13 @@
     </w:p>
     <w:p>
       <w:pPr>
-        <w:rPr>
-          <w:b/>
-          <w:bCs/>
-          <w:u w:val="single"/>
-          <w:lang w:val="fr-FR"/>
-        </w:rPr>
-      </w:pPr>
-      <w:r>
-        <w:rPr>
-          <w:b/>
-          <w:bCs/>
-          <w:u w:val="single"/>
+        <w:pStyle w:val="Titre1"/>
+        <w:rPr>
+          <w:lang w:val="fr-FR"/>
+        </w:rPr>
+      </w:pPr>
+      <w:r>
+        <w:rPr>
           <w:lang w:val="fr-FR"/>
         </w:rPr>
         <w:t xml:space="preserve">Les défis : </w:t>
@@ -172,7 +176,75 @@
         <w:rPr>
           <w:lang w:val="fr-FR"/>
         </w:rPr>
-        <w:t xml:space="preserve">Les IA Multi-Modal sont aujourd’hui capable d’accomplir la méme tache que les unimodal, mais le premier défis est dû à l’hétérogénéité des données qui si il est  mal fusionner introduit du  bruits ce qui va réduire la qualité des données </w:t>
+        <w:t xml:space="preserve">Les IA Multi-Modal sont aujourd’hui capable d’accomplir la méme </w:t>
+      </w:r>
+      <w:r>
+        <w:rPr>
+          <w:lang w:val="fr-FR"/>
+        </w:rPr>
+        <w:t>tâche</w:t>
+      </w:r>
+      <w:r>
+        <w:rPr>
+          <w:lang w:val="fr-FR"/>
+        </w:rPr>
+        <w:t xml:space="preserve"> que les unimodal, mais </w:t>
+      </w:r>
+      <w:proofErr w:type="gramStart"/>
+      <w:r>
+        <w:rPr>
+          <w:lang w:val="fr-FR"/>
+        </w:rPr>
+        <w:t>le premier défis</w:t>
+      </w:r>
+      <w:proofErr w:type="gramEnd"/>
+      <w:r>
+        <w:rPr>
+          <w:lang w:val="fr-FR"/>
+        </w:rPr>
+        <w:t xml:space="preserve"> est dû à l’hétérogénéité des données qui </w:t>
+      </w:r>
+      <w:proofErr w:type="gramStart"/>
+      <w:r>
+        <w:rPr>
+          <w:lang w:val="fr-FR"/>
+        </w:rPr>
+        <w:t>si il</w:t>
+      </w:r>
+      <w:proofErr w:type="gramEnd"/>
+      <w:r>
+        <w:rPr>
+          <w:lang w:val="fr-FR"/>
+        </w:rPr>
+        <w:t xml:space="preserve"> </w:t>
+      </w:r>
+      <w:proofErr w:type="gramStart"/>
+      <w:r>
+        <w:rPr>
+          <w:lang w:val="fr-FR"/>
+        </w:rPr>
+        <w:t>est  mal</w:t>
+      </w:r>
+      <w:proofErr w:type="gramEnd"/>
+      <w:r>
+        <w:rPr>
+          <w:lang w:val="fr-FR"/>
+        </w:rPr>
+        <w:t xml:space="preserve"> fusionner introduit </w:t>
+      </w:r>
+      <w:proofErr w:type="gramStart"/>
+      <w:r>
+        <w:rPr>
+          <w:lang w:val="fr-FR"/>
+        </w:rPr>
+        <w:t>du  bruits</w:t>
+      </w:r>
+      <w:proofErr w:type="gramEnd"/>
+      <w:r>
+        <w:rPr>
+          <w:lang w:val="fr-FR"/>
+        </w:rPr>
+        <w:t xml:space="preserve"> ce qui va réduire la qualité des données </w:t>
       </w:r>
     </w:p>
     <w:p>
@@ -190,7 +262,77 @@
         <w:rPr>
           <w:lang w:val="fr-FR"/>
         </w:rPr>
-        <w:t xml:space="preserve">Dans le domaines de l’instantané il est  difficile de synchronisé les données car chaque données n’as pas forcément le méme cycle d’acquisitions ou positionner au  méme endroit, ce qui rend le traitement compliqué.  </w:t>
+        <w:t xml:space="preserve">Dans </w:t>
+      </w:r>
+      <w:proofErr w:type="gramStart"/>
+      <w:r>
+        <w:rPr>
+          <w:lang w:val="fr-FR"/>
+        </w:rPr>
+        <w:t>le domaines</w:t>
+      </w:r>
+      <w:proofErr w:type="gramEnd"/>
+      <w:r>
+        <w:rPr>
+          <w:lang w:val="fr-FR"/>
+        </w:rPr>
+        <w:t xml:space="preserve"> de l’instantané il </w:t>
+      </w:r>
+      <w:proofErr w:type="gramStart"/>
+      <w:r>
+        <w:rPr>
+          <w:lang w:val="fr-FR"/>
+        </w:rPr>
+        <w:t>est  difficile</w:t>
+      </w:r>
+      <w:proofErr w:type="gramEnd"/>
+      <w:r>
+        <w:rPr>
+          <w:lang w:val="fr-FR"/>
+        </w:rPr>
+        <w:t xml:space="preserve"> de </w:t>
+      </w:r>
+      <w:proofErr w:type="gramStart"/>
+      <w:r>
+        <w:rPr>
+          <w:lang w:val="fr-FR"/>
+        </w:rPr>
+        <w:t>synchronisé</w:t>
+      </w:r>
+      <w:proofErr w:type="gramEnd"/>
+      <w:r>
+        <w:rPr>
+          <w:lang w:val="fr-FR"/>
+        </w:rPr>
+        <w:t xml:space="preserve"> les données car chaque </w:t>
+      </w:r>
+      <w:proofErr w:type="gramStart"/>
+      <w:r>
+        <w:rPr>
+          <w:lang w:val="fr-FR"/>
+        </w:rPr>
+        <w:t>données</w:t>
+      </w:r>
+      <w:proofErr w:type="gramEnd"/>
+      <w:r>
+        <w:rPr>
+          <w:lang w:val="fr-FR"/>
+        </w:rPr>
+        <w:t xml:space="preserve"> n’as pas forcément le méme cycle d’acquisitions ou positionner </w:t>
+      </w:r>
+      <w:proofErr w:type="gramStart"/>
+      <w:r>
+        <w:rPr>
+          <w:lang w:val="fr-FR"/>
+        </w:rPr>
+        <w:t>au  méme</w:t>
+      </w:r>
+      <w:proofErr w:type="gramEnd"/>
+      <w:r>
+        <w:rPr>
+          <w:lang w:val="fr-FR"/>
+        </w:rPr>
+        <w:t xml:space="preserve"> endroit, ce qui rend le traitement compliqué.  </w:t>
       </w:r>
     </w:p>
     <w:p>
@@ -208,7 +350,21 @@
         <w:rPr>
           <w:lang w:val="fr-FR"/>
         </w:rPr>
-        <w:t xml:space="preserve">Exemple la synchronisation des capteur de camera et de Lidar qui n’ont pas la méme fréquence d’acquisition </w:t>
+        <w:t xml:space="preserve">Exemple la synchronisation </w:t>
+      </w:r>
+      <w:proofErr w:type="gramStart"/>
+      <w:r>
+        <w:rPr>
+          <w:lang w:val="fr-FR"/>
+        </w:rPr>
+        <w:t>des capteur</w:t>
+      </w:r>
+      <w:proofErr w:type="gramEnd"/>
+      <w:r>
+        <w:rPr>
+          <w:lang w:val="fr-FR"/>
+        </w:rPr>
+        <w:t xml:space="preserve"> de camera et de Lidar qui n’ont pas la méme fréquence d’acquisition </w:t>
       </w:r>
     </w:p>
     <w:p>
@@ -309,6 +465,39 @@
           <w:lang w:val="fr-FR"/>
         </w:rPr>
       </w:pPr>
+      <w:proofErr w:type="gramStart"/>
+      <w:r>
+        <w:rPr>
+          <w:lang w:val="fr-FR"/>
+        </w:rPr>
+        <w:t>la</w:t>
+      </w:r>
+      <w:proofErr w:type="gramEnd"/>
+      <w:r>
+        <w:rPr>
+          <w:lang w:val="fr-FR"/>
+        </w:rPr>
+        <w:t xml:space="preserve"> </w:t>
+      </w:r>
+      <w:r>
+        <w:rPr>
+          <w:rStyle w:val="lev"/>
+          <w:lang w:val="fr-FR"/>
+        </w:rPr>
+        <w:t>représentation</w:t>
+      </w:r>
+      <w:r>
+        <w:rPr>
+          <w:lang w:val="fr-FR"/>
+        </w:rPr>
+        <w:t>,</w:t>
+      </w:r>
+      <w:r>
+        <w:rPr>
+          <w:lang w:val="fr-FR"/>
+        </w:rPr>
+        <w:t xml:space="preserve"> </w:t>
+      </w:r>
       <w:r>
         <w:rPr>
           <w:lang w:val="fr-FR"/>
@@ -320,32 +509,20 @@
           <w:rStyle w:val="lev"/>
           <w:lang w:val="fr-FR"/>
         </w:rPr>
-        <w:t>représentation</w:t>
-      </w:r>
-      <w:r>
-        <w:rPr>
-          <w:lang w:val="fr-FR"/>
-        </w:rPr>
-        <w:t>,</w:t>
-      </w:r>
-      <w:r>
-        <w:rPr>
-          <w:lang w:val="fr-FR"/>
-        </w:rPr>
-        <w:t xml:space="preserve"> </w:t>
-      </w:r>
-      <w:r>
-        <w:rPr>
-          <w:lang w:val="fr-FR"/>
-        </w:rPr>
-        <w:t xml:space="preserve">la </w:t>
+        <w:t>traduction</w:t>
+      </w:r>
+      <w:r>
+        <w:rPr>
+          <w:lang w:val="fr-FR"/>
+        </w:rPr>
+        <w:t>, l’</w:t>
       </w:r>
       <w:r>
         <w:rPr>
           <w:rStyle w:val="lev"/>
           <w:lang w:val="fr-FR"/>
         </w:rPr>
-        <w:t>traduction</w:t>
+        <w:t>alignement</w:t>
       </w:r>
       <w:r>
         <w:rPr>
@@ -358,60 +535,47 @@
           <w:rStyle w:val="lev"/>
           <w:lang w:val="fr-FR"/>
         </w:rPr>
-        <w:t>alignement</w:t>
-      </w:r>
-      <w:r>
-        <w:rPr>
-          <w:lang w:val="fr-FR"/>
-        </w:rPr>
-        <w:t>, l’</w:t>
+        <w:t>apprentissage conjoint</w:t>
+      </w:r>
+      <w:r>
+        <w:rPr>
+          <w:lang w:val="fr-FR"/>
+        </w:rPr>
+        <w:t xml:space="preserve"> (</w:t>
+      </w:r>
+      <w:proofErr w:type="spellStart"/>
+      <w:r>
+        <w:rPr>
+          <w:rStyle w:val="Accentuation"/>
+          <w:lang w:val="fr-FR"/>
+        </w:rPr>
+        <w:t>co-learning</w:t>
+      </w:r>
+      <w:proofErr w:type="spellEnd"/>
+      <w:r>
+        <w:rPr>
+          <w:lang w:val="fr-FR"/>
+        </w:rPr>
+        <w:t xml:space="preserve">), le </w:t>
       </w:r>
       <w:r>
         <w:rPr>
           <w:rStyle w:val="lev"/>
           <w:lang w:val="fr-FR"/>
         </w:rPr>
-        <w:t>apprentissage conjoint</w:t>
-      </w:r>
-      <w:r>
-        <w:rPr>
-          <w:lang w:val="fr-FR"/>
-        </w:rPr>
-        <w:t xml:space="preserve"> (</w:t>
-      </w:r>
-      <w:proofErr w:type="spellStart"/>
-      <w:r>
-        <w:rPr>
-          <w:rStyle w:val="Accentuation"/>
-          <w:lang w:val="fr-FR"/>
-        </w:rPr>
-        <w:t>co-learning</w:t>
-      </w:r>
-      <w:proofErr w:type="spellEnd"/>
-      <w:r>
-        <w:rPr>
-          <w:lang w:val="fr-FR"/>
-        </w:rPr>
-        <w:t xml:space="preserve">), le </w:t>
+        <w:t>raisonnement</w:t>
+      </w:r>
+      <w:r>
+        <w:rPr>
+          <w:lang w:val="fr-FR"/>
+        </w:rPr>
+        <w:t xml:space="preserve">, la </w:t>
       </w:r>
       <w:r>
         <w:rPr>
           <w:rStyle w:val="lev"/>
           <w:lang w:val="fr-FR"/>
         </w:rPr>
-        <w:t>raisonnement</w:t>
-      </w:r>
-      <w:r>
-        <w:rPr>
-          <w:lang w:val="fr-FR"/>
-        </w:rPr>
-        <w:t xml:space="preserve">, la </w:t>
-      </w:r>
-      <w:r>
-        <w:rPr>
-          <w:rStyle w:val="lev"/>
-          <w:lang w:val="fr-FR"/>
-        </w:rPr>
         <w:t>génération</w:t>
       </w:r>
     </w:p>
@@ -426,6 +590,7 @@
           <w:noProof/>
           <w:lang w:val="fr-FR"/>
         </w:rPr>
+        <w:lastRenderedPageBreak/>
         <w:drawing>
           <wp:inline distT="0" distB="0" distL="0" distR="0" wp14:anchorId="1D6A3302" wp14:editId="6DE17901">
             <wp:extent cx="4906060" cy="2762636"/>
@@ -473,7 +638,6 @@
         <w:rPr>
           <w:lang w:val="fr-FR"/>
         </w:rPr>
-        <w:lastRenderedPageBreak/>
         <w:t xml:space="preserve">Il </w:t>
       </w:r>
       <w:proofErr w:type="spellStart"/>
@@ -754,6 +918,7 @@
           <w:noProof/>
           <w:lang w:val="fr-FR"/>
         </w:rPr>
+        <w:lastRenderedPageBreak/>
         <w:drawing>
           <wp:inline distT="0" distB="0" distL="0" distR="0" wp14:anchorId="680D01A7" wp14:editId="779F8F3D">
             <wp:extent cx="5760720" cy="2491105"/>
@@ -856,7 +1021,6 @@
           <w:u w:val="single"/>
           <w:lang w:val="fr-FR"/>
         </w:rPr>
-        <w:lastRenderedPageBreak/>
         <w:t>Late</w:t>
       </w:r>
       <w:proofErr w:type="spellEnd"/>
@@ -959,6 +1123,7 @@
           <w:noProof/>
           <w:lang w:val="fr-FR"/>
         </w:rPr>
+        <w:lastRenderedPageBreak/>
         <w:drawing>
           <wp:inline distT="0" distB="0" distL="0" distR="0" wp14:anchorId="28711290" wp14:editId="686B2439">
             <wp:extent cx="5760720" cy="2824480"/>
@@ -1140,6 +1305,7 @@
           <w14:ligatures w14:val="standardContextual"/>
         </w:rPr>
       </w:pPr>
+      <w:proofErr w:type="gramStart"/>
       <w:r>
         <w:rPr>
           <w:rFonts w:asciiTheme="minorHAnsi" w:eastAsiaTheme="minorHAnsi" w:hAnsiTheme="minorHAnsi" w:cstheme="minorBidi"/>
@@ -1147,7 +1313,17 @@
           <w:lang w:val="fr-FR" w:eastAsia="en-US"/>
           <w14:ligatures w14:val="standardContextual"/>
         </w:rPr>
-        <w:t>les CNN capturent bien l’</w:t>
+        <w:t>les</w:t>
+      </w:r>
+      <w:proofErr w:type="gramEnd"/>
+      <w:r>
+        <w:rPr>
+          <w:rFonts w:asciiTheme="minorHAnsi" w:eastAsiaTheme="minorHAnsi" w:hAnsiTheme="minorHAnsi" w:cstheme="minorBidi"/>
+          <w:kern w:val="2"/>
+          <w:lang w:val="fr-FR" w:eastAsia="en-US"/>
+          <w14:ligatures w14:val="standardContextual"/>
+        </w:rPr>
+        <w:t xml:space="preserve"> CNN capturent bien l’</w:t>
       </w:r>
       <w:r>
         <w:rPr>
@@ -1295,6 +1471,7 @@
         <w:t xml:space="preserve">Les domaines les plus représenter dans ce domaine sont la conduite autonome la santé </w:t>
       </w:r>
       <w:proofErr w:type="spellStart"/>
+      <w:proofErr w:type="gramStart"/>
       <w:r>
         <w:rPr>
           <w:lang w:val="fr-FR"/>
@@ -1306,7 +1483,14 @@
         <w:rPr>
           <w:lang w:val="fr-FR"/>
         </w:rPr>
-        <w:t xml:space="preserve">  que l’²analyse de sentiment. </w:t>
+        <w:t xml:space="preserve">  que</w:t>
+      </w:r>
+      <w:proofErr w:type="gramEnd"/>
+      <w:r>
+        <w:rPr>
+          <w:lang w:val="fr-FR"/>
+        </w:rPr>
+        <w:t xml:space="preserve"> l’²analyse de sentiment. </w:t>
       </w:r>
     </w:p>
     <w:p>
@@ -1321,14 +1505,7 @@
     </w:p>
     <w:p>
       <w:pPr>
-        <w:pStyle w:val="Paragraphedeliste"/>
-        <w:numPr>
-          <w:ilvl w:val="0"/>
-          <w:numId w:val="1"/>
-        </w:numPr>
-        <w:tabs>
-          <w:tab w:val="left" w:pos="6480"/>
-        </w:tabs>
+        <w:pStyle w:val="Titre1"/>
         <w:rPr>
           <w:lang w:val="fr-FR"/>
         </w:rPr>
@@ -1435,6 +1612,7 @@
           <w:noProof/>
           <w:lang w:val="fr-FR"/>
         </w:rPr>
+        <w:lastRenderedPageBreak/>
         <w:drawing>
           <wp:inline distT="0" distB="0" distL="0" distR="0" wp14:anchorId="2D67D867" wp14:editId="664D28E9">
             <wp:extent cx="5760720" cy="1809115"/>
@@ -1690,11 +1868,19 @@
         </w:rPr>
         <w:t xml:space="preserve">exemple </w:t>
       </w:r>
-      <w:r>
-        <w:rPr>
-          <w:lang w:val="fr-FR"/>
-        </w:rPr>
-        <w:t>cité l’approche</w:t>
+      <w:proofErr w:type="gramStart"/>
+      <w:r>
+        <w:rPr>
+          <w:lang w:val="fr-FR"/>
+        </w:rPr>
+        <w:t>cité</w:t>
+      </w:r>
+      <w:proofErr w:type="gramEnd"/>
+      <w:r>
+        <w:rPr>
+          <w:lang w:val="fr-FR"/>
+        </w:rPr>
+        <w:t xml:space="preserve"> l’approche</w:t>
       </w:r>
       <w:r>
         <w:rPr>
@@ -1726,8 +1912,51 @@
         <w:rPr>
           <w:lang w:val="fr-FR"/>
         </w:rPr>
-        <w:t xml:space="preserve"> [A1]ou le principe est de fusionner les features à  plusieurs moment de la pipeline pour données de nouvelles features qui vont évoluer </w:t>
-      </w:r>
+        <w:t xml:space="preserve"> [A</w:t>
+      </w:r>
+      <w:proofErr w:type="gramStart"/>
+      <w:r>
+        <w:rPr>
+          <w:lang w:val="fr-FR"/>
+        </w:rPr>
+        <w:t>1]ou</w:t>
+      </w:r>
+      <w:proofErr w:type="gramEnd"/>
+      <w:r>
+        <w:rPr>
+          <w:lang w:val="fr-FR"/>
+        </w:rPr>
+        <w:t xml:space="preserve"> le principe est de fusionner les features </w:t>
+      </w:r>
+      <w:proofErr w:type="gramStart"/>
+      <w:r>
+        <w:rPr>
+          <w:lang w:val="fr-FR"/>
+        </w:rPr>
+        <w:t>à  plusieurs</w:t>
+      </w:r>
+      <w:proofErr w:type="gramEnd"/>
+      <w:r>
+        <w:rPr>
+          <w:lang w:val="fr-FR"/>
+        </w:rPr>
+        <w:t xml:space="preserve"> moment de </w:t>
+      </w:r>
+      <w:proofErr w:type="gramStart"/>
+      <w:r>
+        <w:rPr>
+          <w:lang w:val="fr-FR"/>
+        </w:rPr>
+        <w:t>la pipeline</w:t>
+      </w:r>
+      <w:proofErr w:type="gramEnd"/>
+      <w:r>
+        <w:rPr>
+          <w:lang w:val="fr-FR"/>
+        </w:rPr>
+        <w:t xml:space="preserve"> pour données de nouvelles features qui vont évoluer </w:t>
+      </w:r>
+      <w:proofErr w:type="gramStart"/>
       <w:r>
         <w:rPr>
           <w:lang w:val="fr-FR"/>
@@ -1738,7 +1967,14 @@
         <w:rPr>
           <w:lang w:val="fr-FR"/>
         </w:rPr>
-        <w:t xml:space="preserve">  finalement les features </w:t>
+        <w:t xml:space="preserve">  finalement</w:t>
+      </w:r>
+      <w:proofErr w:type="gramEnd"/>
+      <w:r>
+        <w:rPr>
+          <w:lang w:val="fr-FR"/>
+        </w:rPr>
+        <w:t xml:space="preserve"> les features </w:t>
       </w:r>
       <w:r>
         <w:rPr>
@@ -1766,13 +2002,14 @@
         <w:rPr>
           <w:lang w:val="fr-FR"/>
         </w:rPr>
-        <w:t>(</w:t>
-      </w:r>
-      <w:r>
-        <w:rPr>
-          <w:lang w:val="fr-FR"/>
-        </w:rPr>
-        <w:t>[A1]</w:t>
+        <w:t>([A</w:t>
+      </w:r>
+      <w:proofErr w:type="gramStart"/>
+      <w:r>
+        <w:rPr>
+          <w:lang w:val="fr-FR"/>
+        </w:rPr>
+        <w:t>1]</w:t>
       </w:r>
       <w:r>
         <w:rPr>
@@ -1780,6 +2017,7 @@
         </w:rPr>
         <w:t>https://www.sciencedirect.com/science/article/abs/pii/S0957417423002919?via%3Dihub</w:t>
       </w:r>
+      <w:proofErr w:type="gramEnd"/>
       <w:r>
         <w:rPr>
           <w:lang w:val="fr-FR"/>
@@ -1789,21 +2027,1167 @@
     </w:p>
     <w:p>
       <w:pPr>
-        <w:pStyle w:val="Paragraphedeliste"/>
         <w:tabs>
           <w:tab w:val="left" w:pos="6480"/>
         </w:tabs>
         <w:rPr>
+          <w:lang w:val="fr-FR"/>
+        </w:rPr>
+      </w:pPr>
+      <w:r>
+        <w:rPr>
+          <w:lang w:val="fr-FR"/>
+        </w:rPr>
+        <w:t xml:space="preserve">Pour la </w:t>
+      </w:r>
+      <w:proofErr w:type="spellStart"/>
+      <w:r>
+        <w:rPr>
+          <w:lang w:val="fr-FR"/>
+        </w:rPr>
+        <w:t>Coordinated</w:t>
+      </w:r>
+      <w:proofErr w:type="spellEnd"/>
+      <w:r>
+        <w:rPr>
+          <w:lang w:val="fr-FR"/>
+        </w:rPr>
+        <w:t xml:space="preserve"> </w:t>
+      </w:r>
+      <w:proofErr w:type="spellStart"/>
+      <w:r>
+        <w:rPr>
+          <w:lang w:val="fr-FR"/>
+        </w:rPr>
+        <w:t>representatio</w:t>
+      </w:r>
+      <w:r>
+        <w:rPr>
+          <w:lang w:val="fr-FR"/>
+        </w:rPr>
+        <w:t>n</w:t>
+      </w:r>
+      <w:proofErr w:type="spellEnd"/>
+      <w:r>
+        <w:rPr>
+          <w:lang w:val="fr-FR"/>
+        </w:rPr>
+        <w:t xml:space="preserve"> c’est u</w:t>
+      </w:r>
+      <w:r>
+        <w:rPr>
+          <w:lang w:val="fr-FR"/>
+        </w:rPr>
+        <w:t xml:space="preserve">n peu </w:t>
+      </w:r>
+      <w:proofErr w:type="gramStart"/>
+      <w:r>
+        <w:rPr>
+          <w:lang w:val="fr-FR"/>
+        </w:rPr>
+        <w:t>différents</w:t>
+      </w:r>
+      <w:proofErr w:type="gramEnd"/>
+      <w:r>
+        <w:rPr>
+          <w:lang w:val="fr-FR"/>
+        </w:rPr>
+        <w:t xml:space="preserve">, l’objectif étant d’imposé des contraintes au différentes modalité pour orienter les features, il </w:t>
+      </w:r>
+      <w:r>
+        <w:rPr>
+          <w:lang w:val="fr-FR"/>
+        </w:rPr>
+        <w:t>n’y a</w:t>
+      </w:r>
+      <w:r>
+        <w:rPr>
+          <w:lang w:val="fr-FR"/>
+        </w:rPr>
+        <w:t xml:space="preserve"> pas forcément de </w:t>
+      </w:r>
+      <w:r>
+        <w:rPr>
+          <w:lang w:val="fr-FR"/>
+        </w:rPr>
+        <w:lastRenderedPageBreak/>
+        <w:t xml:space="preserve">fusion ou quand elle est effectuée elle est généralement </w:t>
+      </w:r>
+      <w:proofErr w:type="spellStart"/>
+      <w:r>
+        <w:rPr>
+          <w:lang w:val="fr-FR"/>
+        </w:rPr>
+        <w:t>late</w:t>
+      </w:r>
+      <w:proofErr w:type="spellEnd"/>
+      <w:r>
+        <w:rPr>
+          <w:lang w:val="fr-FR"/>
+        </w:rPr>
+        <w:t xml:space="preserve"> fusion. </w:t>
+      </w:r>
+      <w:r>
+        <w:rPr>
+          <w:lang w:val="fr-FR"/>
+        </w:rPr>
+        <w:t xml:space="preserve"> Les plus populaire des </w:t>
+      </w:r>
+      <w:proofErr w:type="spellStart"/>
+      <w:r>
+        <w:rPr>
+          <w:lang w:val="fr-FR"/>
+        </w:rPr>
+        <w:t>method</w:t>
+      </w:r>
+      <w:proofErr w:type="spellEnd"/>
+      <w:r>
+        <w:rPr>
+          <w:lang w:val="fr-FR"/>
+        </w:rPr>
+        <w:t xml:space="preserve"> </w:t>
+      </w:r>
+      <w:proofErr w:type="spellStart"/>
+      <w:r>
+        <w:rPr>
+          <w:lang w:val="fr-FR"/>
+        </w:rPr>
+        <w:t>coordinated</w:t>
+      </w:r>
+      <w:proofErr w:type="spellEnd"/>
+      <w:r>
+        <w:rPr>
+          <w:lang w:val="fr-FR"/>
+        </w:rPr>
+        <w:t xml:space="preserve"> sont la </w:t>
+      </w:r>
+      <w:r>
+        <w:rPr>
+          <w:highlight w:val="yellow"/>
+          <w:lang w:val="fr-FR"/>
+        </w:rPr>
+        <w:t>Cross-</w:t>
+      </w:r>
+      <w:proofErr w:type="spellStart"/>
+      <w:r>
+        <w:rPr>
+          <w:highlight w:val="yellow"/>
+          <w:lang w:val="fr-FR"/>
+        </w:rPr>
+        <w:t>modality</w:t>
+      </w:r>
+      <w:proofErr w:type="spellEnd"/>
+      <w:r>
+        <w:rPr>
+          <w:highlight w:val="yellow"/>
+          <w:lang w:val="fr-FR"/>
+        </w:rPr>
+        <w:t xml:space="preserve"> </w:t>
+      </w:r>
+      <w:proofErr w:type="spellStart"/>
+      <w:r>
+        <w:rPr>
+          <w:highlight w:val="yellow"/>
+          <w:lang w:val="fr-FR"/>
+        </w:rPr>
+        <w:t>similarity</w:t>
+      </w:r>
+      <w:proofErr w:type="spellEnd"/>
+      <w:r>
+        <w:rPr>
+          <w:lang w:val="fr-FR"/>
+        </w:rPr>
+        <w:t xml:space="preserve"> </w:t>
+      </w:r>
+      <w:r>
+        <w:rPr>
+          <w:lang w:val="fr-FR"/>
+        </w:rPr>
+        <w:t xml:space="preserve">et la </w:t>
+      </w:r>
+      <w:r>
+        <w:rPr>
+          <w:highlight w:val="yellow"/>
+          <w:lang w:val="fr-FR"/>
+        </w:rPr>
+        <w:t>Cross-</w:t>
+      </w:r>
+      <w:proofErr w:type="spellStart"/>
+      <w:r>
+        <w:rPr>
+          <w:highlight w:val="yellow"/>
+          <w:lang w:val="fr-FR"/>
+        </w:rPr>
+        <w:t>modality</w:t>
+      </w:r>
+      <w:proofErr w:type="spellEnd"/>
+      <w:r>
+        <w:rPr>
+          <w:highlight w:val="yellow"/>
+          <w:lang w:val="fr-FR"/>
+        </w:rPr>
+        <w:t xml:space="preserve"> </w:t>
+      </w:r>
+      <w:proofErr w:type="spellStart"/>
+      <w:r>
+        <w:rPr>
+          <w:highlight w:val="yellow"/>
+          <w:lang w:val="fr-FR"/>
+        </w:rPr>
+        <w:t>correlation</w:t>
+      </w:r>
+      <w:proofErr w:type="spellEnd"/>
+    </w:p>
+    <w:p>
+      <w:pPr>
+        <w:tabs>
+          <w:tab w:val="left" w:pos="6480"/>
+        </w:tabs>
+        <w:rPr>
+          <w:lang w:val="fr-FR"/>
+        </w:rPr>
+      </w:pPr>
+      <w:r>
+        <w:rPr>
+          <w:lang w:val="fr-FR"/>
+        </w:rPr>
+        <w:t xml:space="preserve">Dans le cas de la </w:t>
+      </w:r>
+      <w:r>
+        <w:rPr>
+          <w:highlight w:val="yellow"/>
+          <w:lang w:val="fr-FR"/>
+        </w:rPr>
+        <w:t>Cross-</w:t>
+      </w:r>
+      <w:proofErr w:type="spellStart"/>
+      <w:r>
+        <w:rPr>
+          <w:highlight w:val="yellow"/>
+          <w:lang w:val="fr-FR"/>
+        </w:rPr>
+        <w:t>modality</w:t>
+      </w:r>
+      <w:proofErr w:type="spellEnd"/>
+      <w:r>
+        <w:rPr>
+          <w:highlight w:val="yellow"/>
+          <w:lang w:val="fr-FR"/>
+        </w:rPr>
+        <w:t xml:space="preserve"> </w:t>
+      </w:r>
+      <w:proofErr w:type="spellStart"/>
+      <w:proofErr w:type="gramStart"/>
+      <w:r>
+        <w:rPr>
+          <w:highlight w:val="yellow"/>
+          <w:lang w:val="fr-FR"/>
+        </w:rPr>
+        <w:t>similarity</w:t>
+      </w:r>
+      <w:proofErr w:type="spellEnd"/>
+      <w:r>
+        <w:rPr>
+          <w:lang w:val="fr-FR"/>
+        </w:rPr>
+        <w:t xml:space="preserve">  cas</w:t>
+      </w:r>
+      <w:proofErr w:type="gramEnd"/>
+      <w:r>
+        <w:rPr>
+          <w:lang w:val="fr-FR"/>
+        </w:rPr>
+        <w:t xml:space="preserve"> d’usage : </w:t>
+      </w:r>
+      <w:r>
+        <w:rPr>
+          <w:lang w:val="fr-FR"/>
+        </w:rPr>
+        <w:t>Wu et al.</w:t>
+      </w:r>
+      <w:r>
+        <w:rPr>
+          <w:lang w:val="fr-FR"/>
+        </w:rPr>
+        <w:t xml:space="preserve"> </w:t>
+      </w:r>
+      <w:r>
+        <w:rPr>
+          <w:lang w:val="fr-FR"/>
+        </w:rPr>
+        <w:t>(</w:t>
+      </w:r>
+      <w:hyperlink r:id="rId15" w:history="1">
+        <w:r>
+          <w:rPr>
+            <w:rStyle w:val="Lienhypertexte"/>
+            <w:lang w:val="fr-FR"/>
+          </w:rPr>
+          <w:t>https://link.springer.com/article/10.1007/s11263-019-01290-1</w:t>
+        </w:r>
+      </w:hyperlink>
+      <w:r>
+        <w:rPr>
+          <w:lang w:val="fr-FR"/>
+        </w:rPr>
+        <w:t>)</w:t>
+      </w:r>
+    </w:p>
+    <w:p>
+      <w:pPr>
+        <w:tabs>
+          <w:tab w:val="left" w:pos="6480"/>
+        </w:tabs>
+        <w:rPr>
+          <w:lang w:val="fr-FR"/>
+        </w:rPr>
+      </w:pPr>
+      <w:r>
+        <w:rPr>
+          <w:lang w:val="fr-FR"/>
+        </w:rPr>
+        <w:t>Dans le cas de l</w:t>
+      </w:r>
+      <w:r>
+        <w:rPr>
+          <w:lang w:val="fr-FR"/>
+        </w:rPr>
+        <w:t>a Cross-</w:t>
+      </w:r>
+      <w:proofErr w:type="spellStart"/>
+      <w:r>
+        <w:rPr>
+          <w:lang w:val="fr-FR"/>
+        </w:rPr>
+        <w:t>modality</w:t>
+      </w:r>
+      <w:proofErr w:type="spellEnd"/>
+      <w:r>
+        <w:rPr>
+          <w:lang w:val="fr-FR"/>
+        </w:rPr>
+        <w:t xml:space="preserve"> </w:t>
+      </w:r>
+      <w:proofErr w:type="spellStart"/>
+      <w:r>
+        <w:rPr>
+          <w:lang w:val="fr-FR"/>
+        </w:rPr>
+        <w:t>correlation</w:t>
+      </w:r>
+      <w:proofErr w:type="spellEnd"/>
+      <w:r>
+        <w:rPr>
+          <w:lang w:val="fr-FR"/>
+        </w:rPr>
+        <w:t> cas d’usage :</w:t>
+      </w:r>
+      <w:r>
+        <w:rPr>
+          <w:lang w:val="fr-FR"/>
+        </w:rPr>
+        <w:t xml:space="preserve"> </w:t>
+      </w:r>
+      <w:r>
+        <w:rPr>
+          <w:lang w:val="fr-FR"/>
+        </w:rPr>
+        <w:t xml:space="preserve"> </w:t>
+      </w:r>
+      <w:r>
+        <w:rPr>
+          <w:lang w:val="fr-FR"/>
+        </w:rPr>
+        <w:t xml:space="preserve"> Cai et al.</w:t>
+      </w:r>
+    </w:p>
+    <w:p>
+      <w:pPr>
+        <w:tabs>
+          <w:tab w:val="left" w:pos="6480"/>
+        </w:tabs>
+        <w:rPr>
+          <w:lang w:val="fr-FR"/>
+        </w:rPr>
+      </w:pPr>
+      <w:r>
+        <w:rPr>
+          <w:lang w:val="fr-FR"/>
+        </w:rPr>
+        <w:t>https://ieeexplore.ieee.org/document/10553267/</w:t>
+      </w:r>
+    </w:p>
+    <w:p>
+      <w:pPr>
+        <w:tabs>
+          <w:tab w:val="left" w:pos="6480"/>
+        </w:tabs>
+        <w:rPr>
+          <w:lang w:val="fr-FR"/>
+        </w:rPr>
+      </w:pPr>
+    </w:p>
+    <w:p>
+      <w:pPr>
+        <w:tabs>
+          <w:tab w:val="left" w:pos="6480"/>
+        </w:tabs>
+        <w:rPr>
+          <w:lang w:val="fr-FR"/>
+        </w:rPr>
+      </w:pPr>
+    </w:p>
+    <w:p>
+      <w:pPr>
+        <w:tabs>
+          <w:tab w:val="left" w:pos="6480"/>
+        </w:tabs>
+        <w:rPr>
+          <w:lang w:val="fr-FR"/>
+        </w:rPr>
+      </w:pPr>
+      <w:r>
+        <w:rPr>
+          <w:lang w:val="fr-FR"/>
+        </w:rPr>
+        <w:t>Cas qui sont possiblement utile pour la suite :</w:t>
+      </w:r>
+    </w:p>
+    <w:p>
+      <w:pPr>
+        <w:tabs>
+          <w:tab w:val="left" w:pos="6480"/>
+        </w:tabs>
+        <w:rPr>
+          <w:lang w:val="fr-FR"/>
+        </w:rPr>
+      </w:pPr>
+      <w:r>
+        <w:rPr>
+          <w:lang w:val="fr-FR"/>
+        </w:rPr>
+        <w:drawing>
+          <wp:inline distT="0" distB="0" distL="0" distR="0" wp14:anchorId="52C3C290" wp14:editId="736A3742">
+            <wp:extent cx="5760720" cy="1514475"/>
+            <wp:effectExtent l="0" t="0" r="0" b="9525"/>
+            <wp:docPr id="1714446961" name="Image 1"/>
+            <wp:cNvGraphicFramePr>
+              <a:graphicFrameLocks xmlns:a="http://schemas.openxmlformats.org/drawingml/2006/main" noChangeAspect="1"/>
+            </wp:cNvGraphicFramePr>
+            <a:graphic xmlns:a="http://schemas.openxmlformats.org/drawingml/2006/main">
+              <a:graphicData uri="http://schemas.openxmlformats.org/drawingml/2006/picture">
+                <pic:pic xmlns:pic="http://schemas.openxmlformats.org/drawingml/2006/picture">
+                  <pic:nvPicPr>
+                    <pic:cNvPr id="1714446961" name=""/>
+                    <pic:cNvPicPr/>
+                  </pic:nvPicPr>
+                  <pic:blipFill>
+                    <a:blip r:embed="rId16"/>
+                    <a:stretch>
+                      <a:fillRect/>
+                    </a:stretch>
+                  </pic:blipFill>
+                  <pic:spPr>
+                    <a:xfrm>
+                      <a:off x="0" y="0"/>
+                      <a:ext cx="5760720" cy="1514475"/>
+                    </a:xfrm>
+                    <a:prstGeom prst="rect">
+                      <a:avLst/>
+                    </a:prstGeom>
+                  </pic:spPr>
+                </pic:pic>
+              </a:graphicData>
+            </a:graphic>
+          </wp:inline>
+        </w:drawing>
+      </w:r>
+    </w:p>
+    <w:p>
+      <w:pPr>
+        <w:tabs>
+          <w:tab w:val="left" w:pos="6480"/>
+        </w:tabs>
+        <w:rPr>
+          <w:lang w:val="fr-FR"/>
+        </w:rPr>
+      </w:pPr>
+      <w:hyperlink r:id="rId17" w:history="1">
+        <w:r>
+          <w:rPr>
+            <w:rStyle w:val="Lienhypertexte"/>
+            <w:lang w:val="fr-FR"/>
+          </w:rPr>
+          <w:t>https://doi.org/10.1016/j.patcog.2023.110086</w:t>
+        </w:r>
+      </w:hyperlink>
+    </w:p>
+    <w:p>
+      <w:pPr>
+        <w:tabs>
+          <w:tab w:val="left" w:pos="6480"/>
+        </w:tabs>
+        <w:rPr>
+          <w:lang w:val="fr-FR"/>
+        </w:rPr>
+      </w:pPr>
+      <w:r>
+        <w:rPr>
+          <w:lang w:val="fr-FR"/>
+        </w:rPr>
+        <w:drawing>
+          <wp:inline distT="0" distB="0" distL="0" distR="0" wp14:anchorId="7B7CF781" wp14:editId="0F530CF0">
+            <wp:extent cx="5760720" cy="916305"/>
+            <wp:effectExtent l="0" t="0" r="0" b="0"/>
+            <wp:docPr id="786440259" name="Image 1"/>
+            <wp:cNvGraphicFramePr>
+              <a:graphicFrameLocks xmlns:a="http://schemas.openxmlformats.org/drawingml/2006/main" noChangeAspect="1"/>
+            </wp:cNvGraphicFramePr>
+            <a:graphic xmlns:a="http://schemas.openxmlformats.org/drawingml/2006/main">
+              <a:graphicData uri="http://schemas.openxmlformats.org/drawingml/2006/picture">
+                <pic:pic xmlns:pic="http://schemas.openxmlformats.org/drawingml/2006/picture">
+                  <pic:nvPicPr>
+                    <pic:cNvPr id="786440259" name=""/>
+                    <pic:cNvPicPr/>
+                  </pic:nvPicPr>
+                  <pic:blipFill>
+                    <a:blip r:embed="rId18"/>
+                    <a:stretch>
+                      <a:fillRect/>
+                    </a:stretch>
+                  </pic:blipFill>
+                  <pic:spPr>
+                    <a:xfrm>
+                      <a:off x="0" y="0"/>
+                      <a:ext cx="5760720" cy="916305"/>
+                    </a:xfrm>
+                    <a:prstGeom prst="rect">
+                      <a:avLst/>
+                    </a:prstGeom>
+                  </pic:spPr>
+                </pic:pic>
+              </a:graphicData>
+            </a:graphic>
+          </wp:inline>
+        </w:drawing>
+      </w:r>
+    </w:p>
+    <w:p>
+      <w:pPr>
+        <w:tabs>
+          <w:tab w:val="left" w:pos="6480"/>
+        </w:tabs>
+        <w:rPr>
+          <w:lang w:val="fr-FR"/>
+        </w:rPr>
+      </w:pPr>
+      <w:hyperlink r:id="rId19" w:history="1">
+        <w:r>
+          <w:rPr>
+            <w:rStyle w:val="Lienhypertexte"/>
+            <w:lang w:val="fr-FR"/>
+          </w:rPr>
+          <w:t>https://link.springer.com/article/10.1007/s00530-022-01038-x</w:t>
+        </w:r>
+      </w:hyperlink>
+    </w:p>
+    <w:p>
+      <w:pPr>
+        <w:tabs>
+          <w:tab w:val="left" w:pos="6480"/>
+        </w:tabs>
+        <w:rPr>
+          <w:lang w:val="fr-FR"/>
+        </w:rPr>
+      </w:pPr>
+    </w:p>
+    <w:p>
+      <w:pPr>
+        <w:pStyle w:val="Titre1"/>
+        <w:rPr>
+          <w:lang w:val="fr-FR"/>
+        </w:rPr>
+      </w:pPr>
+      <w:r>
+        <w:rPr>
+          <w:lang w:val="fr-FR"/>
+        </w:rPr>
+        <w:t>Data Translation :</w:t>
+      </w:r>
+    </w:p>
+    <w:p>
+      <w:pPr>
+        <w:tabs>
+          <w:tab w:val="left" w:pos="6480"/>
+        </w:tabs>
+        <w:rPr>
+          <w:lang w:val="fr-FR"/>
+        </w:rPr>
+      </w:pPr>
+      <w:r>
+        <w:rPr>
+          <w:lang w:val="fr-FR"/>
+        </w:rPr>
+        <w:t xml:space="preserve">La data translation est une méthode qui permet à certaines modalités de compléter d’autres modalités, grâce à des techniques comme les réseaux de neurones, les modèles graphiques ou les </w:t>
+      </w:r>
+      <w:proofErr w:type="spellStart"/>
+      <w:r>
+        <w:rPr>
+          <w:lang w:val="fr-FR"/>
+        </w:rPr>
+        <w:t>GANs</w:t>
+      </w:r>
+      <w:proofErr w:type="spellEnd"/>
+      <w:r>
+        <w:rPr>
+          <w:lang w:val="fr-FR"/>
+        </w:rPr>
+        <w:t>.</w:t>
+      </w:r>
+      <w:r>
+        <w:rPr>
+          <w:lang w:val="fr-FR"/>
+        </w:rPr>
+        <w:t xml:space="preserve"> </w:t>
+      </w:r>
+    </w:p>
+    <w:p>
+      <w:pPr>
+        <w:tabs>
+          <w:tab w:val="left" w:pos="6480"/>
+        </w:tabs>
+        <w:rPr>
+          <w:lang w:val="fr-FR"/>
+        </w:rPr>
+      </w:pPr>
+      <w:r>
+        <w:rPr>
+          <w:lang w:val="fr-FR"/>
+        </w:rPr>
+        <w:t xml:space="preserve">Les </w:t>
+      </w:r>
+      <w:r>
+        <w:rPr>
+          <w:lang w:val="fr-FR"/>
+        </w:rPr>
+        <w:t>réseaux de</w:t>
+      </w:r>
+      <w:r>
+        <w:rPr>
+          <w:lang w:val="fr-FR"/>
+        </w:rPr>
+        <w:t xml:space="preserve"> neurones sont plus largement utilisé</w:t>
+      </w:r>
+      <w:r>
+        <w:rPr>
+          <w:lang w:val="fr-FR"/>
+        </w:rPr>
+        <w:t>s dû</w:t>
+      </w:r>
+      <w:r>
+        <w:rPr>
+          <w:lang w:val="fr-FR"/>
+        </w:rPr>
+        <w:t xml:space="preserve"> à </w:t>
+      </w:r>
+      <w:r>
+        <w:rPr>
+          <w:lang w:val="fr-FR"/>
+        </w:rPr>
+        <w:t>leurs facultés</w:t>
+      </w:r>
+      <w:r>
+        <w:rPr>
+          <w:lang w:val="fr-FR"/>
+        </w:rPr>
+        <w:t xml:space="preserve"> d’apprentissage. </w:t>
+      </w:r>
+      <w:r>
+        <w:rPr>
+          <w:highlight w:val="yellow"/>
+          <w:lang w:val="fr-FR"/>
+        </w:rPr>
+        <w:t>Cette méthode prend les données multimodales en entrée dans le réseau de neurones et projette les différentes modalités dans un même espace sémantique.</w:t>
+      </w:r>
+      <w:r>
+        <w:rPr>
+          <w:lang w:val="fr-FR"/>
+        </w:rPr>
+        <w:t xml:space="preserve"> </w:t>
+      </w:r>
+      <w:r>
+        <w:rPr>
+          <w:highlight w:val="red"/>
+          <w:lang w:val="fr-FR"/>
+        </w:rPr>
+        <w:t>Plagiat Traduction mot pour mot</w:t>
+      </w:r>
+      <w:r>
+        <w:rPr>
+          <w:lang w:val="fr-FR"/>
+        </w:rPr>
+        <w:t>.</w:t>
+      </w:r>
+    </w:p>
+    <w:p>
+      <w:pPr>
+        <w:tabs>
+          <w:tab w:val="left" w:pos="6480"/>
+        </w:tabs>
+        <w:rPr>
+          <w:lang w:val="fr-FR"/>
+        </w:rPr>
+      </w:pPr>
+      <w:r>
+        <w:rPr>
+          <w:lang w:val="fr-FR"/>
+        </w:rPr>
+        <w:lastRenderedPageBreak/>
+        <w:t xml:space="preserve">Pour les </w:t>
+      </w:r>
+      <w:proofErr w:type="spellStart"/>
+      <w:r>
+        <w:rPr>
+          <w:lang w:val="fr-FR"/>
+        </w:rPr>
+        <w:t>graphical</w:t>
+      </w:r>
+      <w:proofErr w:type="spellEnd"/>
+      <w:r>
+        <w:rPr>
+          <w:lang w:val="fr-FR"/>
+        </w:rPr>
+        <w:t xml:space="preserve"> model, </w:t>
+      </w:r>
+    </w:p>
+    <w:p>
+      <w:pPr>
+        <w:tabs>
+          <w:tab w:val="left" w:pos="6480"/>
+        </w:tabs>
+        <w:rPr>
+          <w:lang w:val="fr-FR"/>
+        </w:rPr>
+      </w:pPr>
+    </w:p>
+    <w:p>
+      <w:pPr>
+        <w:tabs>
+          <w:tab w:val="left" w:pos="6480"/>
+        </w:tabs>
+        <w:rPr>
+          <w:lang w:val="fr-FR"/>
+        </w:rPr>
+      </w:pPr>
+      <w:r>
+        <w:rPr>
+          <w:lang w:val="fr-FR"/>
+        </w:rPr>
+        <w:t xml:space="preserve">La </w:t>
+      </w:r>
+      <w:proofErr w:type="spellStart"/>
+      <w:r>
+        <w:rPr>
+          <w:lang w:val="fr-FR"/>
+        </w:rPr>
+        <w:t>generative</w:t>
+      </w:r>
+      <w:proofErr w:type="spellEnd"/>
+      <w:r>
+        <w:rPr>
+          <w:lang w:val="fr-FR"/>
+        </w:rPr>
+        <w:t xml:space="preserve"> </w:t>
+      </w:r>
+      <w:proofErr w:type="spellStart"/>
+      <w:r>
+        <w:rPr>
+          <w:lang w:val="fr-FR"/>
+        </w:rPr>
+        <w:t>adversarial</w:t>
+      </w:r>
+      <w:proofErr w:type="spellEnd"/>
+      <w:r>
+        <w:rPr>
+          <w:lang w:val="fr-FR"/>
+        </w:rPr>
+        <w:t xml:space="preserve"> network</w:t>
+      </w:r>
+      <w:r>
+        <w:rPr>
+          <w:lang w:val="fr-FR"/>
+        </w:rPr>
+        <w:t xml:space="preserve"> </w:t>
+      </w:r>
+      <w:r>
+        <w:rPr>
+          <w:lang w:val="fr-FR"/>
+        </w:rPr>
+        <w:t>est une</w:t>
+      </w:r>
+      <w:r>
+        <w:rPr>
+          <w:lang w:val="fr-FR"/>
+        </w:rPr>
+        <w:t xml:space="preserve"> méthode de translation qui émerge, toujours basé sur le générateur et les discriminant, le générateur est responsable de la </w:t>
+      </w:r>
+      <w:r>
+        <w:rPr>
+          <w:rFonts w:ascii="Arial" w:hAnsi="Arial" w:cs="Arial"/>
+          <w:color w:val="1F1F1F"/>
+          <w:sz w:val="21"/>
+          <w:szCs w:val="21"/>
+          <w:shd w:val="clear" w:color="auto" w:fill="FFFFFF"/>
+          <w:lang w:val="fr-FR"/>
+        </w:rPr>
+        <w:t>représentation</w:t>
+      </w:r>
+      <w:r>
+        <w:rPr>
+          <w:rFonts w:ascii="Arial" w:hAnsi="Arial" w:cs="Arial"/>
+          <w:color w:val="1F1F1F"/>
+          <w:sz w:val="21"/>
+          <w:szCs w:val="21"/>
+          <w:shd w:val="clear" w:color="auto" w:fill="FFFFFF"/>
+          <w:lang w:val="fr-FR"/>
+        </w:rPr>
+        <w:t xml:space="preserve"> des différentes modalités dans l’espace sémantique. </w:t>
+      </w:r>
+      <w:r>
+        <w:rPr>
+          <w:rFonts w:ascii="Arial" w:hAnsi="Arial" w:cs="Arial"/>
+          <w:color w:val="1F1F1F"/>
+          <w:sz w:val="21"/>
+          <w:szCs w:val="21"/>
+          <w:shd w:val="clear" w:color="auto" w:fill="FFFFFF"/>
+          <w:lang w:val="fr-FR"/>
+        </w:rPr>
+        <w:t xml:space="preserve">Le discriminant </w:t>
+      </w:r>
+      <w:proofErr w:type="gramStart"/>
+      <w:r>
+        <w:rPr>
+          <w:rFonts w:ascii="Arial" w:hAnsi="Arial" w:cs="Arial"/>
+          <w:color w:val="1F1F1F"/>
+          <w:sz w:val="21"/>
+          <w:szCs w:val="21"/>
+          <w:shd w:val="clear" w:color="auto" w:fill="FFFFFF"/>
+          <w:lang w:val="fr-FR"/>
+        </w:rPr>
+        <w:t>quand</w:t>
+      </w:r>
+      <w:proofErr w:type="gramEnd"/>
+      <w:r>
+        <w:rPr>
+          <w:rFonts w:ascii="Arial" w:hAnsi="Arial" w:cs="Arial"/>
+          <w:color w:val="1F1F1F"/>
+          <w:sz w:val="21"/>
+          <w:szCs w:val="21"/>
+          <w:shd w:val="clear" w:color="auto" w:fill="FFFFFF"/>
+          <w:lang w:val="fr-FR"/>
+        </w:rPr>
+        <w:t xml:space="preserve"> à la va juger du </w:t>
+      </w:r>
+      <w:r>
+        <w:rPr>
+          <w:rFonts w:ascii="Arial" w:hAnsi="Arial" w:cs="Arial"/>
+          <w:color w:val="1F1F1F"/>
+          <w:sz w:val="21"/>
+          <w:szCs w:val="21"/>
+          <w:shd w:val="clear" w:color="auto" w:fill="FFFFFF"/>
+          <w:lang w:val="fr-FR"/>
+        </w:rPr>
+        <w:t>niveau de</w:t>
+      </w:r>
+      <w:r>
+        <w:rPr>
+          <w:rFonts w:ascii="Arial" w:hAnsi="Arial" w:cs="Arial"/>
+          <w:color w:val="1F1F1F"/>
+          <w:sz w:val="21"/>
+          <w:szCs w:val="21"/>
+          <w:shd w:val="clear" w:color="auto" w:fill="FFFFFF"/>
+          <w:lang w:val="fr-FR"/>
+        </w:rPr>
+        <w:t xml:space="preserve"> précision des données généré. </w:t>
+      </w:r>
+    </w:p>
+    <w:p>
+      <w:pPr>
+        <w:tabs>
+          <w:tab w:val="left" w:pos="6480"/>
+        </w:tabs>
+        <w:rPr>
+          <w:lang w:val="fr-FR"/>
+        </w:rPr>
+      </w:pPr>
+    </w:p>
+    <w:p>
+      <w:pPr>
+        <w:pStyle w:val="Titre1"/>
+        <w:rPr>
+          <w:lang w:val="fr-FR"/>
+        </w:rPr>
+      </w:pPr>
+      <w:r>
+        <w:rPr>
+          <w:lang w:val="fr-FR"/>
+        </w:rPr>
+        <w:t xml:space="preserve">Data </w:t>
+      </w:r>
+      <w:proofErr w:type="spellStart"/>
+      <w:proofErr w:type="gramStart"/>
+      <w:r>
+        <w:rPr>
+          <w:lang w:val="fr-FR"/>
+        </w:rPr>
+        <w:t>Alignment</w:t>
+      </w:r>
+      <w:proofErr w:type="spellEnd"/>
+      <w:r>
+        <w:rPr>
+          <w:lang w:val="fr-FR"/>
+        </w:rPr>
+        <w:t>:</w:t>
+      </w:r>
+      <w:proofErr w:type="gramEnd"/>
+    </w:p>
+    <w:p>
+      <w:pPr>
+        <w:pStyle w:val="Titre1"/>
+        <w:rPr>
+          <w:lang w:val="fr-FR"/>
+        </w:rPr>
+      </w:pPr>
+      <w:r>
+        <w:rPr>
+          <w:lang w:val="fr-FR"/>
+        </w:rPr>
+        <w:t>Glossaire :</w:t>
+      </w:r>
+    </w:p>
+    <w:p>
+      <w:pPr>
+        <w:tabs>
+          <w:tab w:val="left" w:pos="6480"/>
+        </w:tabs>
+        <w:rPr>
+          <w:lang w:val="fr-FR"/>
+        </w:rPr>
+      </w:pPr>
+    </w:p>
+    <w:p>
+      <w:pPr>
+        <w:rPr>
           <w:b/>
           <w:bCs/>
-          <w:u w:val="single"/>
-          <w:lang w:val="fr-FR"/>
-        </w:rPr>
-      </w:pPr>
-    </w:p>
-    <w:p>
-      <w:pPr>
-        <w:pStyle w:val="Paragraphedeliste"/>
+          <w:lang w:val="fr-FR"/>
+        </w:rPr>
+      </w:pPr>
+      <w:r>
+        <w:rPr>
+          <w:b/>
+          <w:bCs/>
+          <w:lang w:val="fr-FR"/>
+        </w:rPr>
+        <w:t>Propagation</w:t>
+      </w:r>
+      <w:r>
+        <w:rPr>
+          <w:b/>
+          <w:bCs/>
+          <w:lang w:val="fr-FR"/>
+        </w:rPr>
+        <w:t> :</w:t>
+      </w:r>
+    </w:p>
+    <w:p>
+      <w:pPr>
+        <w:pStyle w:val="NormalWeb"/>
+        <w:rPr>
+          <w:lang w:val="fr-FR"/>
+        </w:rPr>
+      </w:pPr>
+      <w:r>
+        <w:rPr>
+          <w:lang w:val="fr-FR"/>
+        </w:rPr>
+        <w:t xml:space="preserve">Dans un </w:t>
+      </w:r>
+      <w:r>
+        <w:rPr>
+          <w:rStyle w:val="lev"/>
+          <w:rFonts w:eastAsiaTheme="majorEastAsia"/>
+          <w:lang w:val="fr-FR"/>
+        </w:rPr>
+        <w:t>modèle graphique</w:t>
+      </w:r>
+      <w:r>
+        <w:rPr>
+          <w:lang w:val="fr-FR"/>
+        </w:rPr>
+        <w:t xml:space="preserve"> (où les données sont représentées comme un graphe : des nœuds reliés par des arêtes), la </w:t>
+      </w:r>
+      <w:r>
+        <w:rPr>
+          <w:rStyle w:val="Accentuation"/>
+          <w:rFonts w:eastAsiaTheme="majorEastAsia"/>
+          <w:lang w:val="fr-FR"/>
+        </w:rPr>
+        <w:t>propagation</w:t>
+      </w:r>
+      <w:r>
+        <w:rPr>
+          <w:lang w:val="fr-FR"/>
+        </w:rPr>
+        <w:t xml:space="preserve"> c’est le fait que l’information d’un nœud puisse circuler vers ses voisins.</w:t>
+      </w:r>
+    </w:p>
+    <w:p>
+      <w:pPr>
+        <w:rPr>
+          <w:b/>
+          <w:bCs/>
+          <w:lang w:val="fr-FR"/>
+        </w:rPr>
+      </w:pPr>
+      <w:r>
+        <w:rPr>
+          <w:b/>
+          <w:bCs/>
+          <w:lang w:val="fr-FR"/>
+        </w:rPr>
+        <w:t>Agrégation</w:t>
+      </w:r>
+      <w:r>
+        <w:rPr>
+          <w:b/>
+          <w:bCs/>
+          <w:lang w:val="fr-FR"/>
+        </w:rPr>
+        <w:t> :</w:t>
+      </w:r>
+    </w:p>
+    <w:p>
+      <w:pPr>
+        <w:pStyle w:val="NormalWeb"/>
+        <w:rPr>
+          <w:lang w:val="fr-FR"/>
+        </w:rPr>
+      </w:pPr>
+      <w:r>
+        <w:rPr>
+          <w:lang w:val="fr-FR"/>
+        </w:rPr>
+        <w:t>L’</w:t>
+      </w:r>
+      <w:r>
+        <w:rPr>
+          <w:rStyle w:val="Accentuation"/>
+          <w:rFonts w:eastAsiaTheme="majorEastAsia"/>
+          <w:lang w:val="fr-FR"/>
+        </w:rPr>
+        <w:t>agrégation</w:t>
+      </w:r>
+      <w:r>
+        <w:rPr>
+          <w:lang w:val="fr-FR"/>
+        </w:rPr>
+        <w:t xml:space="preserve"> c’est l’opération qui combine les informations reçues de plusieurs voisins.</w:t>
+      </w:r>
+    </w:p>
+    <w:p>
+      <w:pPr>
+        <w:pStyle w:val="NormalWeb"/>
+        <w:rPr>
+          <w:lang w:val="fr-FR"/>
+        </w:rPr>
+      </w:pPr>
+      <w:r>
+        <w:rPr>
+          <w:lang w:val="fr-FR"/>
+        </w:rPr>
+        <w:t>Alignement des Modalité :</w:t>
+      </w:r>
+    </w:p>
+    <w:p>
+      <w:pPr>
+        <w:pStyle w:val="NormalWeb"/>
+        <w:rPr>
+          <w:lang w:val="fr-FR"/>
+        </w:rPr>
+      </w:pPr>
+      <w:r>
+        <w:rPr>
+          <w:lang w:val="fr-FR"/>
+        </w:rPr>
+        <w:t xml:space="preserve">Quand </w:t>
+      </w:r>
+      <w:r>
+        <w:rPr>
+          <w:lang w:val="fr-FR"/>
+        </w:rPr>
+        <w:t xml:space="preserve">cos </w:t>
+      </w:r>
+      <w:r>
+        <w:t>θ</w:t>
+      </w:r>
+      <w:r>
+        <w:rPr>
+          <w:lang w:val="fr-FR"/>
+        </w:rPr>
+        <w:t xml:space="preserve"> </w:t>
+      </w:r>
+      <w:proofErr w:type="gramStart"/>
+      <w:r>
+        <w:rPr>
+          <w:lang w:val="fr-FR"/>
+        </w:rPr>
+        <w:t>est  p</w:t>
+      </w:r>
+      <w:r>
+        <w:rPr>
+          <w:lang w:val="fr-FR"/>
+        </w:rPr>
+        <w:t>roche</w:t>
+      </w:r>
+      <w:proofErr w:type="gramEnd"/>
+      <w:r>
+        <w:rPr>
+          <w:lang w:val="fr-FR"/>
+        </w:rPr>
+        <w:t xml:space="preserve"> de 1 </w:t>
+      </w:r>
+    </w:p>
+    <w:p>
+      <w:pPr>
+        <w:pStyle w:val="NormalWeb"/>
+        <w:rPr>
+          <w:lang w:val="fr-FR"/>
+        </w:rPr>
+      </w:pPr>
+    </w:p>
+    <w:p>
+      <w:pPr>
+        <w:tabs>
+          <w:tab w:val="left" w:pos="6480"/>
+        </w:tabs>
+        <w:rPr>
+          <w:lang w:val="fr-FR"/>
+        </w:rPr>
+      </w:pPr>
+    </w:p>
+    <w:p>
+      <w:pPr>
+        <w:tabs>
+          <w:tab w:val="left" w:pos="6480"/>
+        </w:tabs>
+        <w:rPr>
+          <w:lang w:val="fr-FR"/>
+        </w:rPr>
+      </w:pPr>
+    </w:p>
+    <w:p>
+      <w:pPr>
         <w:tabs>
           <w:tab w:val="left" w:pos="6480"/>
         </w:tabs>
@@ -3023,7 +4407,7 @@
     <w:link w:val="Titre1Car"/>
     <w:uiPriority w:val="9"/>
     <w:qFormat/>
-    <w:rsid w:val="00CB79EC"/>
+    <w:rsid w:val="00E62809"/>
     <w:pPr>
       <w:keepNext/>
       <w:keepLines/>
@@ -3032,9 +4416,11 @@
     </w:pPr>
     <w:rPr>
       <w:rFonts w:asciiTheme="majorHAnsi" w:eastAsiaTheme="majorEastAsia" w:hAnsiTheme="majorHAnsi" w:cstheme="majorBidi"/>
-      <w:color w:val="0F4761" w:themeColor="accent1" w:themeShade="BF"/>
+      <w:b/>
+      <w:color w:val="000000" w:themeColor="text1"/>
       <w:sz w:val="40"/>
       <w:szCs w:val="40"/>
+      <w:u w:val="single"/>
     </w:rPr>
   </w:style>
   <w:style w:type="paragraph" w:styleId="Titre2">
@@ -3247,12 +4633,14 @@
     <w:basedOn w:val="Policepardfaut"/>
     <w:link w:val="Titre1"/>
     <w:uiPriority w:val="9"/>
-    <w:rsid w:val="00CB79EC"/>
+    <w:rsid w:val="00E62809"/>
     <w:rPr>
       <w:rFonts w:asciiTheme="majorHAnsi" w:eastAsiaTheme="majorEastAsia" w:hAnsiTheme="majorHAnsi" w:cstheme="majorBidi"/>
-      <w:color w:val="0F4761" w:themeColor="accent1" w:themeShade="BF"/>
+      <w:b/>
+      <w:color w:val="000000" w:themeColor="text1"/>
       <w:sz w:val="40"/>
       <w:szCs w:val="40"/>
+      <w:u w:val="single"/>
     </w:rPr>
   </w:style>
   <w:style w:type="character" w:customStyle="1" w:styleId="Titre2Car">

--- a/Etat de l'art/Multomodal-Fusion.docx
+++ b/Etat de l'art/Multomodal-Fusion.docx
@@ -2059,13 +2059,7 @@
         <w:rPr>
           <w:lang w:val="fr-FR"/>
         </w:rPr>
-        <w:t>representatio</w:t>
-      </w:r>
-      <w:r>
-        <w:rPr>
-          <w:lang w:val="fr-FR"/>
-        </w:rPr>
-        <w:t>n</w:t>
+        <w:t>representation</w:t>
       </w:r>
       <w:proofErr w:type="spellEnd"/>
       <w:r>
@@ -2197,13 +2191,7 @@
         <w:rPr>
           <w:lang w:val="fr-FR"/>
         </w:rPr>
-        <w:t xml:space="preserve"> </w:t>
-      </w:r>
-      <w:r>
-        <w:rPr>
-          <w:lang w:val="fr-FR"/>
-        </w:rPr>
-        <w:t xml:space="preserve">et la </w:t>
+        <w:t xml:space="preserve"> et la </w:t>
       </w:r>
       <w:r>
         <w:rPr>
@@ -2464,6 +2452,7 @@
       </w:pPr>
       <w:r>
         <w:rPr>
+          <w:noProof/>
           <w:lang w:val="fr-FR"/>
         </w:rPr>
         <w:drawing>
@@ -2533,6 +2522,7 @@
       </w:pPr>
       <w:r>
         <w:rPr>
+          <w:noProof/>
           <w:lang w:val="fr-FR"/>
         </w:rPr>
         <w:drawing>
@@ -2811,13 +2801,7 @@
         <w:rPr>
           <w:lang w:val="fr-FR"/>
         </w:rPr>
-        <w:t xml:space="preserve"> network</w:t>
-      </w:r>
-      <w:r>
-        <w:rPr>
-          <w:lang w:val="fr-FR"/>
-        </w:rPr>
-        <w:t xml:space="preserve"> </w:t>
+        <w:t xml:space="preserve"> network </w:t>
       </w:r>
       <w:r>
         <w:rPr>
@@ -2864,7 +2848,6 @@
         </w:rPr>
         <w:t xml:space="preserve">Le discriminant </w:t>
       </w:r>
-      <w:proofErr w:type="gramStart"/>
       <w:r>
         <w:rPr>
           <w:rFonts w:ascii="Arial" w:hAnsi="Arial" w:cs="Arial"/>
@@ -2874,9 +2857,8 @@
           <w:shd w:val="clear" w:color="auto" w:fill="FFFFFF"/>
           <w:lang w:val="fr-FR"/>
         </w:rPr>
-        <w:t>quand</w:t>
-      </w:r>
-      <w:proofErr w:type="gramEnd"/>
+        <w:t>quant</w:t>
+      </w:r>
       <w:r>
         <w:rPr>
           <w:rFonts w:ascii="Arial" w:hAnsi="Arial" w:cs="Arial"/>
@@ -2886,7 +2868,7 @@
           <w:shd w:val="clear" w:color="auto" w:fill="FFFFFF"/>
           <w:lang w:val="fr-FR"/>
         </w:rPr>
-        <w:t xml:space="preserve"> à la va juger du </w:t>
+        <w:t xml:space="preserve"> à l</w:t>
       </w:r>
       <w:r>
         <w:rPr>
@@ -2897,7 +2879,7 @@
           <w:shd w:val="clear" w:color="auto" w:fill="FFFFFF"/>
           <w:lang w:val="fr-FR"/>
         </w:rPr>
-        <w:t>niveau de</w:t>
+        <w:t>ui</w:t>
       </w:r>
       <w:r>
         <w:rPr>
@@ -2908,6 +2890,28 @@
           <w:shd w:val="clear" w:color="auto" w:fill="FFFFFF"/>
           <w:lang w:val="fr-FR"/>
         </w:rPr>
+        <w:t xml:space="preserve"> va juger du </w:t>
+      </w:r>
+      <w:r>
+        <w:rPr>
+          <w:rFonts w:ascii="Arial" w:hAnsi="Arial" w:cs="Arial"/>
+          <w:color w:val="1F1F1F"/>
+          <w:sz w:val="21"/>
+          <w:szCs w:val="21"/>
+          <w:shd w:val="clear" w:color="auto" w:fill="FFFFFF"/>
+          <w:lang w:val="fr-FR"/>
+        </w:rPr>
+        <w:t>niveau de</w:t>
+      </w:r>
+      <w:r>
+        <w:rPr>
+          <w:rFonts w:ascii="Arial" w:hAnsi="Arial" w:cs="Arial"/>
+          <w:color w:val="1F1F1F"/>
+          <w:sz w:val="21"/>
+          <w:szCs w:val="21"/>
+          <w:shd w:val="clear" w:color="auto" w:fill="FFFFFF"/>
+          <w:lang w:val="fr-FR"/>
+        </w:rPr>
         <w:t xml:space="preserve"> précision des données généré. </w:t>
       </w:r>
     </w:p>
@@ -2920,49 +2924,45 @@
           <w:lang w:val="fr-FR"/>
         </w:rPr>
       </w:pPr>
-    </w:p>
-    <w:p>
-      <w:pPr>
-        <w:pStyle w:val="Titre1"/>
-        <w:rPr>
-          <w:lang w:val="fr-FR"/>
-        </w:rPr>
-      </w:pPr>
-      <w:r>
-        <w:rPr>
-          <w:lang w:val="fr-FR"/>
-        </w:rPr>
-        <w:t xml:space="preserve">Data </w:t>
-      </w:r>
-      <w:proofErr w:type="spellStart"/>
-      <w:proofErr w:type="gramStart"/>
-      <w:r>
-        <w:rPr>
-          <w:lang w:val="fr-FR"/>
-        </w:rPr>
-        <w:t>Alignment</w:t>
-      </w:r>
-      <w:proofErr w:type="spellEnd"/>
-      <w:r>
-        <w:rPr>
-          <w:lang w:val="fr-FR"/>
-        </w:rPr>
-        <w:t>:</w:t>
-      </w:r>
-      <w:proofErr w:type="gramEnd"/>
-    </w:p>
-    <w:p>
-      <w:pPr>
-        <w:pStyle w:val="Titre1"/>
-        <w:rPr>
-          <w:lang w:val="fr-FR"/>
-        </w:rPr>
-      </w:pPr>
-      <w:r>
-        <w:rPr>
-          <w:lang w:val="fr-FR"/>
-        </w:rPr>
-        <w:t>Glossaire :</w:t>
+      <w:r>
+        <w:rPr>
+          <w:lang w:val="fr-FR"/>
+        </w:rPr>
+        <w:drawing>
+          <wp:inline distT="0" distB="0" distL="0" distR="0" wp14:anchorId="02527584" wp14:editId="4584998E">
+            <wp:extent cx="3858163" cy="4296375"/>
+            <wp:effectExtent l="0" t="0" r="0" b="9525"/>
+            <wp:docPr id="2082917039" name="Image 1" descr="Une image contenant texte, capture d’écran, diagramme, Police&#10;&#10;Le contenu généré par l’IA peut être incorrect."/>
+            <wp:cNvGraphicFramePr>
+              <a:graphicFrameLocks xmlns:a="http://schemas.openxmlformats.org/drawingml/2006/main" noChangeAspect="1"/>
+            </wp:cNvGraphicFramePr>
+            <a:graphic xmlns:a="http://schemas.openxmlformats.org/drawingml/2006/main">
+              <a:graphicData uri="http://schemas.openxmlformats.org/drawingml/2006/picture">
+                <pic:pic xmlns:pic="http://schemas.openxmlformats.org/drawingml/2006/picture">
+                  <pic:nvPicPr>
+                    <pic:cNvPr id="2082917039" name="Image 1" descr="Une image contenant texte, capture d’écran, diagramme, Police&#10;&#10;Le contenu généré par l’IA peut être incorrect."/>
+                    <pic:cNvPicPr/>
+                  </pic:nvPicPr>
+                  <pic:blipFill>
+                    <a:blip r:embed="rId20"/>
+                    <a:stretch>
+                      <a:fillRect/>
+                    </a:stretch>
+                  </pic:blipFill>
+                  <pic:spPr>
+                    <a:xfrm>
+                      <a:off x="0" y="0"/>
+                      <a:ext cx="3858163" cy="4296375"/>
+                    </a:xfrm>
+                    <a:prstGeom prst="rect">
+                      <a:avLst/>
+                    </a:prstGeom>
+                  </pic:spPr>
+                </pic:pic>
+              </a:graphicData>
+            </a:graphic>
+          </wp:inline>
+        </w:drawing>
       </w:r>
     </w:p>
     <w:p>
@@ -2974,14 +2974,53 @@
           <w:lang w:val="fr-FR"/>
         </w:rPr>
       </w:pPr>
-    </w:p>
-    <w:p>
-      <w:pPr>
+      <w:r>
+        <w:rPr>
+          <w:lang w:val="fr-FR"/>
+        </w:rPr>
+        <w:t>Il existe trois façons principales de traduire des données entre différentes formes (image, texte, son…) :</w:t>
+      </w:r>
+    </w:p>
+    <w:p>
+      <w:pPr>
+        <w:numPr>
+          <w:ilvl w:val="0"/>
+          <w:numId w:val="8"/>
+        </w:numPr>
+        <w:tabs>
+          <w:tab w:val="left" w:pos="6480"/>
+        </w:tabs>
+        <w:rPr>
+          <w:lang w:val="fr-FR"/>
+        </w:rPr>
+      </w:pPr>
+      <w:r>
         <w:rPr>
           <w:b/>
           <w:bCs/>
           <w:lang w:val="fr-FR"/>
         </w:rPr>
+        <w:t>Avec des règles de grammaire</w:t>
+      </w:r>
+      <w:r>
+        <w:rPr>
+          <w:lang w:val="fr-FR"/>
+        </w:rPr>
+        <w:t xml:space="preserve"> : on détecte d’abord des objets ou actions, puis on les décrit avec des phrases prédéfinies.</w:t>
+      </w:r>
+    </w:p>
+    <w:p>
+      <w:pPr>
+        <w:numPr>
+          <w:ilvl w:val="0"/>
+          <w:numId w:val="8"/>
+        </w:numPr>
+        <w:tabs>
+          <w:tab w:val="left" w:pos="6480"/>
+        </w:tabs>
+        <w:rPr>
+          <w:lang w:val="fr-FR"/>
+        </w:rPr>
       </w:pPr>
       <w:r>
         <w:rPr>
@@ -2989,15 +3028,972 @@
           <w:bCs/>
           <w:lang w:val="fr-FR"/>
         </w:rPr>
-        <w:t>Propagation</w:t>
-      </w:r>
+        <w:t>Avec un système encodeur-décodeur</w:t>
+      </w:r>
+      <w:r>
+        <w:rPr>
+          <w:lang w:val="fr-FR"/>
+        </w:rPr>
+        <w:t xml:space="preserve"> : on transforme les données en une sorte de résumé caché, puis on les « traduit » en texte, image ou son grâce à un décodeur (souvent avec des réseaux comme LSTM).</w:t>
+      </w:r>
+    </w:p>
+    <w:p>
+      <w:pPr>
+        <w:numPr>
+          <w:ilvl w:val="0"/>
+          <w:numId w:val="8"/>
+        </w:numPr>
+        <w:tabs>
+          <w:tab w:val="left" w:pos="6480"/>
+        </w:tabs>
+        <w:rPr>
+          <w:lang w:val="fr-FR"/>
+        </w:rPr>
+      </w:pPr>
       <w:r>
         <w:rPr>
           <w:b/>
           <w:bCs/>
           <w:lang w:val="fr-FR"/>
         </w:rPr>
+        <w:t>Avec une génération continue</w:t>
+      </w:r>
+      <w:r>
+        <w:rPr>
+          <w:lang w:val="fr-FR"/>
+        </w:rPr>
+        <w:t xml:space="preserve"> : on produit la sortie petit à petit, utile par exemple pour transformer du texte en voix ou générer de l’audio à partir de la vidéo.</w:t>
+      </w:r>
+    </w:p>
+    <w:p>
+      <w:pPr>
+        <w:tabs>
+          <w:tab w:val="left" w:pos="6480"/>
+        </w:tabs>
+        <w:rPr>
+          <w:lang w:val="fr-FR"/>
+        </w:rPr>
+      </w:pPr>
+    </w:p>
+    <w:p>
+      <w:pPr>
+        <w:tabs>
+          <w:tab w:val="left" w:pos="6480"/>
+        </w:tabs>
+        <w:rPr>
+          <w:lang w:val="fr-FR"/>
+        </w:rPr>
+      </w:pPr>
+    </w:p>
+    <w:p>
+      <w:pPr>
+        <w:rPr>
+          <w:lang w:val="fr-FR"/>
+        </w:rPr>
+      </w:pPr>
+      <w:r>
+        <w:rPr>
+          <w:lang w:val="fr-FR"/>
+        </w:rPr>
+        <w:t>Le data</w:t>
+      </w:r>
+      <w:r>
+        <w:rPr>
+          <w:lang w:val="fr-FR"/>
+        </w:rPr>
+        <w:t xml:space="preserve"> </w:t>
+      </w:r>
+      <w:proofErr w:type="spellStart"/>
+      <w:r>
+        <w:rPr>
+          <w:lang w:val="fr-FR"/>
+        </w:rPr>
+        <w:t>Alignment</w:t>
+      </w:r>
+      <w:proofErr w:type="spellEnd"/>
+      <w:r>
+        <w:rPr>
+          <w:lang w:val="fr-FR"/>
+        </w:rPr>
+        <w:t xml:space="preserve"> </w:t>
+      </w:r>
+      <w:r>
+        <w:rPr>
+          <w:lang w:val="fr-FR"/>
+        </w:rPr>
+        <w:t>est une</w:t>
+      </w:r>
+      <w:r>
+        <w:rPr>
+          <w:lang w:val="fr-FR"/>
+        </w:rPr>
+        <w:t xml:space="preserve"> technique pour </w:t>
+      </w:r>
+      <w:r>
+        <w:rPr>
+          <w:lang w:val="fr-FR"/>
+        </w:rPr>
+        <w:t>mettre en correspondance les éléments de différentes modalités pour qu’ils soient cohérents entre eux.</w:t>
+      </w:r>
+      <w:r>
+        <w:rPr>
+          <w:lang w:val="fr-FR"/>
+        </w:rPr>
+        <w:t xml:space="preserve"> </w:t>
+      </w:r>
+    </w:p>
+    <w:p>
+      <w:pPr>
+        <w:rPr>
+          <w:lang w:val="fr-FR"/>
+        </w:rPr>
+      </w:pPr>
+      <w:r>
+        <w:rPr>
+          <w:lang w:val="fr-FR"/>
+        </w:rPr>
+        <w:t xml:space="preserve">Dans le cas </w:t>
+      </w:r>
+      <w:proofErr w:type="gramStart"/>
+      <w:r>
+        <w:rPr>
+          <w:lang w:val="fr-FR"/>
+        </w:rPr>
+        <w:t>où  les</w:t>
+      </w:r>
+      <w:proofErr w:type="gramEnd"/>
+      <w:r>
+        <w:rPr>
+          <w:lang w:val="fr-FR"/>
+        </w:rPr>
+        <w:t xml:space="preserve"> </w:t>
+      </w:r>
+      <w:proofErr w:type="spellStart"/>
+      <w:r>
+        <w:rPr>
+          <w:lang w:val="fr-FR"/>
+        </w:rPr>
+        <w:t>mopdalité</w:t>
+      </w:r>
+      <w:proofErr w:type="spellEnd"/>
+      <w:r>
+        <w:rPr>
+          <w:lang w:val="fr-FR"/>
+        </w:rPr>
+        <w:t xml:space="preserve"> serais une photo de</w:t>
+      </w:r>
+      <w:r>
+        <w:rPr>
+          <w:i/>
+          <w:iCs/>
+          <w:lang w:val="fr-FR"/>
+        </w:rPr>
+        <w:t xml:space="preserve"> </w:t>
+      </w:r>
+      <w:r>
+        <w:rPr>
+          <w:i/>
+          <w:iCs/>
+          <w:lang w:val="fr-FR"/>
+        </w:rPr>
+        <w:t>chien qui court sur l’herbe</w:t>
+      </w:r>
+      <w:r>
+        <w:rPr>
+          <w:lang w:val="fr-FR"/>
+        </w:rPr>
+        <w:t xml:space="preserve"> et un texte avec la phrase « </w:t>
+      </w:r>
+      <w:r>
+        <w:rPr>
+          <w:lang w:val="fr-FR"/>
+        </w:rPr>
+        <w:t xml:space="preserve">un chien court sur </w:t>
+      </w:r>
+      <w:r>
+        <w:rPr>
+          <w:lang w:val="fr-FR"/>
+        </w:rPr>
+        <w:t>l’herbe</w:t>
+      </w:r>
+      <w:r>
+        <w:rPr>
+          <w:lang w:val="fr-FR"/>
+        </w:rPr>
+        <w:t xml:space="preserve"> »</w:t>
+      </w:r>
+    </w:p>
+    <w:p>
+      <w:pPr>
+        <w:rPr>
+          <w:lang w:val="fr-FR"/>
+        </w:rPr>
+      </w:pPr>
+      <w:r>
+        <w:rPr>
+          <w:lang w:val="fr-FR"/>
+        </w:rPr>
+        <w:t>L’</w:t>
+      </w:r>
+      <w:proofErr w:type="spellStart"/>
+      <w:r>
+        <w:rPr>
+          <w:lang w:val="fr-FR"/>
+        </w:rPr>
+        <w:t>alighnement</w:t>
+      </w:r>
+      <w:proofErr w:type="spellEnd"/>
+      <w:r>
+        <w:rPr>
+          <w:lang w:val="fr-FR"/>
+        </w:rPr>
+        <w:t xml:space="preserve"> aurais pour but d’associer la zone de la photo où se trouve le chien avec la partie de la phrase « le chien » et la zone de l’herbe avec les mots « sur l’herbe ». </w:t>
+      </w:r>
+    </w:p>
+    <w:p>
+      <w:pPr>
+        <w:rPr>
+          <w:lang w:val="fr-FR"/>
+        </w:rPr>
+      </w:pPr>
+      <w:r>
+        <w:rPr>
+          <w:rFonts w:asciiTheme="majorHAnsi" w:eastAsiaTheme="majorEastAsia" w:hAnsiTheme="majorHAnsi" w:cstheme="majorBidi"/>
+          <w:b/>
+          <w:noProof/>
+          <w:color w:val="000000" w:themeColor="text1"/>
+          <w:sz w:val="40"/>
+          <w:szCs w:val="40"/>
+          <w:u w:val="single"/>
+          <w:lang w:val="fr-FR"/>
+        </w:rPr>
+        <w:drawing>
+          <wp:inline distT="0" distB="0" distL="0" distR="0" wp14:anchorId="1530BC07" wp14:editId="5FD0559E">
+            <wp:extent cx="5745480" cy="4312920"/>
+            <wp:effectExtent l="0" t="0" r="7620" b="0"/>
+            <wp:docPr id="1335600550" name="Image 1" descr="Une image contenant herbe, plein air, chien, animal domestique&#10;&#10;Le contenu généré par l’IA peut être incorrect."/>
+            <wp:cNvGraphicFramePr>
+              <a:graphicFrameLocks xmlns:a="http://schemas.openxmlformats.org/drawingml/2006/main" noChangeAspect="1"/>
+            </wp:cNvGraphicFramePr>
+            <a:graphic xmlns:a="http://schemas.openxmlformats.org/drawingml/2006/main">
+              <a:graphicData uri="http://schemas.openxmlformats.org/drawingml/2006/picture">
+                <pic:pic xmlns:pic="http://schemas.openxmlformats.org/drawingml/2006/picture">
+                  <pic:nvPicPr>
+                    <pic:cNvPr id="1335600550" name="Image 1" descr="Une image contenant herbe, plein air, chien, animal domestique&#10;&#10;Le contenu généré par l’IA peut être incorrect."/>
+                    <pic:cNvPicPr>
+                      <a:picLocks noChangeAspect="1" noChangeArrowheads="1"/>
+                    </pic:cNvPicPr>
+                  </pic:nvPicPr>
+                  <pic:blipFill>
+                    <a:blip r:embed="rId21" cstate="print">
+                      <a:extLst>
+                        <a:ext uri="{28A0092B-C50C-407E-A947-70E740481C1C}">
+                          <a14:useLocalDpi xmlns:a14="http://schemas.microsoft.com/office/drawing/2010/main" val="0"/>
+                        </a:ext>
+                      </a:extLst>
+                    </a:blip>
+                    <a:srcRect/>
+                    <a:stretch>
+                      <a:fillRect/>
+                    </a:stretch>
+                  </pic:blipFill>
+                  <pic:spPr bwMode="auto">
+                    <a:xfrm>
+                      <a:off x="0" y="0"/>
+                      <a:ext cx="5745480" cy="4312920"/>
+                    </a:xfrm>
+                    <a:prstGeom prst="rect">
+                      <a:avLst/>
+                    </a:prstGeom>
+                    <a:noFill/>
+                    <a:ln>
+                      <a:noFill/>
+                    </a:ln>
+                  </pic:spPr>
+                </pic:pic>
+              </a:graphicData>
+            </a:graphic>
+          </wp:inline>
+        </w:drawing>
+      </w:r>
+    </w:p>
+    <w:p>
+      <w:pPr>
+        <w:rPr>
+          <w:lang w:val="fr-FR"/>
+        </w:rPr>
+      </w:pPr>
+    </w:p>
+    <w:p>
+      <w:pPr>
+        <w:rPr>
+          <w:lang w:val="fr-FR"/>
+        </w:rPr>
+      </w:pPr>
+      <w:r>
+        <w:rPr>
+          <w:lang w:val="fr-FR"/>
+        </w:rPr>
+        <w:t xml:space="preserve">Il existe deux principales structures, l’alignement </w:t>
+      </w:r>
+      <w:r>
+        <w:rPr>
+          <w:lang w:val="fr-FR"/>
+        </w:rPr>
+        <w:t xml:space="preserve">Discret </w:t>
+      </w:r>
+      <w:proofErr w:type="gramStart"/>
+      <w:r>
+        <w:rPr>
+          <w:lang w:val="fr-FR"/>
+        </w:rPr>
+        <w:t>et</w:t>
+      </w:r>
+      <w:r>
+        <w:rPr>
+          <w:lang w:val="fr-FR"/>
+        </w:rPr>
+        <w:t xml:space="preserve">  l’alignement</w:t>
+      </w:r>
+      <w:proofErr w:type="gramEnd"/>
+      <w:r>
+        <w:rPr>
+          <w:lang w:val="fr-FR"/>
+        </w:rPr>
+        <w:t xml:space="preserve"> continue.</w:t>
+      </w:r>
+    </w:p>
+    <w:p>
+      <w:pPr>
+        <w:rPr>
+          <w:lang w:val="fr-FR"/>
+        </w:rPr>
+      </w:pPr>
+      <w:r>
+        <w:rPr>
+          <w:lang w:val="fr-FR"/>
+        </w:rPr>
+        <w:t xml:space="preserve">L’alignement discret </w:t>
+      </w:r>
+      <w:r>
+        <w:rPr>
+          <w:lang w:val="fr-FR"/>
+        </w:rPr>
+        <w:t>et principalement</w:t>
+      </w:r>
+      <w:r>
+        <w:rPr>
+          <w:lang w:val="fr-FR"/>
+        </w:rPr>
+        <w:t xml:space="preserve"> utiliser pour les données qui ne </w:t>
+      </w:r>
+      <w:r>
+        <w:rPr>
+          <w:lang w:val="fr-FR"/>
+        </w:rPr>
+        <w:t>nécessite</w:t>
+      </w:r>
+      <w:r>
+        <w:rPr>
+          <w:lang w:val="fr-FR"/>
+        </w:rPr>
+        <w:t xml:space="preserve"> pas de temporalité et sont par </w:t>
+      </w:r>
+      <w:r>
+        <w:rPr>
+          <w:lang w:val="fr-FR"/>
+        </w:rPr>
+        <w:t>définition</w:t>
+      </w:r>
+      <w:r>
+        <w:rPr>
+          <w:lang w:val="fr-FR"/>
+        </w:rPr>
+        <w:t xml:space="preserve"> s des </w:t>
+      </w:r>
+      <w:r>
+        <w:rPr>
+          <w:lang w:val="fr-FR"/>
+        </w:rPr>
+        <w:t>Éléments discrets</w:t>
+      </w:r>
+      <w:r>
+        <w:rPr>
+          <w:lang w:val="fr-FR"/>
+        </w:rPr>
+        <w:t xml:space="preserve">, comme </w:t>
+      </w:r>
+      <w:proofErr w:type="gramStart"/>
+      <w:r>
+        <w:rPr>
+          <w:lang w:val="fr-FR"/>
+        </w:rPr>
+        <w:t>des photo</w:t>
+      </w:r>
+      <w:proofErr w:type="gramEnd"/>
+      <w:r>
+        <w:rPr>
+          <w:lang w:val="fr-FR"/>
+        </w:rPr>
+        <w:t xml:space="preserve"> </w:t>
+      </w:r>
+      <w:r>
+        <w:rPr>
+          <w:lang w:val="fr-FR"/>
+        </w:rPr>
+        <w:t>du texte</w:t>
+      </w:r>
+      <w:r>
+        <w:rPr>
+          <w:lang w:val="fr-FR"/>
+        </w:rPr>
+        <w:t xml:space="preserve">. </w:t>
+      </w:r>
+    </w:p>
+    <w:p>
+      <w:pPr>
+        <w:rPr>
+          <w:lang w:val="fr-FR"/>
+        </w:rPr>
+      </w:pPr>
+      <w:r>
+        <w:rPr>
+          <w:lang w:val="fr-FR"/>
+        </w:rPr>
+        <w:t xml:space="preserve">L’alignement continue est utiliser pour les signaux qui sont indivisible par nature comme les audio ou encore les vidéos </w:t>
+      </w:r>
+    </w:p>
+    <w:p>
+      <w:pPr>
+        <w:rPr>
+          <w:lang w:val="fr-FR"/>
+        </w:rPr>
+      </w:pPr>
+      <w:r>
+        <w:rPr>
+          <w:lang w:val="fr-FR"/>
+        </w:rPr>
+        <w:lastRenderedPageBreak/>
+        <w:drawing>
+          <wp:inline distT="0" distB="0" distL="0" distR="0" wp14:anchorId="576D8CAA" wp14:editId="25082C7E">
+            <wp:extent cx="4420217" cy="1571844"/>
+            <wp:effectExtent l="0" t="0" r="0" b="9525"/>
+            <wp:docPr id="815832337" name="Image 1" descr="Une image contenant texte, ligne, diagramme, capture d’écran&#10;&#10;Le contenu généré par l’IA peut être incorrect."/>
+            <wp:cNvGraphicFramePr>
+              <a:graphicFrameLocks xmlns:a="http://schemas.openxmlformats.org/drawingml/2006/main" noChangeAspect="1"/>
+            </wp:cNvGraphicFramePr>
+            <a:graphic xmlns:a="http://schemas.openxmlformats.org/drawingml/2006/main">
+              <a:graphicData uri="http://schemas.openxmlformats.org/drawingml/2006/picture">
+                <pic:pic xmlns:pic="http://schemas.openxmlformats.org/drawingml/2006/picture">
+                  <pic:nvPicPr>
+                    <pic:cNvPr id="815832337" name="Image 1" descr="Une image contenant texte, ligne, diagramme, capture d’écran&#10;&#10;Le contenu généré par l’IA peut être incorrect."/>
+                    <pic:cNvPicPr/>
+                  </pic:nvPicPr>
+                  <pic:blipFill>
+                    <a:blip r:embed="rId22"/>
+                    <a:stretch>
+                      <a:fillRect/>
+                    </a:stretch>
+                  </pic:blipFill>
+                  <pic:spPr>
+                    <a:xfrm>
+                      <a:off x="0" y="0"/>
+                      <a:ext cx="4420217" cy="1571844"/>
+                    </a:xfrm>
+                    <a:prstGeom prst="rect">
+                      <a:avLst/>
+                    </a:prstGeom>
+                  </pic:spPr>
+                </pic:pic>
+              </a:graphicData>
+            </a:graphic>
+          </wp:inline>
+        </w:drawing>
+      </w:r>
+    </w:p>
+    <w:p>
+      <w:pPr>
+        <w:pStyle w:val="Titre1"/>
+        <w:rPr>
+          <w:lang w:val="fr-FR"/>
+        </w:rPr>
+      </w:pPr>
+      <w:r>
+        <w:rPr>
+          <w:lang w:val="fr-FR"/>
+        </w:rPr>
+        <w:t>Les applications de la Fusion :</w:t>
+      </w:r>
+    </w:p>
+    <w:p>
+      <w:pPr>
+        <w:rPr>
+          <w:lang w:val="fr-FR"/>
+        </w:rPr>
+      </w:pPr>
+      <w:r>
+        <w:rPr>
+          <w:lang w:val="fr-FR"/>
+        </w:rPr>
+        <w:drawing>
+          <wp:inline distT="0" distB="0" distL="0" distR="0" wp14:anchorId="274D8D86" wp14:editId="22CB2BBE">
+            <wp:extent cx="5760720" cy="3802380"/>
+            <wp:effectExtent l="0" t="0" r="0" b="7620"/>
+            <wp:docPr id="777966585" name="Image 1" descr="Une image contenant texte, capture d’écran, diagramme, ligne&#10;&#10;Le contenu généré par l’IA peut être incorrect."/>
+            <wp:cNvGraphicFramePr>
+              <a:graphicFrameLocks xmlns:a="http://schemas.openxmlformats.org/drawingml/2006/main" noChangeAspect="1"/>
+            </wp:cNvGraphicFramePr>
+            <a:graphic xmlns:a="http://schemas.openxmlformats.org/drawingml/2006/main">
+              <a:graphicData uri="http://schemas.openxmlformats.org/drawingml/2006/picture">
+                <pic:pic xmlns:pic="http://schemas.openxmlformats.org/drawingml/2006/picture">
+                  <pic:nvPicPr>
+                    <pic:cNvPr id="777966585" name="Image 1" descr="Une image contenant texte, capture d’écran, diagramme, ligne&#10;&#10;Le contenu généré par l’IA peut être incorrect."/>
+                    <pic:cNvPicPr/>
+                  </pic:nvPicPr>
+                  <pic:blipFill>
+                    <a:blip r:embed="rId23"/>
+                    <a:stretch>
+                      <a:fillRect/>
+                    </a:stretch>
+                  </pic:blipFill>
+                  <pic:spPr>
+                    <a:xfrm>
+                      <a:off x="0" y="0"/>
+                      <a:ext cx="5760720" cy="3802380"/>
+                    </a:xfrm>
+                    <a:prstGeom prst="rect">
+                      <a:avLst/>
+                    </a:prstGeom>
+                  </pic:spPr>
+                </pic:pic>
+              </a:graphicData>
+            </a:graphic>
+          </wp:inline>
+        </w:drawing>
+      </w:r>
+    </w:p>
+    <w:p>
+      <w:pPr>
+        <w:pStyle w:val="Titre2"/>
+        <w:rPr>
+          <w:lang w:val="fr-FR"/>
+        </w:rPr>
+      </w:pPr>
+      <w:r>
+        <w:rPr>
+          <w:lang w:val="fr-FR"/>
+        </w:rPr>
+        <w:t>La conduite autonome :</w:t>
+      </w:r>
+    </w:p>
+    <w:p>
+      <w:pPr>
+        <w:rPr>
+          <w:lang w:val="fr-FR"/>
+        </w:rPr>
+      </w:pPr>
+      <w:r>
+        <w:rPr>
+          <w:lang w:val="fr-FR"/>
+        </w:rPr>
+        <w:t xml:space="preserve">L’un des secteurs qui bénéficie le plus des IA multimodal est certainement la conduite autonome, elle est très efficace pour de multiples taches. Les réseaux de neuronaux profond permettent de combiné les informations liées aux multiples camera et capteurs. </w:t>
+      </w:r>
+      <w:r>
+        <w:rPr>
+          <w:lang w:val="fr-FR"/>
+        </w:rPr>
+        <w:t xml:space="preserve">Les résultats du benchmark KITTI montrent que la fusion </w:t>
+      </w:r>
+      <w:proofErr w:type="spellStart"/>
+      <w:r>
+        <w:rPr>
+          <w:lang w:val="fr-FR"/>
+        </w:rPr>
+        <w:t>multi-modale</w:t>
+      </w:r>
+      <w:proofErr w:type="spellEnd"/>
+      <w:r>
+        <w:rPr>
+          <w:lang w:val="fr-FR"/>
+        </w:rPr>
+        <w:t xml:space="preserve"> n’est pas toujours meilleure pour les tâches simples, mais elle surpasse les approches unimodales dans les tâches complexes, atteignant plus de 79 % de précision.</w:t>
+      </w:r>
+    </w:p>
+    <w:p>
+      <w:pPr>
+        <w:pStyle w:val="Titre2"/>
+        <w:rPr>
+          <w:lang w:val="fr-FR"/>
+        </w:rPr>
+      </w:pPr>
+      <w:r>
+        <w:rPr>
+          <w:lang w:val="fr-FR"/>
+        </w:rPr>
+        <w:t xml:space="preserve">La santé intelligente : </w:t>
+      </w:r>
+    </w:p>
+    <w:p>
+      <w:pPr>
+        <w:rPr>
+          <w:lang w:val="fr-FR"/>
+        </w:rPr>
+      </w:pPr>
+      <w:r>
+        <w:rPr>
+          <w:lang w:val="fr-FR"/>
+        </w:rPr>
+        <w:t xml:space="preserve">La santé intelligente s’appuie sur la </w:t>
+      </w:r>
+      <w:r>
+        <w:rPr>
+          <w:b/>
+          <w:bCs/>
+          <w:lang w:val="fr-FR"/>
+        </w:rPr>
+        <w:t xml:space="preserve">fusion </w:t>
+      </w:r>
+      <w:proofErr w:type="spellStart"/>
+      <w:r>
+        <w:rPr>
+          <w:b/>
+          <w:bCs/>
+          <w:lang w:val="fr-FR"/>
+        </w:rPr>
+        <w:t>multi-modale</w:t>
+      </w:r>
+      <w:proofErr w:type="spellEnd"/>
+      <w:r>
+        <w:rPr>
+          <w:lang w:val="fr-FR"/>
+        </w:rPr>
+        <w:t xml:space="preserve"> pour améliorer le diagnostic, le suivi et le traitement. Elle combine diverses sources de données (imagerie médicale, capteurs, génome, EHR, données comportementales et environnementales) afin </w:t>
+      </w:r>
+      <w:r>
+        <w:rPr>
+          <w:lang w:val="fr-FR"/>
+        </w:rPr>
+        <w:lastRenderedPageBreak/>
+        <w:t>d’obtenir une vision plus complète et précise de l’état du patient. Les applications incluent la reconnaissance d’images (IRM, rayons X, etc.), le suivi de la santé, le NLP pour analyser les dossiers médicaux, ainsi que le diagnostic et la prise de décision clinique.</w:t>
+      </w:r>
+    </w:p>
+    <w:p>
+      <w:pPr>
+        <w:pStyle w:val="Titre2"/>
+        <w:rPr>
+          <w:lang w:val="fr-FR"/>
+        </w:rPr>
+      </w:pPr>
+      <w:r>
+        <w:rPr>
+          <w:lang w:val="fr-FR"/>
+        </w:rPr>
+        <w:t>L’Analyse de sentiment :</w:t>
+      </w:r>
+    </w:p>
+    <w:p>
+      <w:pPr>
+        <w:rPr>
+          <w:lang w:val="fr-FR"/>
+        </w:rPr>
+      </w:pPr>
+      <w:r>
+        <w:rPr>
+          <w:lang w:val="fr-FR"/>
+        </w:rPr>
+        <w:t xml:space="preserve">L’analyse des sentiments </w:t>
+      </w:r>
+      <w:proofErr w:type="spellStart"/>
+      <w:r>
+        <w:rPr>
+          <w:lang w:val="fr-FR"/>
+        </w:rPr>
+        <w:t>multi-modale</w:t>
+      </w:r>
+      <w:proofErr w:type="spellEnd"/>
+      <w:r>
+        <w:rPr>
+          <w:lang w:val="fr-FR"/>
+        </w:rPr>
+        <w:t xml:space="preserve"> exploite plusieurs sources (texte, image, audio, signaux physiologiques) pour mieux comprendre les émotions humaines. Elle est utilisée dans l’analyse des opinions, la détection de troubles psychologiques et la surveillance des réseaux sociaux.</w:t>
+      </w:r>
+      <w:r>
+        <w:rPr>
+          <w:lang w:val="fr-FR"/>
+        </w:rPr>
+        <w:t xml:space="preserve"> </w:t>
+      </w:r>
+    </w:p>
+    <w:p>
+      <w:pPr>
+        <w:rPr>
+          <w:lang w:val="fr-FR"/>
+        </w:rPr>
+      </w:pPr>
+      <w:r>
+        <w:rPr>
+          <w:lang w:val="fr-FR"/>
+        </w:rPr>
+        <w:t>L</w:t>
+      </w:r>
+      <w:r>
+        <w:rPr>
+          <w:lang w:val="fr-FR"/>
+        </w:rPr>
+        <w:t xml:space="preserve">a fusion </w:t>
+      </w:r>
+      <w:proofErr w:type="spellStart"/>
+      <w:r>
+        <w:rPr>
+          <w:lang w:val="fr-FR"/>
+        </w:rPr>
+        <w:t>multi-modale</w:t>
+      </w:r>
+      <w:proofErr w:type="spellEnd"/>
+      <w:r>
+        <w:rPr>
+          <w:lang w:val="fr-FR"/>
+        </w:rPr>
+        <w:t xml:space="preserve"> améliore la précision de l’analyse des sentiments, en particulier pour les cas complexes, et reste un domaine de recherche en plein essor.</w:t>
+      </w:r>
+    </w:p>
+    <w:p>
+      <w:pPr>
+        <w:rPr>
+          <w:lang w:val="fr-FR"/>
+        </w:rPr>
+      </w:pPr>
+      <w:r>
+        <w:rPr>
+          <w:lang w:val="fr-FR"/>
+        </w:rPr>
+        <w:t xml:space="preserve"> </w:t>
+      </w:r>
+      <w:r>
+        <w:rPr>
+          <w:lang w:val="fr-FR"/>
+        </w:rPr>
+        <w:t>MM-</w:t>
+      </w:r>
+      <w:proofErr w:type="spellStart"/>
+      <w:r>
+        <w:rPr>
+          <w:lang w:val="fr-FR"/>
+        </w:rPr>
+        <w:t>LLMs</w:t>
+      </w:r>
+      <w:proofErr w:type="spellEnd"/>
+      <w:r>
+        <w:rPr>
+          <w:lang w:val="fr-FR"/>
+        </w:rPr>
         <w:t> :</w:t>
+      </w:r>
+    </w:p>
+    <w:p>
+      <w:pPr>
+        <w:rPr>
+          <w:lang w:val="fr-FR"/>
+        </w:rPr>
+      </w:pPr>
+      <w:r>
+        <w:rPr>
+          <w:lang w:val="fr-FR"/>
+        </w:rPr>
+        <w:t xml:space="preserve">Les </w:t>
+      </w:r>
+      <w:r>
+        <w:rPr>
+          <w:b/>
+          <w:bCs/>
+          <w:lang w:val="fr-FR"/>
+        </w:rPr>
+        <w:t xml:space="preserve">grands modèles de langage </w:t>
+      </w:r>
+      <w:proofErr w:type="spellStart"/>
+      <w:r>
+        <w:rPr>
+          <w:b/>
+          <w:bCs/>
+          <w:lang w:val="fr-FR"/>
+        </w:rPr>
+        <w:t>multi-modaux</w:t>
+      </w:r>
+      <w:proofErr w:type="spellEnd"/>
+      <w:r>
+        <w:rPr>
+          <w:b/>
+          <w:bCs/>
+          <w:lang w:val="fr-FR"/>
+        </w:rPr>
+        <w:t xml:space="preserve"> (MM-</w:t>
+      </w:r>
+      <w:proofErr w:type="spellStart"/>
+      <w:r>
+        <w:rPr>
+          <w:b/>
+          <w:bCs/>
+          <w:lang w:val="fr-FR"/>
+        </w:rPr>
+        <w:t>LLMs</w:t>
+      </w:r>
+      <w:proofErr w:type="spellEnd"/>
+      <w:r>
+        <w:rPr>
+          <w:b/>
+          <w:bCs/>
+          <w:lang w:val="fr-FR"/>
+        </w:rPr>
+        <w:t>)</w:t>
+      </w:r>
+      <w:r>
+        <w:rPr>
+          <w:lang w:val="fr-FR"/>
+        </w:rPr>
+        <w:t xml:space="preserve"> enrichissent les </w:t>
+      </w:r>
+      <w:proofErr w:type="spellStart"/>
+      <w:r>
+        <w:rPr>
+          <w:lang w:val="fr-FR"/>
+        </w:rPr>
+        <w:t>LLMs</w:t>
+      </w:r>
+      <w:proofErr w:type="spellEnd"/>
+      <w:r>
+        <w:rPr>
+          <w:lang w:val="fr-FR"/>
+        </w:rPr>
+        <w:t xml:space="preserve"> classiques en intégrant du texte, des images (et d’autres modalités), tout en conservant leurs capacités de raisonnement.</w:t>
+      </w:r>
+    </w:p>
+    <w:p>
+      <w:pPr>
+        <w:rPr>
+          <w:lang w:val="fr-FR"/>
+        </w:rPr>
+      </w:pPr>
+      <w:r>
+        <w:rPr>
+          <w:lang w:val="fr-FR"/>
+        </w:rPr>
+        <w:t>Les</w:t>
+      </w:r>
+      <w:r>
+        <w:rPr>
+          <w:lang w:val="fr-FR"/>
+        </w:rPr>
+        <w:t xml:space="preserve"> MM-</w:t>
+      </w:r>
+      <w:proofErr w:type="spellStart"/>
+      <w:r>
+        <w:rPr>
+          <w:lang w:val="fr-FR"/>
+        </w:rPr>
+        <w:t>LLMs</w:t>
+      </w:r>
+      <w:proofErr w:type="spellEnd"/>
+      <w:r>
+        <w:rPr>
+          <w:lang w:val="fr-FR"/>
+        </w:rPr>
+        <w:t xml:space="preserve"> représentent une avancée majeure, reliant langage et vision pour ouvrir de nouvelles applications en IA.</w:t>
+      </w:r>
+    </w:p>
+    <w:p>
+      <w:pPr>
+        <w:rPr>
+          <w:lang w:val="fr-FR"/>
+        </w:rPr>
+      </w:pPr>
+    </w:p>
+    <w:p>
+      <w:pPr>
+        <w:pStyle w:val="Titre1"/>
+        <w:rPr>
+          <w:lang w:val="fr-FR"/>
+        </w:rPr>
+      </w:pPr>
+      <w:r>
+        <w:rPr>
+          <w:lang w:val="fr-FR"/>
+        </w:rPr>
+        <w:t>Glossaire :</w:t>
+      </w:r>
+    </w:p>
+    <w:p>
+      <w:pPr>
+        <w:tabs>
+          <w:tab w:val="left" w:pos="6480"/>
+        </w:tabs>
+        <w:rPr>
+          <w:lang w:val="fr-FR"/>
+        </w:rPr>
+      </w:pPr>
+      <w:r>
+        <w:rPr>
+          <w:b/>
+          <w:bCs/>
+          <w:lang w:val="fr-FR"/>
+        </w:rPr>
+        <w:t>Éléments discrets</w:t>
+      </w:r>
+      <w:r>
+        <w:rPr>
+          <w:lang w:val="fr-FR"/>
+        </w:rPr>
+        <w:t xml:space="preserve"> = unités bien découpées (mots, objets, images).</w:t>
+      </w:r>
+    </w:p>
+    <w:p>
+      <w:pPr>
+        <w:tabs>
+          <w:tab w:val="left" w:pos="6480"/>
+        </w:tabs>
+        <w:rPr>
+          <w:lang w:val="fr-FR"/>
+        </w:rPr>
+      </w:pPr>
+      <w:r>
+        <w:rPr>
+          <w:b/>
+          <w:bCs/>
+          <w:lang w:val="fr-FR"/>
+        </w:rPr>
+        <w:t>Signaux continus</w:t>
+      </w:r>
+      <w:r>
+        <w:rPr>
+          <w:lang w:val="fr-FR"/>
+        </w:rPr>
+        <w:t xml:space="preserve"> = flux ou données qui varient sans interruption (audio, vidéo, signaux temporels).</w:t>
+      </w:r>
+    </w:p>
+    <w:p>
+      <w:pPr>
+        <w:tabs>
+          <w:tab w:val="left" w:pos="6480"/>
+        </w:tabs>
+        <w:rPr>
+          <w:lang w:val="fr-FR"/>
+        </w:rPr>
+      </w:pPr>
+    </w:p>
+    <w:p>
+      <w:pPr>
+        <w:rPr>
+          <w:b/>
+          <w:bCs/>
+          <w:lang w:val="fr-FR"/>
+        </w:rPr>
+      </w:pPr>
+      <w:r>
+        <w:rPr>
+          <w:b/>
+          <w:bCs/>
+          <w:lang w:val="fr-FR"/>
+        </w:rPr>
+        <w:t>Propagation :</w:t>
       </w:r>
     </w:p>
     <w:p>
@@ -3056,15 +4052,7 @@
           <w:bCs/>
           <w:lang w:val="fr-FR"/>
         </w:rPr>
-        <w:t>Agrégation</w:t>
-      </w:r>
-      <w:r>
-        <w:rPr>
-          <w:b/>
-          <w:bCs/>
-          <w:lang w:val="fr-FR"/>
-        </w:rPr>
-        <w:t> :</w:t>
+        <w:t>Agrégation :</w:t>
       </w:r>
     </w:p>
     <w:p>
@@ -3137,20 +4125,12 @@
         </w:rPr>
         <w:t xml:space="preserve"> </w:t>
       </w:r>
-      <w:proofErr w:type="gramStart"/>
-      <w:r>
-        <w:rPr>
-          <w:lang w:val="fr-FR"/>
-        </w:rPr>
-        <w:t>est  p</w:t>
-      </w:r>
-      <w:r>
-        <w:rPr>
-          <w:lang w:val="fr-FR"/>
-        </w:rPr>
-        <w:t>roche</w:t>
-      </w:r>
-      <w:proofErr w:type="gramEnd"/>
+      <w:r>
+        <w:rPr>
+          <w:lang w:val="fr-FR"/>
+        </w:rPr>
+        <w:t>est proche</w:t>
+      </w:r>
       <w:r>
         <w:rPr>
           <w:lang w:val="fr-FR"/>
@@ -3887,6 +4867,119 @@
     </w:lvl>
   </w:abstractNum>
   <w:abstractNum w:abstractNumId="6" w15:restartNumberingAfterBreak="0">
+    <w:nsid w:val="5A2346D6"/>
+    <w:multiLevelType w:val="multilevel"/>
+    <w:tmpl w:val="74708842"/>
+    <w:lvl w:ilvl="0">
+      <w:start w:val="1"/>
+      <w:numFmt w:val="decimal"/>
+      <w:lvlText w:val="%1."/>
+      <w:lvlJc w:val="left"/>
+      <w:pPr>
+        <w:tabs>
+          <w:tab w:val="num" w:pos="720"/>
+        </w:tabs>
+        <w:ind w:left="720" w:hanging="360"/>
+      </w:pPr>
+    </w:lvl>
+    <w:lvl w:ilvl="1" w:tentative="1">
+      <w:start w:val="1"/>
+      <w:numFmt w:val="decimal"/>
+      <w:lvlText w:val="%2."/>
+      <w:lvlJc w:val="left"/>
+      <w:pPr>
+        <w:tabs>
+          <w:tab w:val="num" w:pos="1440"/>
+        </w:tabs>
+        <w:ind w:left="1440" w:hanging="360"/>
+      </w:pPr>
+    </w:lvl>
+    <w:lvl w:ilvl="2" w:tentative="1">
+      <w:start w:val="1"/>
+      <w:numFmt w:val="decimal"/>
+      <w:lvlText w:val="%3."/>
+      <w:lvlJc w:val="left"/>
+      <w:pPr>
+        <w:tabs>
+          <w:tab w:val="num" w:pos="2160"/>
+        </w:tabs>
+        <w:ind w:left="2160" w:hanging="360"/>
+      </w:pPr>
+    </w:lvl>
+    <w:lvl w:ilvl="3" w:tentative="1">
+      <w:start w:val="1"/>
+      <w:numFmt w:val="decimal"/>
+      <w:lvlText w:val="%4."/>
+      <w:lvlJc w:val="left"/>
+      <w:pPr>
+        <w:tabs>
+          <w:tab w:val="num" w:pos="2880"/>
+        </w:tabs>
+        <w:ind w:left="2880" w:hanging="360"/>
+      </w:pPr>
+    </w:lvl>
+    <w:lvl w:ilvl="4" w:tentative="1">
+      <w:start w:val="1"/>
+      <w:numFmt w:val="decimal"/>
+      <w:lvlText w:val="%5."/>
+      <w:lvlJc w:val="left"/>
+      <w:pPr>
+        <w:tabs>
+          <w:tab w:val="num" w:pos="3600"/>
+        </w:tabs>
+        <w:ind w:left="3600" w:hanging="360"/>
+      </w:pPr>
+    </w:lvl>
+    <w:lvl w:ilvl="5" w:tentative="1">
+      <w:start w:val="1"/>
+      <w:numFmt w:val="decimal"/>
+      <w:lvlText w:val="%6."/>
+      <w:lvlJc w:val="left"/>
+      <w:pPr>
+        <w:tabs>
+          <w:tab w:val="num" w:pos="4320"/>
+        </w:tabs>
+        <w:ind w:left="4320" w:hanging="360"/>
+      </w:pPr>
+    </w:lvl>
+    <w:lvl w:ilvl="6" w:tentative="1">
+      <w:start w:val="1"/>
+      <w:numFmt w:val="decimal"/>
+      <w:lvlText w:val="%7."/>
+      <w:lvlJc w:val="left"/>
+      <w:pPr>
+        <w:tabs>
+          <w:tab w:val="num" w:pos="5040"/>
+        </w:tabs>
+        <w:ind w:left="5040" w:hanging="360"/>
+      </w:pPr>
+    </w:lvl>
+    <w:lvl w:ilvl="7" w:tentative="1">
+      <w:start w:val="1"/>
+      <w:numFmt w:val="decimal"/>
+      <w:lvlText w:val="%8."/>
+      <w:lvlJc w:val="left"/>
+      <w:pPr>
+        <w:tabs>
+          <w:tab w:val="num" w:pos="5760"/>
+        </w:tabs>
+        <w:ind w:left="5760" w:hanging="360"/>
+      </w:pPr>
+    </w:lvl>
+    <w:lvl w:ilvl="8" w:tentative="1">
+      <w:start w:val="1"/>
+      <w:numFmt w:val="decimal"/>
+      <w:lvlText w:val="%9."/>
+      <w:lvlJc w:val="left"/>
+      <w:pPr>
+        <w:tabs>
+          <w:tab w:val="num" w:pos="6480"/>
+        </w:tabs>
+        <w:ind w:left="6480" w:hanging="360"/>
+      </w:pPr>
+    </w:lvl>
+  </w:abstractNum>
+  <w:abstractNum w:abstractNumId="7" w15:restartNumberingAfterBreak="0">
     <w:nsid w:val="7CEB26BB"/>
     <w:multiLevelType w:val="hybridMultilevel"/>
     <w:tmpl w:val="2CB69DEE"/>
@@ -3976,7 +5069,7 @@
     </w:lvl>
   </w:abstractNum>
   <w:num w:numId="1" w16cid:durableId="1568956149">
-    <w:abstractNumId w:val="6"/>
+    <w:abstractNumId w:val="7"/>
   </w:num>
   <w:num w:numId="2" w16cid:durableId="48189166">
     <w:abstractNumId w:val="3"/>
@@ -3995,6 +5088,9 @@
   </w:num>
   <w:num w:numId="7" w16cid:durableId="576676017">
     <w:abstractNumId w:val="1"/>
+  </w:num>
+  <w:num w:numId="8" w16cid:durableId="2022927068">
+    <w:abstractNumId w:val="6"/>
   </w:num>
 </w:numbering>
 </file>
@@ -4429,10 +5525,9 @@
     <w:next w:val="Normal"/>
     <w:link w:val="Titre2Car"/>
     <w:uiPriority w:val="9"/>
-    <w:semiHidden/>
     <w:unhideWhenUsed/>
     <w:qFormat/>
-    <w:rsid w:val="00CB79EC"/>
+    <w:rsid w:val="00800566"/>
     <w:pPr>
       <w:keepNext/>
       <w:keepLines/>
@@ -4441,9 +5536,11 @@
     </w:pPr>
     <w:rPr>
       <w:rFonts w:asciiTheme="majorHAnsi" w:eastAsiaTheme="majorEastAsia" w:hAnsiTheme="majorHAnsi" w:cstheme="majorBidi"/>
-      <w:color w:val="0F4761" w:themeColor="accent1" w:themeShade="BF"/>
-      <w:sz w:val="32"/>
+      <w:b/>
+      <w:color w:val="000000" w:themeColor="text1"/>
+      <w:sz w:val="28"/>
       <w:szCs w:val="32"/>
+      <w:u w:val="single"/>
     </w:rPr>
   </w:style>
   <w:style w:type="paragraph" w:styleId="Titre3">
@@ -4604,7 +5701,6 @@
   <w:style w:type="character" w:default="1" w:styleId="Policepardfaut">
     <w:name w:val="Default Paragraph Font"/>
     <w:uiPriority w:val="1"/>
-    <w:semiHidden/>
     <w:unhideWhenUsed/>
   </w:style>
   <w:style w:type="table" w:default="1" w:styleId="TableauNormal">
@@ -4648,13 +5744,14 @@
     <w:basedOn w:val="Policepardfaut"/>
     <w:link w:val="Titre2"/>
     <w:uiPriority w:val="9"/>
-    <w:semiHidden/>
-    <w:rsid w:val="00CB79EC"/>
+    <w:rsid w:val="00800566"/>
     <w:rPr>
       <w:rFonts w:asciiTheme="majorHAnsi" w:eastAsiaTheme="majorEastAsia" w:hAnsiTheme="majorHAnsi" w:cstheme="majorBidi"/>
-      <w:color w:val="0F4761" w:themeColor="accent1" w:themeShade="BF"/>
-      <w:sz w:val="32"/>
+      <w:b/>
+      <w:color w:val="000000" w:themeColor="text1"/>
+      <w:sz w:val="28"/>
       <w:szCs w:val="32"/>
+      <w:u w:val="single"/>
     </w:rPr>
   </w:style>
   <w:style w:type="character" w:customStyle="1" w:styleId="Titre3Car">

--- a/Etat de l'art/Multomodal-Fusion.docx
+++ b/Etat de l'art/Multomodal-Fusion.docx
@@ -21,16 +21,8 @@
         <w:rPr>
           <w:lang w:val="fr-FR"/>
         </w:rPr>
-        <w:t xml:space="preserve"> </w:t>
-      </w:r>
-      <w:proofErr w:type="gramStart"/>
-      <w:r>
-        <w:rPr>
-          <w:lang w:val="fr-FR"/>
-        </w:rPr>
-        <w:t>Fusion:</w:t>
-      </w:r>
-      <w:proofErr w:type="gramEnd"/>
+        <w:t xml:space="preserve"> Fusion:</w:t>
+      </w:r>
     </w:p>
     <w:p>
       <w:pPr>
@@ -188,63 +180,7 @@
         <w:rPr>
           <w:lang w:val="fr-FR"/>
         </w:rPr>
-        <w:t xml:space="preserve"> que les unimodal, mais </w:t>
-      </w:r>
-      <w:proofErr w:type="gramStart"/>
-      <w:r>
-        <w:rPr>
-          <w:lang w:val="fr-FR"/>
-        </w:rPr>
-        <w:t>le premier défis</w:t>
-      </w:r>
-      <w:proofErr w:type="gramEnd"/>
-      <w:r>
-        <w:rPr>
-          <w:lang w:val="fr-FR"/>
-        </w:rPr>
-        <w:t xml:space="preserve"> est dû à l’hétérogénéité des données qui </w:t>
-      </w:r>
-      <w:proofErr w:type="gramStart"/>
-      <w:r>
-        <w:rPr>
-          <w:lang w:val="fr-FR"/>
-        </w:rPr>
-        <w:t>si il</w:t>
-      </w:r>
-      <w:proofErr w:type="gramEnd"/>
-      <w:r>
-        <w:rPr>
-          <w:lang w:val="fr-FR"/>
-        </w:rPr>
-        <w:t xml:space="preserve"> </w:t>
-      </w:r>
-      <w:proofErr w:type="gramStart"/>
-      <w:r>
-        <w:rPr>
-          <w:lang w:val="fr-FR"/>
-        </w:rPr>
-        <w:t>est  mal</w:t>
-      </w:r>
-      <w:proofErr w:type="gramEnd"/>
-      <w:r>
-        <w:rPr>
-          <w:lang w:val="fr-FR"/>
-        </w:rPr>
-        <w:t xml:space="preserve"> fusionner introduit </w:t>
-      </w:r>
-      <w:proofErr w:type="gramStart"/>
-      <w:r>
-        <w:rPr>
-          <w:lang w:val="fr-FR"/>
-        </w:rPr>
-        <w:t>du  bruits</w:t>
-      </w:r>
-      <w:proofErr w:type="gramEnd"/>
-      <w:r>
-        <w:rPr>
-          <w:lang w:val="fr-FR"/>
-        </w:rPr>
-        <w:t xml:space="preserve"> ce qui va réduire la qualité des données </w:t>
+        <w:t xml:space="preserve"> que les unimodal, mais le premier défis est dû à l’hétérogénéité des données qui si il est  mal fusionner introduit du  bruits ce qui va réduire la qualité des données </w:t>
       </w:r>
     </w:p>
     <w:p>
@@ -262,77 +198,7 @@
         <w:rPr>
           <w:lang w:val="fr-FR"/>
         </w:rPr>
-        <w:t xml:space="preserve">Dans </w:t>
-      </w:r>
-      <w:proofErr w:type="gramStart"/>
-      <w:r>
-        <w:rPr>
-          <w:lang w:val="fr-FR"/>
-        </w:rPr>
-        <w:t>le domaines</w:t>
-      </w:r>
-      <w:proofErr w:type="gramEnd"/>
-      <w:r>
-        <w:rPr>
-          <w:lang w:val="fr-FR"/>
-        </w:rPr>
-        <w:t xml:space="preserve"> de l’instantané il </w:t>
-      </w:r>
-      <w:proofErr w:type="gramStart"/>
-      <w:r>
-        <w:rPr>
-          <w:lang w:val="fr-FR"/>
-        </w:rPr>
-        <w:t>est  difficile</w:t>
-      </w:r>
-      <w:proofErr w:type="gramEnd"/>
-      <w:r>
-        <w:rPr>
-          <w:lang w:val="fr-FR"/>
-        </w:rPr>
-        <w:t xml:space="preserve"> de </w:t>
-      </w:r>
-      <w:proofErr w:type="gramStart"/>
-      <w:r>
-        <w:rPr>
-          <w:lang w:val="fr-FR"/>
-        </w:rPr>
-        <w:t>synchronisé</w:t>
-      </w:r>
-      <w:proofErr w:type="gramEnd"/>
-      <w:r>
-        <w:rPr>
-          <w:lang w:val="fr-FR"/>
-        </w:rPr>
-        <w:t xml:space="preserve"> les données car chaque </w:t>
-      </w:r>
-      <w:proofErr w:type="gramStart"/>
-      <w:r>
-        <w:rPr>
-          <w:lang w:val="fr-FR"/>
-        </w:rPr>
-        <w:t>données</w:t>
-      </w:r>
-      <w:proofErr w:type="gramEnd"/>
-      <w:r>
-        <w:rPr>
-          <w:lang w:val="fr-FR"/>
-        </w:rPr>
-        <w:t xml:space="preserve"> n’as pas forcément le méme cycle d’acquisitions ou positionner </w:t>
-      </w:r>
-      <w:proofErr w:type="gramStart"/>
-      <w:r>
-        <w:rPr>
-          <w:lang w:val="fr-FR"/>
-        </w:rPr>
-        <w:t>au  méme</w:t>
-      </w:r>
-      <w:proofErr w:type="gramEnd"/>
-      <w:r>
-        <w:rPr>
-          <w:lang w:val="fr-FR"/>
-        </w:rPr>
-        <w:t xml:space="preserve"> endroit, ce qui rend le traitement compliqué.  </w:t>
+        <w:t xml:space="preserve">Dans le domaines de l’instantané il est  difficile de synchronisé les données car chaque données n’as pas forcément le méme cycle d’acquisitions ou positionner au  méme endroit, ce qui rend le traitement compliqué.  </w:t>
       </w:r>
     </w:p>
     <w:p>
@@ -350,21 +216,7 @@
         <w:rPr>
           <w:lang w:val="fr-FR"/>
         </w:rPr>
-        <w:t xml:space="preserve">Exemple la synchronisation </w:t>
-      </w:r>
-      <w:proofErr w:type="gramStart"/>
-      <w:r>
-        <w:rPr>
-          <w:lang w:val="fr-FR"/>
-        </w:rPr>
-        <w:t>des capteur</w:t>
-      </w:r>
-      <w:proofErr w:type="gramEnd"/>
-      <w:r>
-        <w:rPr>
-          <w:lang w:val="fr-FR"/>
-        </w:rPr>
-        <w:t xml:space="preserve"> de camera et de Lidar qui n’ont pas la méme fréquence d’acquisition </w:t>
+        <w:t xml:space="preserve">Exemple la synchronisation des capteur de camera et de Lidar qui n’ont pas la méme fréquence d’acquisition </w:t>
       </w:r>
     </w:p>
     <w:p>
@@ -465,19 +317,11 @@
           <w:lang w:val="fr-FR"/>
         </w:rPr>
       </w:pPr>
-      <w:proofErr w:type="gramStart"/>
-      <w:r>
-        <w:rPr>
-          <w:lang w:val="fr-FR"/>
-        </w:rPr>
-        <w:t>la</w:t>
-      </w:r>
-      <w:proofErr w:type="gramEnd"/>
-      <w:r>
-        <w:rPr>
-          <w:lang w:val="fr-FR"/>
-        </w:rPr>
-        <w:t xml:space="preserve"> </w:t>
+      <w:r>
+        <w:rPr>
+          <w:lang w:val="fr-FR"/>
+        </w:rPr>
+        <w:t xml:space="preserve">la </w:t>
       </w:r>
       <w:r>
         <w:rPr>
@@ -1305,7 +1149,6 @@
           <w14:ligatures w14:val="standardContextual"/>
         </w:rPr>
       </w:pPr>
-      <w:proofErr w:type="gramStart"/>
       <w:r>
         <w:rPr>
           <w:rFonts w:asciiTheme="minorHAnsi" w:eastAsiaTheme="minorHAnsi" w:hAnsiTheme="minorHAnsi" w:cstheme="minorBidi"/>
@@ -1313,17 +1156,7 @@
           <w:lang w:val="fr-FR" w:eastAsia="en-US"/>
           <w14:ligatures w14:val="standardContextual"/>
         </w:rPr>
-        <w:t>les</w:t>
-      </w:r>
-      <w:proofErr w:type="gramEnd"/>
-      <w:r>
-        <w:rPr>
-          <w:rFonts w:asciiTheme="minorHAnsi" w:eastAsiaTheme="minorHAnsi" w:hAnsiTheme="minorHAnsi" w:cstheme="minorBidi"/>
-          <w:kern w:val="2"/>
-          <w:lang w:val="fr-FR" w:eastAsia="en-US"/>
-          <w14:ligatures w14:val="standardContextual"/>
-        </w:rPr>
-        <w:t xml:space="preserve"> CNN capturent bien l’</w:t>
+        <w:t>les CNN capturent bien l’</w:t>
       </w:r>
       <w:r>
         <w:rPr>
@@ -1471,7 +1304,6 @@
         <w:t xml:space="preserve">Les domaines les plus représenter dans ce domaine sont la conduite autonome la santé </w:t>
       </w:r>
       <w:proofErr w:type="spellStart"/>
-      <w:proofErr w:type="gramStart"/>
       <w:r>
         <w:rPr>
           <w:lang w:val="fr-FR"/>
@@ -1483,14 +1315,7 @@
         <w:rPr>
           <w:lang w:val="fr-FR"/>
         </w:rPr>
-        <w:t xml:space="preserve">  que</w:t>
-      </w:r>
-      <w:proofErr w:type="gramEnd"/>
-      <w:r>
-        <w:rPr>
-          <w:lang w:val="fr-FR"/>
-        </w:rPr>
-        <w:t xml:space="preserve"> l’²analyse de sentiment. </w:t>
+        <w:t xml:space="preserve">  que l’²analyse de sentiment. </w:t>
       </w:r>
     </w:p>
     <w:p>
@@ -1868,19 +1693,11 @@
         </w:rPr>
         <w:t xml:space="preserve">exemple </w:t>
       </w:r>
-      <w:proofErr w:type="gramStart"/>
-      <w:r>
-        <w:rPr>
-          <w:lang w:val="fr-FR"/>
-        </w:rPr>
-        <w:t>cité</w:t>
-      </w:r>
-      <w:proofErr w:type="gramEnd"/>
-      <w:r>
-        <w:rPr>
-          <w:lang w:val="fr-FR"/>
-        </w:rPr>
-        <w:t xml:space="preserve"> l’approche</w:t>
+      <w:r>
+        <w:rPr>
+          <w:lang w:val="fr-FR"/>
+        </w:rPr>
+        <w:t>cité l’approche</w:t>
       </w:r>
       <w:r>
         <w:rPr>
@@ -1912,51 +1729,8 @@
         <w:rPr>
           <w:lang w:val="fr-FR"/>
         </w:rPr>
-        <w:t xml:space="preserve"> [A</w:t>
-      </w:r>
-      <w:proofErr w:type="gramStart"/>
-      <w:r>
-        <w:rPr>
-          <w:lang w:val="fr-FR"/>
-        </w:rPr>
-        <w:t>1]ou</w:t>
-      </w:r>
-      <w:proofErr w:type="gramEnd"/>
-      <w:r>
-        <w:rPr>
-          <w:lang w:val="fr-FR"/>
-        </w:rPr>
-        <w:t xml:space="preserve"> le principe est de fusionner les features </w:t>
-      </w:r>
-      <w:proofErr w:type="gramStart"/>
-      <w:r>
-        <w:rPr>
-          <w:lang w:val="fr-FR"/>
-        </w:rPr>
-        <w:t>à  plusieurs</w:t>
-      </w:r>
-      <w:proofErr w:type="gramEnd"/>
-      <w:r>
-        <w:rPr>
-          <w:lang w:val="fr-FR"/>
-        </w:rPr>
-        <w:t xml:space="preserve"> moment de </w:t>
-      </w:r>
-      <w:proofErr w:type="gramStart"/>
-      <w:r>
-        <w:rPr>
-          <w:lang w:val="fr-FR"/>
-        </w:rPr>
-        <w:t>la pipeline</w:t>
-      </w:r>
-      <w:proofErr w:type="gramEnd"/>
-      <w:r>
-        <w:rPr>
-          <w:lang w:val="fr-FR"/>
-        </w:rPr>
-        <w:t xml:space="preserve"> pour données de nouvelles features qui vont évoluer </w:t>
-      </w:r>
-      <w:proofErr w:type="gramStart"/>
+        <w:t xml:space="preserve"> [A1]ou le principe est de fusionner les features à  plusieurs moment de la pipeline pour données de nouvelles features qui vont évoluer </w:t>
+      </w:r>
       <w:r>
         <w:rPr>
           <w:lang w:val="fr-FR"/>
@@ -1967,14 +1741,7 @@
         <w:rPr>
           <w:lang w:val="fr-FR"/>
         </w:rPr>
-        <w:t xml:space="preserve">  finalement</w:t>
-      </w:r>
-      <w:proofErr w:type="gramEnd"/>
-      <w:r>
-        <w:rPr>
-          <w:lang w:val="fr-FR"/>
-        </w:rPr>
-        <w:t xml:space="preserve"> les features </w:t>
+        <w:t xml:space="preserve">  finalement les features </w:t>
       </w:r>
       <w:r>
         <w:rPr>
@@ -2002,14 +1769,7 @@
         <w:rPr>
           <w:lang w:val="fr-FR"/>
         </w:rPr>
-        <w:t>([A</w:t>
-      </w:r>
-      <w:proofErr w:type="gramStart"/>
-      <w:r>
-        <w:rPr>
-          <w:lang w:val="fr-FR"/>
-        </w:rPr>
-        <w:t>1]</w:t>
+        <w:t>([A1]</w:t>
       </w:r>
       <w:r>
         <w:rPr>
@@ -2017,7 +1777,6 @@
         </w:rPr>
         <w:t>https://www.sciencedirect.com/science/article/abs/pii/S0957417423002919?via%3Dihub</w:t>
       </w:r>
-      <w:proofErr w:type="gramEnd"/>
       <w:r>
         <w:rPr>
           <w:lang w:val="fr-FR"/>
@@ -2072,21 +1831,7 @@
         <w:rPr>
           <w:lang w:val="fr-FR"/>
         </w:rPr>
-        <w:t xml:space="preserve">n peu </w:t>
-      </w:r>
-      <w:proofErr w:type="gramStart"/>
-      <w:r>
-        <w:rPr>
-          <w:lang w:val="fr-FR"/>
-        </w:rPr>
-        <w:t>différents</w:t>
-      </w:r>
-      <w:proofErr w:type="gramEnd"/>
-      <w:r>
-        <w:rPr>
-          <w:lang w:val="fr-FR"/>
-        </w:rPr>
-        <w:t xml:space="preserve">, l’objectif étant d’imposé des contraintes au différentes modalité pour orienter les features, il </w:t>
+        <w:t xml:space="preserve">n peu différents, l’objectif étant d’imposé des contraintes au différentes modalité pour orienter les features, il </w:t>
       </w:r>
       <w:r>
         <w:rPr>
@@ -2265,7 +2010,6 @@
         <w:t xml:space="preserve"> </w:t>
       </w:r>
       <w:proofErr w:type="spellStart"/>
-      <w:proofErr w:type="gramStart"/>
       <w:r>
         <w:rPr>
           <w:highlight w:val="yellow"/>
@@ -2278,14 +2022,7 @@
         <w:rPr>
           <w:lang w:val="fr-FR"/>
         </w:rPr>
-        <w:t xml:space="preserve">  cas</w:t>
-      </w:r>
-      <w:proofErr w:type="gramEnd"/>
-      <w:r>
-        <w:rPr>
-          <w:lang w:val="fr-FR"/>
-        </w:rPr>
-        <w:t xml:space="preserve"> d’usage : </w:t>
+        <w:t xml:space="preserve">  cas d’usage : </w:t>
       </w:r>
       <w:r>
         <w:rPr>
@@ -2926,6 +2663,7 @@
       </w:pPr>
       <w:r>
         <w:rPr>
+          <w:noProof/>
           <w:lang w:val="fr-FR"/>
         </w:rPr>
         <w:drawing>
@@ -3133,40 +2871,20 @@
         <w:rPr>
           <w:lang w:val="fr-FR"/>
         </w:rPr>
-        <w:t>mettre en correspondance les éléments de différentes modalités pour qu’ils soient cohérents entre eux.</w:t>
-      </w:r>
-      <w:r>
-        <w:rPr>
-          <w:lang w:val="fr-FR"/>
-        </w:rPr>
-        <w:t xml:space="preserve"> </w:t>
-      </w:r>
-    </w:p>
-    <w:p>
-      <w:pPr>
-        <w:rPr>
-          <w:lang w:val="fr-FR"/>
-        </w:rPr>
-      </w:pPr>
-      <w:r>
-        <w:rPr>
-          <w:lang w:val="fr-FR"/>
-        </w:rPr>
-        <w:t xml:space="preserve">Dans le cas </w:t>
-      </w:r>
-      <w:proofErr w:type="gramStart"/>
-      <w:r>
-        <w:rPr>
-          <w:lang w:val="fr-FR"/>
-        </w:rPr>
-        <w:t>où  les</w:t>
-      </w:r>
-      <w:proofErr w:type="gramEnd"/>
-      <w:r>
-        <w:rPr>
-          <w:lang w:val="fr-FR"/>
-        </w:rPr>
-        <w:t xml:space="preserve"> </w:t>
+        <w:t xml:space="preserve">mettre en correspondance les éléments de différentes modalités pour qu’ils soient cohérents entre eux. </w:t>
+      </w:r>
+    </w:p>
+    <w:p>
+      <w:pPr>
+        <w:rPr>
+          <w:lang w:val="fr-FR"/>
+        </w:rPr>
+      </w:pPr>
+      <w:r>
+        <w:rPr>
+          <w:lang w:val="fr-FR"/>
+        </w:rPr>
+        <w:t xml:space="preserve">Dans le cas où  les </w:t>
       </w:r>
       <w:proofErr w:type="spellStart"/>
       <w:r>
@@ -3188,15 +2906,7 @@
           <w:iCs/>
           <w:lang w:val="fr-FR"/>
         </w:rPr>
-        <w:t xml:space="preserve"> </w:t>
-      </w:r>
-      <w:r>
-        <w:rPr>
-          <w:i/>
-          <w:iCs/>
-          <w:lang w:val="fr-FR"/>
-        </w:rPr>
-        <w:t>chien qui court sur l’herbe</w:t>
+        <w:t xml:space="preserve"> chien qui court sur l’herbe</w:t>
       </w:r>
       <w:r>
         <w:rPr>
@@ -3208,13 +2918,7 @@
         <w:rPr>
           <w:lang w:val="fr-FR"/>
         </w:rPr>
-        <w:t xml:space="preserve">un chien court sur </w:t>
-      </w:r>
-      <w:r>
-        <w:rPr>
-          <w:lang w:val="fr-FR"/>
-        </w:rPr>
-        <w:t>l’herbe</w:t>
+        <w:t>un chien court sur l’herbe</w:t>
       </w:r>
       <w:r>
         <w:rPr>
@@ -3268,7 +2972,7 @@
           <w:lang w:val="fr-FR"/>
         </w:rPr>
         <w:drawing>
-          <wp:inline distT="0" distB="0" distL="0" distR="0" wp14:anchorId="1530BC07" wp14:editId="5FD0559E">
+          <wp:inline distT="0" distB="0" distL="0" distR="0" wp14:anchorId="1530BC07" wp14:editId="6670D795">
             <wp:extent cx="5745480" cy="4312920"/>
             <wp:effectExtent l="0" t="0" r="7620" b="0"/>
             <wp:docPr id="1335600550" name="Image 1" descr="Une image contenant herbe, plein air, chien, animal domestique&#10;&#10;Le contenu généré par l’IA peut être incorrect."/>
@@ -3340,27 +3044,13 @@
         <w:rPr>
           <w:lang w:val="fr-FR"/>
         </w:rPr>
-        <w:t xml:space="preserve">Discret </w:t>
-      </w:r>
-      <w:proofErr w:type="gramStart"/>
-      <w:r>
-        <w:rPr>
-          <w:lang w:val="fr-FR"/>
-        </w:rPr>
-        <w:t>et</w:t>
-      </w:r>
-      <w:r>
-        <w:rPr>
-          <w:lang w:val="fr-FR"/>
-        </w:rPr>
-        <w:t xml:space="preserve">  l’alignement</w:t>
-      </w:r>
-      <w:proofErr w:type="gramEnd"/>
-      <w:r>
-        <w:rPr>
-          <w:lang w:val="fr-FR"/>
-        </w:rPr>
-        <w:t xml:space="preserve"> continue.</w:t>
+        <w:t>Discret et</w:t>
+      </w:r>
+      <w:r>
+        <w:rPr>
+          <w:lang w:val="fr-FR"/>
+        </w:rPr>
+        <w:t xml:space="preserve">  l’alignement continue.</w:t>
       </w:r>
     </w:p>
     <w:p>
@@ -3409,33 +3099,7 @@
         <w:rPr>
           <w:lang w:val="fr-FR"/>
         </w:rPr>
-        <w:t xml:space="preserve"> s des </w:t>
-      </w:r>
-      <w:r>
-        <w:rPr>
-          <w:lang w:val="fr-FR"/>
-        </w:rPr>
-        <w:t>Éléments discrets</w:t>
-      </w:r>
-      <w:r>
-        <w:rPr>
-          <w:lang w:val="fr-FR"/>
-        </w:rPr>
-        <w:t xml:space="preserve">, comme </w:t>
-      </w:r>
-      <w:proofErr w:type="gramStart"/>
-      <w:r>
-        <w:rPr>
-          <w:lang w:val="fr-FR"/>
-        </w:rPr>
-        <w:t>des photo</w:t>
-      </w:r>
-      <w:proofErr w:type="gramEnd"/>
-      <w:r>
-        <w:rPr>
-          <w:lang w:val="fr-FR"/>
-        </w:rPr>
-        <w:t xml:space="preserve"> </w:t>
+        <w:t xml:space="preserve"> s des Éléments discrets, comme des photo </w:t>
       </w:r>
       <w:r>
         <w:rPr>
@@ -3471,6 +3135,7 @@
       </w:pPr>
       <w:r>
         <w:rPr>
+          <w:noProof/>
           <w:lang w:val="fr-FR"/>
         </w:rPr>
         <w:lastRenderedPageBreak/>
@@ -3533,6 +3198,7 @@
       </w:pPr>
       <w:r>
         <w:rPr>
+          <w:noProof/>
           <w:lang w:val="fr-FR"/>
         </w:rPr>
         <w:drawing>
@@ -3877,13 +3543,7 @@
         <w:rPr>
           <w:lang w:val="fr-FR"/>
         </w:rPr>
-        <w:t>Les</w:t>
-      </w:r>
-      <w:r>
-        <w:rPr>
-          <w:lang w:val="fr-FR"/>
-        </w:rPr>
-        <w:t xml:space="preserve"> MM-</w:t>
+        <w:t>Les MM-</w:t>
       </w:r>
       <w:proofErr w:type="spellStart"/>
       <w:r>
@@ -3898,6 +3558,512 @@
           <w:lang w:val="fr-FR"/>
         </w:rPr>
         <w:t xml:space="preserve"> représentent une avancée majeure, reliant langage et vision pour ouvrir de nouvelles applications en IA.</w:t>
+      </w:r>
+    </w:p>
+    <w:p>
+      <w:pPr>
+        <w:pStyle w:val="Titre2"/>
+        <w:rPr>
+          <w:lang w:val="fr-FR"/>
+        </w:rPr>
+      </w:pPr>
+      <w:r>
+        <w:rPr>
+          <w:lang w:val="fr-FR"/>
+        </w:rPr>
+        <w:t>Discussion :</w:t>
+      </w:r>
+    </w:p>
+    <w:p>
+      <w:pPr>
+        <w:rPr>
+          <w:lang w:val="fr-FR"/>
+        </w:rPr>
+      </w:pPr>
+      <w:r>
+        <w:rPr>
+          <w:lang w:val="fr-FR"/>
+        </w:rPr>
+        <w:t>Les modèles de langage de grande taille (</w:t>
+      </w:r>
+      <w:proofErr w:type="spellStart"/>
+      <w:r>
+        <w:rPr>
+          <w:lang w:val="fr-FR"/>
+        </w:rPr>
+        <w:t>LLMs</w:t>
+      </w:r>
+      <w:proofErr w:type="spellEnd"/>
+      <w:r>
+        <w:rPr>
+          <w:lang w:val="fr-FR"/>
+        </w:rPr>
+        <w:t>) surpassent les modèles traditionnels grâce à leur puissance, leur polyvalence et leur précision. Les avancées récentes concernent surtout les modèles multimodaux (MM-</w:t>
+      </w:r>
+      <w:proofErr w:type="spellStart"/>
+      <w:r>
+        <w:rPr>
+          <w:lang w:val="fr-FR"/>
+        </w:rPr>
+        <w:t>LLMs</w:t>
+      </w:r>
+      <w:proofErr w:type="spellEnd"/>
+      <w:r>
+        <w:rPr>
+          <w:lang w:val="fr-FR"/>
+        </w:rPr>
+        <w:t xml:space="preserve">), capables de traiter des données issues de plusieurs modalités (texte, image, etc.) tout en conservant les capacités de raisonnement des </w:t>
+      </w:r>
+      <w:proofErr w:type="spellStart"/>
+      <w:r>
+        <w:rPr>
+          <w:lang w:val="fr-FR"/>
+        </w:rPr>
+        <w:t>LLMs</w:t>
+      </w:r>
+      <w:proofErr w:type="spellEnd"/>
+      <w:r>
+        <w:rPr>
+          <w:lang w:val="fr-FR"/>
+        </w:rPr>
+        <w:t xml:space="preserve">. Parmi eux, les Large Vision </w:t>
+      </w:r>
+      <w:proofErr w:type="spellStart"/>
+      <w:r>
+        <w:rPr>
+          <w:lang w:val="fr-FR"/>
+        </w:rPr>
+        <w:t>Language</w:t>
+      </w:r>
+      <w:proofErr w:type="spellEnd"/>
+      <w:r>
+        <w:rPr>
+          <w:lang w:val="fr-FR"/>
+        </w:rPr>
+        <w:t xml:space="preserve"> </w:t>
+      </w:r>
+      <w:proofErr w:type="spellStart"/>
+      <w:r>
+        <w:rPr>
+          <w:lang w:val="fr-FR"/>
+        </w:rPr>
+        <w:t>Models</w:t>
+      </w:r>
+      <w:proofErr w:type="spellEnd"/>
+      <w:r>
+        <w:rPr>
+          <w:lang w:val="fr-FR"/>
+        </w:rPr>
+        <w:t xml:space="preserve"> (</w:t>
+      </w:r>
+      <w:proofErr w:type="spellStart"/>
+      <w:r>
+        <w:rPr>
+          <w:lang w:val="fr-FR"/>
+        </w:rPr>
+        <w:t>LVLMs</w:t>
+      </w:r>
+      <w:proofErr w:type="spellEnd"/>
+      <w:r>
+        <w:rPr>
+          <w:lang w:val="fr-FR"/>
+        </w:rPr>
+        <w:t>) se distinguent : CLIP, qui aligne texte et image dans un même espace grâce à l’apprentissage contrastif, et DALL-E, basé sur l’architecture Transformer, reconnu pour la qualité et la diversité des images générées.</w:t>
+      </w:r>
+    </w:p>
+    <w:p>
+      <w:pPr>
+        <w:pStyle w:val="Titre1"/>
+      </w:pPr>
+      <w:r>
+        <w:t xml:space="preserve">Open </w:t>
+      </w:r>
+      <w:proofErr w:type="spellStart"/>
+      <w:r>
+        <w:t>Challenges</w:t>
+      </w:r>
+      <w:proofErr w:type="spellEnd"/>
+      <w:r>
+        <w:t xml:space="preserve"> and </w:t>
+      </w:r>
+      <w:proofErr w:type="spellStart"/>
+      <w:r>
+        <w:t>Possible</w:t>
+      </w:r>
+      <w:proofErr w:type="spellEnd"/>
+      <w:r>
+        <w:t xml:space="preserve"> </w:t>
+      </w:r>
+      <w:proofErr w:type="spellStart"/>
+      <w:r>
+        <w:t>Solutions</w:t>
+      </w:r>
+      <w:proofErr w:type="spellEnd"/>
+      <w:r>
+        <w:t>:</w:t>
+      </w:r>
+    </w:p>
+    <w:p>
+      <w:pPr>
+        <w:pStyle w:val="Titre2"/>
+        <w:rPr>
+          <w:lang w:val="fr-FR"/>
+        </w:rPr>
+      </w:pPr>
+      <w:r>
+        <w:rPr>
+          <w:lang w:val="fr-FR"/>
+        </w:rPr>
+        <w:t>La qualité des d</w:t>
+      </w:r>
+      <w:r>
+        <w:rPr>
+          <w:lang w:val="fr-FR"/>
+        </w:rPr>
+        <w:t>onnées :</w:t>
+      </w:r>
+    </w:p>
+    <w:p>
+      <w:pPr>
+        <w:ind w:left="1440"/>
+        <w:rPr>
+          <w:lang w:val="fr-FR"/>
+        </w:rPr>
+      </w:pPr>
+    </w:p>
+    <w:p>
+      <w:pPr>
+        <w:rPr>
+          <w:lang w:val="fr-FR"/>
+        </w:rPr>
+      </w:pPr>
+      <w:r>
+        <w:rPr>
+          <w:lang w:val="fr-FR"/>
+        </w:rPr>
+        <w:t xml:space="preserve">L’un des problèmes majeurs pour les IA multimodales, c’est le manque de </w:t>
+      </w:r>
+      <w:proofErr w:type="spellStart"/>
+      <w:r>
+        <w:rPr>
+          <w:lang w:val="fr-FR"/>
+        </w:rPr>
+        <w:t>datasets</w:t>
+      </w:r>
+      <w:proofErr w:type="spellEnd"/>
+      <w:r>
+        <w:rPr>
+          <w:lang w:val="fr-FR"/>
+        </w:rPr>
+        <w:t xml:space="preserve"> de qualité</w:t>
+      </w:r>
+      <w:r>
+        <w:rPr>
+          <w:lang w:val="fr-FR"/>
+        </w:rPr>
+        <w:t xml:space="preserve">, </w:t>
+      </w:r>
+      <w:r>
+        <w:rPr>
+          <w:lang w:val="fr-FR"/>
+        </w:rPr>
+        <w:t xml:space="preserve">ils sont souvent trop petits, déséquilibrés ou mal annotés, ce qui rend leur utilisation difficile, voire impossible. Une solution consiste à recourir à des données synthétiques, mais leurs performances restent limitées et un écart existe encore avec les données réelles. L’usage de méthodes comme les </w:t>
+      </w:r>
+      <w:proofErr w:type="spellStart"/>
+      <w:r>
+        <w:rPr>
+          <w:lang w:val="fr-FR"/>
+        </w:rPr>
+        <w:t>GANs</w:t>
+      </w:r>
+      <w:proofErr w:type="spellEnd"/>
+      <w:r>
+        <w:rPr>
+          <w:lang w:val="fr-FR"/>
+        </w:rPr>
+        <w:t xml:space="preserve"> améliore les résultats, mais </w:t>
+      </w:r>
+      <w:r>
+        <w:rPr>
+          <w:lang w:val="fr-FR"/>
+        </w:rPr>
+        <w:lastRenderedPageBreak/>
+        <w:t>des recherches sont encore nécessaires. Il faut aussi prendre en compte le déséquilibre entre modalités, car un modèle risque de se baser surtout sur la modalité dominante. Enfin, l’installation de plusieurs capteurs dans un même composant permet de limiter les variations de paramètres causées par les turbulences et vibrations.</w:t>
+      </w:r>
+    </w:p>
+    <w:p>
+      <w:pPr>
+        <w:pStyle w:val="Titre2"/>
+      </w:pPr>
+      <w:proofErr w:type="spellStart"/>
+      <w:r>
+        <w:t>Perte</w:t>
+      </w:r>
+      <w:proofErr w:type="spellEnd"/>
+      <w:r>
+        <w:t xml:space="preserve"> </w:t>
+      </w:r>
+      <w:proofErr w:type="spellStart"/>
+      <w:r>
+        <w:t>d’information</w:t>
+      </w:r>
+      <w:proofErr w:type="spellEnd"/>
+      <w:r>
+        <w:t>:</w:t>
+      </w:r>
+    </w:p>
+    <w:p>
+      <w:pPr>
+        <w:rPr>
+          <w:lang w:val="fr-FR"/>
+        </w:rPr>
+      </w:pPr>
+      <w:r>
+        <w:rPr>
+          <w:lang w:val="fr-FR"/>
+        </w:rPr>
+        <w:t>Lors de la fusion de données multimodales, la différence de formats entraîne une perte d’information. Par exemple, la projection de nuages de points 3D en 2D BEV simplifie les données mais réduit leur richesse. La fusion précoce exploite mieux l’information, mais augmente fortement la dimension des caractéristiques, obligeant ensuite à les réduire et donc à perdre de l’information. Pour limiter ce problème, on peut concevoir de meilleures représentations pour les données de haute dimension, utiliser la convolution continue pour préserver l’information géométrique, ou encore recourir à la recherche d’architecture neuronale (NAS) afin d’optimiser l’étape de fusion.</w:t>
+      </w:r>
+    </w:p>
+    <w:p>
+      <w:pPr>
+        <w:pStyle w:val="Titre2"/>
+        <w:rPr>
+          <w:lang w:val="fr-FR"/>
+        </w:rPr>
+      </w:pPr>
+      <w:proofErr w:type="spellStart"/>
+      <w:r>
+        <w:t>Quantité</w:t>
+      </w:r>
+      <w:proofErr w:type="spellEnd"/>
+      <w:r>
+        <w:t xml:space="preserve"> de </w:t>
+      </w:r>
+      <w:proofErr w:type="spellStart"/>
+      <w:r>
+        <w:t>modalités</w:t>
+      </w:r>
+      <w:proofErr w:type="spellEnd"/>
+      <w:r>
+        <w:t>:</w:t>
+      </w:r>
+    </w:p>
+    <w:p>
+      <w:pPr>
+        <w:rPr>
+          <w:lang w:val="fr-FR"/>
+        </w:rPr>
+      </w:pPr>
+      <w:r>
+        <w:rPr>
+          <w:lang w:val="fr-FR"/>
+        </w:rPr>
+        <w:t>La fusion de plus de deux modalités entraîne du bruit, une explosion de la dimension des caractéristiques et une forte complexité de calcul. Pourtant, certaines applications comme la conduite autonome nécessitent cette précision. Pour limiter l’explosion dimensionnelle, les chercheurs utilisent des méthodes de réduction comme la PCA ou le GPLVM, bien que limitées à peu de modalités. D’autres pistes incluent le filtrage ou le clustering des caractéristiques, ou encore l’ajustement progressif des dimensions pour identifier le schéma optimal.</w:t>
+      </w:r>
+    </w:p>
+    <w:p>
+      <w:pPr>
+        <w:pStyle w:val="Titre2"/>
+      </w:pPr>
+      <w:proofErr w:type="spellStart"/>
+      <w:r>
+        <w:t>Accumulation</w:t>
+      </w:r>
+      <w:proofErr w:type="spellEnd"/>
+      <w:r>
+        <w:t xml:space="preserve"> </w:t>
+      </w:r>
+      <w:proofErr w:type="spellStart"/>
+      <w:r>
+        <w:t>d’erreurs</w:t>
+      </w:r>
+      <w:proofErr w:type="spellEnd"/>
+      <w:r>
+        <w:t>:</w:t>
+      </w:r>
+    </w:p>
+    <w:p>
+      <w:pPr>
+        <w:rPr>
+          <w:lang w:val="fr-FR"/>
+        </w:rPr>
+      </w:pPr>
+      <w:r>
+        <w:rPr>
+          <w:lang w:val="fr-FR"/>
+        </w:rPr>
+        <w:t>Une fusion multimodale mal conçue introduit du bruit qui s’accumule et réduit les performances du modèle. On distingue le bruit interne (lié aux données elles-mêmes) et le bruit externe (lié au processus de fusion). Les solutions incluent des méthodes de réduction du bruit (filtrage, matrices à faible rang, etc.), un meilleur alignement des données et l’unification des modalités grâce à des techniques de traduction.</w:t>
+      </w:r>
+    </w:p>
+    <w:p>
+      <w:pPr>
+        <w:pStyle w:val="Titre2"/>
+        <w:rPr>
+          <w:lang w:val="fr-FR"/>
+        </w:rPr>
+      </w:pPr>
+      <w:proofErr w:type="spellStart"/>
+      <w:r>
+        <w:t>Garantie</w:t>
+      </w:r>
+      <w:proofErr w:type="spellEnd"/>
+      <w:r>
+        <w:t xml:space="preserve"> du </w:t>
+      </w:r>
+      <w:proofErr w:type="spellStart"/>
+      <w:r>
+        <w:t>temps</w:t>
+      </w:r>
+      <w:proofErr w:type="spellEnd"/>
+      <w:r>
+        <w:t xml:space="preserve"> </w:t>
+      </w:r>
+      <w:proofErr w:type="spellStart"/>
+      <w:r>
+        <w:t>réel</w:t>
+      </w:r>
+      <w:proofErr w:type="spellEnd"/>
+      <w:r>
+        <w:t>:</w:t>
+      </w:r>
+    </w:p>
+    <w:p>
+      <w:pPr>
+        <w:rPr>
+          <w:lang w:val="fr-FR"/>
+        </w:rPr>
+      </w:pPr>
+      <w:r>
+        <w:rPr>
+          <w:lang w:val="fr-FR"/>
+        </w:rPr>
+        <w:t xml:space="preserve"> </w:t>
+      </w:r>
+      <w:r>
+        <w:rPr>
+          <w:lang w:val="fr-FR"/>
+        </w:rPr>
+        <w:t xml:space="preserve">Les modèles multimodaux, plus complexes que les unimodaux, peinent à répondre aux exigences du temps réel. Pour y remédier, on privilégie l’optimisation de la structure via le </w:t>
+      </w:r>
+      <w:proofErr w:type="spellStart"/>
+      <w:r>
+        <w:rPr>
+          <w:lang w:val="fr-FR"/>
+        </w:rPr>
+        <w:t>pruning</w:t>
+      </w:r>
+      <w:proofErr w:type="spellEnd"/>
+      <w:r>
+        <w:rPr>
+          <w:lang w:val="fr-FR"/>
+        </w:rPr>
+        <w:t>, la quantification et diverses techniques de compression, qui améliorent la vitesse et l’efficacité d’entraînement.</w:t>
+      </w:r>
+    </w:p>
+    <w:p>
+      <w:pPr>
+        <w:pStyle w:val="Titre2"/>
+      </w:pPr>
+      <w:proofErr w:type="spellStart"/>
+      <w:r>
+        <w:t>Environnement</w:t>
+      </w:r>
+      <w:proofErr w:type="spellEnd"/>
+      <w:r>
+        <w:t xml:space="preserve"> </w:t>
+      </w:r>
+      <w:proofErr w:type="spellStart"/>
+      <w:r>
+        <w:t>dynamique</w:t>
+      </w:r>
+      <w:proofErr w:type="spellEnd"/>
+      <w:r>
+        <w:t>:</w:t>
+      </w:r>
+    </w:p>
+    <w:p>
+      <w:pPr>
+        <w:rPr>
+          <w:lang w:val="fr-FR"/>
+        </w:rPr>
+      </w:pPr>
+      <w:r>
+        <w:rPr>
+          <w:lang w:val="fr-FR"/>
+        </w:rPr>
+        <w:t xml:space="preserve">Comme la distribution des données multimodales change au cours du temps, réentraîner le modèle à chaque fois est trop coûteux. Une alternative est d’intégrer des données historiques et d’utiliser </w:t>
+      </w:r>
+      <w:r>
+        <w:rPr>
+          <w:highlight w:val="yellow"/>
+          <w:lang w:val="fr-FR"/>
+        </w:rPr>
+        <w:t>l’apprentissage incrémental</w:t>
+      </w:r>
+      <w:r>
+        <w:rPr>
+          <w:lang w:val="fr-FR"/>
+        </w:rPr>
+        <w:t xml:space="preserve"> pour adapter progressivement le modèle et améliorer la précision des prédictions.</w:t>
+      </w:r>
+    </w:p>
+    <w:p>
+      <w:pPr>
+        <w:pStyle w:val="Titre2"/>
+      </w:pPr>
+      <w:proofErr w:type="spellStart"/>
+      <w:r>
+        <w:lastRenderedPageBreak/>
+        <w:t>Synchronisation</w:t>
+      </w:r>
+      <w:proofErr w:type="spellEnd"/>
+      <w:r>
+        <w:t xml:space="preserve"> </w:t>
+      </w:r>
+      <w:proofErr w:type="spellStart"/>
+      <w:r>
+        <w:t>temporelle</w:t>
+      </w:r>
+      <w:proofErr w:type="spellEnd"/>
+      <w:r>
+        <w:t>:</w:t>
+      </w:r>
+    </w:p>
+    <w:p>
+      <w:pPr>
+        <w:rPr>
+          <w:lang w:val="fr-FR"/>
+        </w:rPr>
+      </w:pPr>
+      <w:r>
+        <w:rPr>
+          <w:lang w:val="fr-FR"/>
+        </w:rPr>
+        <w:t>La synchronisation temporelle vise à aligner correctement les données multimodales dans le temps et l’espace, ce qui est complexe surtout pour les séquences longues. Les solutions envisagées incluent l’usage de mesures de similarité, de graphes de connaissances pour réduire les écarts sémantiques, et de mécanismes de cache pour compenser les décalages temporels entre capteurs.</w:t>
+      </w:r>
+    </w:p>
+    <w:p>
+      <w:pPr>
+        <w:pStyle w:val="Titre1"/>
+      </w:pPr>
+      <w:proofErr w:type="spellStart"/>
+      <w:r>
+        <w:t>Conclusion</w:t>
+      </w:r>
+      <w:proofErr w:type="spellEnd"/>
+    </w:p>
+    <w:p>
+      <w:pPr>
+        <w:rPr>
+          <w:lang w:val="fr-FR"/>
+        </w:rPr>
+      </w:pPr>
+      <w:r>
+        <w:rPr>
+          <w:lang w:val="fr-FR"/>
+        </w:rPr>
+        <w:t>La fusion multimodale est devenue centrale en recherche grâce à sa capacité à accroître la précision et réduire les ambiguïtés dans des environnements complexes. L’article présente un panorama des méthodes et applications existantes, en comparant les stades de fusion, en détaillant trois technologies clés d’amélioration et en proposant des recommandations aux chercheurs pour optimiser les performances.</w:t>
       </w:r>
     </w:p>
     <w:p>
@@ -4543,7 +4709,7 @@
         <w:rFonts w:ascii="Aptos" w:eastAsiaTheme="minorHAnsi" w:hAnsi="Aptos" w:cstheme="minorBidi" w:hint="default"/>
       </w:rPr>
     </w:lvl>
-    <w:lvl w:ilvl="1" w:tplc="2C0A0003" w:tentative="1">
+    <w:lvl w:ilvl="1" w:tplc="2C0A0003">
       <w:start w:val="1"/>
       <w:numFmt w:val="bullet"/>
       <w:lvlText w:val="o"/>

--- a/Etat de l'art/Multomodal-Fusion.docx
+++ b/Etat de l'art/Multomodal-Fusion.docx
@@ -21,8 +21,16 @@
         <w:rPr>
           <w:lang w:val="fr-FR"/>
         </w:rPr>
-        <w:t xml:space="preserve"> Fusion:</w:t>
-      </w:r>
+        <w:t xml:space="preserve"> </w:t>
+      </w:r>
+      <w:proofErr w:type="gramStart"/>
+      <w:r>
+        <w:rPr>
+          <w:lang w:val="fr-FR"/>
+        </w:rPr>
+        <w:t>Fusion:</w:t>
+      </w:r>
+      <w:proofErr w:type="gramEnd"/>
     </w:p>
     <w:p>
       <w:pPr>
@@ -141,6 +149,26 @@
     </w:p>
     <w:p>
       <w:pPr>
+        <w:rPr>
+          <w:lang w:val="fr-FR"/>
+        </w:rPr>
+      </w:pPr>
+    </w:p>
+    <w:p>
+      <w:pPr>
+        <w:rPr>
+          <w:lang w:val="fr-FR"/>
+        </w:rPr>
+      </w:pPr>
+      <w:r>
+        <w:rPr>
+          <w:lang w:val="fr-FR"/>
+        </w:rPr>
+        <w:t>Donc, l’auteur les classe comme des techniques de fusion parce qu’elles sont indispensables pour réduire l’hétérogénéité entre modalités, compléter ou traduire l’information manquante, et aligner temporellement ou spatialement les données, ce qui permet une fusion plus précise et efficace.</w:t>
+      </w:r>
+    </w:p>
+    <w:p>
+      <w:pPr>
         <w:pStyle w:val="Titre1"/>
         <w:rPr>
           <w:lang w:val="fr-FR"/>
@@ -180,7 +208,63 @@
         <w:rPr>
           <w:lang w:val="fr-FR"/>
         </w:rPr>
-        <w:t xml:space="preserve"> que les unimodal, mais le premier défis est dû à l’hétérogénéité des données qui si il est  mal fusionner introduit du  bruits ce qui va réduire la qualité des données </w:t>
+        <w:t xml:space="preserve"> que les unimodal, mais </w:t>
+      </w:r>
+      <w:proofErr w:type="gramStart"/>
+      <w:r>
+        <w:rPr>
+          <w:lang w:val="fr-FR"/>
+        </w:rPr>
+        <w:t>le premier défis</w:t>
+      </w:r>
+      <w:proofErr w:type="gramEnd"/>
+      <w:r>
+        <w:rPr>
+          <w:lang w:val="fr-FR"/>
+        </w:rPr>
+        <w:t xml:space="preserve"> est dû à l’hétérogénéité des données qui </w:t>
+      </w:r>
+      <w:proofErr w:type="gramStart"/>
+      <w:r>
+        <w:rPr>
+          <w:lang w:val="fr-FR"/>
+        </w:rPr>
+        <w:t>si il</w:t>
+      </w:r>
+      <w:proofErr w:type="gramEnd"/>
+      <w:r>
+        <w:rPr>
+          <w:lang w:val="fr-FR"/>
+        </w:rPr>
+        <w:t xml:space="preserve"> </w:t>
+      </w:r>
+      <w:proofErr w:type="gramStart"/>
+      <w:r>
+        <w:rPr>
+          <w:lang w:val="fr-FR"/>
+        </w:rPr>
+        <w:t>est  mal</w:t>
+      </w:r>
+      <w:proofErr w:type="gramEnd"/>
+      <w:r>
+        <w:rPr>
+          <w:lang w:val="fr-FR"/>
+        </w:rPr>
+        <w:t xml:space="preserve"> fusionner introduit </w:t>
+      </w:r>
+      <w:proofErr w:type="gramStart"/>
+      <w:r>
+        <w:rPr>
+          <w:lang w:val="fr-FR"/>
+        </w:rPr>
+        <w:t>du  bruits</w:t>
+      </w:r>
+      <w:proofErr w:type="gramEnd"/>
+      <w:r>
+        <w:rPr>
+          <w:lang w:val="fr-FR"/>
+        </w:rPr>
+        <w:t xml:space="preserve"> ce qui va réduire la qualité des données </w:t>
       </w:r>
     </w:p>
     <w:p>
@@ -198,7 +282,77 @@
         <w:rPr>
           <w:lang w:val="fr-FR"/>
         </w:rPr>
-        <w:t xml:space="preserve">Dans le domaines de l’instantané il est  difficile de synchronisé les données car chaque données n’as pas forcément le méme cycle d’acquisitions ou positionner au  méme endroit, ce qui rend le traitement compliqué.  </w:t>
+        <w:t xml:space="preserve">Dans </w:t>
+      </w:r>
+      <w:proofErr w:type="gramStart"/>
+      <w:r>
+        <w:rPr>
+          <w:lang w:val="fr-FR"/>
+        </w:rPr>
+        <w:t>le domaines</w:t>
+      </w:r>
+      <w:proofErr w:type="gramEnd"/>
+      <w:r>
+        <w:rPr>
+          <w:lang w:val="fr-FR"/>
+        </w:rPr>
+        <w:t xml:space="preserve"> de l’instantané il </w:t>
+      </w:r>
+      <w:proofErr w:type="gramStart"/>
+      <w:r>
+        <w:rPr>
+          <w:lang w:val="fr-FR"/>
+        </w:rPr>
+        <w:t>est  difficile</w:t>
+      </w:r>
+      <w:proofErr w:type="gramEnd"/>
+      <w:r>
+        <w:rPr>
+          <w:lang w:val="fr-FR"/>
+        </w:rPr>
+        <w:t xml:space="preserve"> de </w:t>
+      </w:r>
+      <w:proofErr w:type="gramStart"/>
+      <w:r>
+        <w:rPr>
+          <w:lang w:val="fr-FR"/>
+        </w:rPr>
+        <w:t>synchronisé</w:t>
+      </w:r>
+      <w:proofErr w:type="gramEnd"/>
+      <w:r>
+        <w:rPr>
+          <w:lang w:val="fr-FR"/>
+        </w:rPr>
+        <w:t xml:space="preserve"> les données car chaque </w:t>
+      </w:r>
+      <w:proofErr w:type="gramStart"/>
+      <w:r>
+        <w:rPr>
+          <w:lang w:val="fr-FR"/>
+        </w:rPr>
+        <w:t>données</w:t>
+      </w:r>
+      <w:proofErr w:type="gramEnd"/>
+      <w:r>
+        <w:rPr>
+          <w:lang w:val="fr-FR"/>
+        </w:rPr>
+        <w:t xml:space="preserve"> n’as pas forcément le méme cycle d’acquisitions ou positionner </w:t>
+      </w:r>
+      <w:proofErr w:type="gramStart"/>
+      <w:r>
+        <w:rPr>
+          <w:lang w:val="fr-FR"/>
+        </w:rPr>
+        <w:t>au  méme</w:t>
+      </w:r>
+      <w:proofErr w:type="gramEnd"/>
+      <w:r>
+        <w:rPr>
+          <w:lang w:val="fr-FR"/>
+        </w:rPr>
+        <w:t xml:space="preserve"> endroit, ce qui rend le traitement compliqué.  </w:t>
       </w:r>
     </w:p>
     <w:p>
@@ -216,7 +370,21 @@
         <w:rPr>
           <w:lang w:val="fr-FR"/>
         </w:rPr>
-        <w:t xml:space="preserve">Exemple la synchronisation des capteur de camera et de Lidar qui n’ont pas la méme fréquence d’acquisition </w:t>
+        <w:t xml:space="preserve">Exemple la synchronisation </w:t>
+      </w:r>
+      <w:proofErr w:type="gramStart"/>
+      <w:r>
+        <w:rPr>
+          <w:lang w:val="fr-FR"/>
+        </w:rPr>
+        <w:t>des capteur</w:t>
+      </w:r>
+      <w:proofErr w:type="gramEnd"/>
+      <w:r>
+        <w:rPr>
+          <w:lang w:val="fr-FR"/>
+        </w:rPr>
+        <w:t xml:space="preserve"> de camera et de Lidar qui n’ont pas la méme fréquence d’acquisition </w:t>
       </w:r>
     </w:p>
     <w:p>
@@ -317,11 +485,19 @@
           <w:lang w:val="fr-FR"/>
         </w:rPr>
       </w:pPr>
-      <w:r>
-        <w:rPr>
-          <w:lang w:val="fr-FR"/>
-        </w:rPr>
-        <w:t xml:space="preserve">la </w:t>
+      <w:proofErr w:type="gramStart"/>
+      <w:r>
+        <w:rPr>
+          <w:lang w:val="fr-FR"/>
+        </w:rPr>
+        <w:t>la</w:t>
+      </w:r>
+      <w:proofErr w:type="gramEnd"/>
+      <w:r>
+        <w:rPr>
+          <w:lang w:val="fr-FR"/>
+        </w:rPr>
+        <w:t xml:space="preserve"> </w:t>
       </w:r>
       <w:r>
         <w:rPr>
@@ -1149,6 +1325,7 @@
           <w14:ligatures w14:val="standardContextual"/>
         </w:rPr>
       </w:pPr>
+      <w:proofErr w:type="gramStart"/>
       <w:r>
         <w:rPr>
           <w:rFonts w:asciiTheme="minorHAnsi" w:eastAsiaTheme="minorHAnsi" w:hAnsiTheme="minorHAnsi" w:cstheme="minorBidi"/>
@@ -1156,7 +1333,17 @@
           <w:lang w:val="fr-FR" w:eastAsia="en-US"/>
           <w14:ligatures w14:val="standardContextual"/>
         </w:rPr>
-        <w:t>les CNN capturent bien l’</w:t>
+        <w:t>les</w:t>
+      </w:r>
+      <w:proofErr w:type="gramEnd"/>
+      <w:r>
+        <w:rPr>
+          <w:rFonts w:asciiTheme="minorHAnsi" w:eastAsiaTheme="minorHAnsi" w:hAnsiTheme="minorHAnsi" w:cstheme="minorBidi"/>
+          <w:kern w:val="2"/>
+          <w:lang w:val="fr-FR" w:eastAsia="en-US"/>
+          <w14:ligatures w14:val="standardContextual"/>
+        </w:rPr>
+        <w:t xml:space="preserve"> CNN capturent bien l’</w:t>
       </w:r>
       <w:r>
         <w:rPr>
@@ -1304,6 +1491,7 @@
         <w:t xml:space="preserve">Les domaines les plus représenter dans ce domaine sont la conduite autonome la santé </w:t>
       </w:r>
       <w:proofErr w:type="spellStart"/>
+      <w:proofErr w:type="gramStart"/>
       <w:r>
         <w:rPr>
           <w:lang w:val="fr-FR"/>
@@ -1315,7 +1503,14 @@
         <w:rPr>
           <w:lang w:val="fr-FR"/>
         </w:rPr>
-        <w:t xml:space="preserve">  que l’²analyse de sentiment. </w:t>
+        <w:t xml:space="preserve">  que</w:t>
+      </w:r>
+      <w:proofErr w:type="gramEnd"/>
+      <w:r>
+        <w:rPr>
+          <w:lang w:val="fr-FR"/>
+        </w:rPr>
+        <w:t xml:space="preserve"> l’²analyse de sentiment. </w:t>
       </w:r>
     </w:p>
     <w:p>
@@ -1693,11 +1888,19 @@
         </w:rPr>
         <w:t xml:space="preserve">exemple </w:t>
       </w:r>
-      <w:r>
-        <w:rPr>
-          <w:lang w:val="fr-FR"/>
-        </w:rPr>
-        <w:t>cité l’approche</w:t>
+      <w:proofErr w:type="gramStart"/>
+      <w:r>
+        <w:rPr>
+          <w:lang w:val="fr-FR"/>
+        </w:rPr>
+        <w:t>cité</w:t>
+      </w:r>
+      <w:proofErr w:type="gramEnd"/>
+      <w:r>
+        <w:rPr>
+          <w:lang w:val="fr-FR"/>
+        </w:rPr>
+        <w:t xml:space="preserve"> l’approche</w:t>
       </w:r>
       <w:r>
         <w:rPr>
@@ -1729,8 +1932,51 @@
         <w:rPr>
           <w:lang w:val="fr-FR"/>
         </w:rPr>
-        <w:t xml:space="preserve"> [A1]ou le principe est de fusionner les features à  plusieurs moment de la pipeline pour données de nouvelles features qui vont évoluer </w:t>
-      </w:r>
+        <w:t xml:space="preserve"> [A</w:t>
+      </w:r>
+      <w:proofErr w:type="gramStart"/>
+      <w:r>
+        <w:rPr>
+          <w:lang w:val="fr-FR"/>
+        </w:rPr>
+        <w:t>1]ou</w:t>
+      </w:r>
+      <w:proofErr w:type="gramEnd"/>
+      <w:r>
+        <w:rPr>
+          <w:lang w:val="fr-FR"/>
+        </w:rPr>
+        <w:t xml:space="preserve"> le principe est de fusionner les features </w:t>
+      </w:r>
+      <w:proofErr w:type="gramStart"/>
+      <w:r>
+        <w:rPr>
+          <w:lang w:val="fr-FR"/>
+        </w:rPr>
+        <w:t>à  plusieurs</w:t>
+      </w:r>
+      <w:proofErr w:type="gramEnd"/>
+      <w:r>
+        <w:rPr>
+          <w:lang w:val="fr-FR"/>
+        </w:rPr>
+        <w:t xml:space="preserve"> moment de </w:t>
+      </w:r>
+      <w:proofErr w:type="gramStart"/>
+      <w:r>
+        <w:rPr>
+          <w:lang w:val="fr-FR"/>
+        </w:rPr>
+        <w:t>la pipeline</w:t>
+      </w:r>
+      <w:proofErr w:type="gramEnd"/>
+      <w:r>
+        <w:rPr>
+          <w:lang w:val="fr-FR"/>
+        </w:rPr>
+        <w:t xml:space="preserve"> pour données de nouvelles features qui vont évoluer </w:t>
+      </w:r>
+      <w:proofErr w:type="gramStart"/>
       <w:r>
         <w:rPr>
           <w:lang w:val="fr-FR"/>
@@ -1741,7 +1987,14 @@
         <w:rPr>
           <w:lang w:val="fr-FR"/>
         </w:rPr>
-        <w:t xml:space="preserve">  finalement les features </w:t>
+        <w:t xml:space="preserve">  finalement</w:t>
+      </w:r>
+      <w:proofErr w:type="gramEnd"/>
+      <w:r>
+        <w:rPr>
+          <w:lang w:val="fr-FR"/>
+        </w:rPr>
+        <w:t xml:space="preserve"> les features </w:t>
       </w:r>
       <w:r>
         <w:rPr>
@@ -1769,7 +2022,14 @@
         <w:rPr>
           <w:lang w:val="fr-FR"/>
         </w:rPr>
-        <w:t>([A1]</w:t>
+        <w:t>([A</w:t>
+      </w:r>
+      <w:proofErr w:type="gramStart"/>
+      <w:r>
+        <w:rPr>
+          <w:lang w:val="fr-FR"/>
+        </w:rPr>
+        <w:t>1]</w:t>
       </w:r>
       <w:r>
         <w:rPr>
@@ -1777,6 +2037,7 @@
         </w:rPr>
         <w:t>https://www.sciencedirect.com/science/article/abs/pii/S0957417423002919?via%3Dihub</w:t>
       </w:r>
+      <w:proofErr w:type="gramEnd"/>
       <w:r>
         <w:rPr>
           <w:lang w:val="fr-FR"/>
@@ -1831,7 +2092,21 @@
         <w:rPr>
           <w:lang w:val="fr-FR"/>
         </w:rPr>
-        <w:t xml:space="preserve">n peu différents, l’objectif étant d’imposé des contraintes au différentes modalité pour orienter les features, il </w:t>
+        <w:t xml:space="preserve">n peu </w:t>
+      </w:r>
+      <w:proofErr w:type="gramStart"/>
+      <w:r>
+        <w:rPr>
+          <w:lang w:val="fr-FR"/>
+        </w:rPr>
+        <w:t>différents</w:t>
+      </w:r>
+      <w:proofErr w:type="gramEnd"/>
+      <w:r>
+        <w:rPr>
+          <w:lang w:val="fr-FR"/>
+        </w:rPr>
+        <w:t xml:space="preserve">, l’objectif étant d’imposé des contraintes au différentes modalité pour orienter les features, il </w:t>
       </w:r>
       <w:r>
         <w:rPr>
@@ -2010,6 +2285,7 @@
         <w:t xml:space="preserve"> </w:t>
       </w:r>
       <w:proofErr w:type="spellStart"/>
+      <w:proofErr w:type="gramStart"/>
       <w:r>
         <w:rPr>
           <w:highlight w:val="yellow"/>
@@ -2022,7 +2298,14 @@
         <w:rPr>
           <w:lang w:val="fr-FR"/>
         </w:rPr>
-        <w:t xml:space="preserve">  cas d’usage : </w:t>
+        <w:t xml:space="preserve">  cas</w:t>
+      </w:r>
+      <w:proofErr w:type="gramEnd"/>
+      <w:r>
+        <w:rPr>
+          <w:lang w:val="fr-FR"/>
+        </w:rPr>
+        <w:t xml:space="preserve"> d’usage : </w:t>
       </w:r>
       <w:r>
         <w:rPr>
@@ -2884,7 +3167,21 @@
         <w:rPr>
           <w:lang w:val="fr-FR"/>
         </w:rPr>
-        <w:t xml:space="preserve">Dans le cas où  les </w:t>
+        <w:t xml:space="preserve">Dans le cas </w:t>
+      </w:r>
+      <w:proofErr w:type="gramStart"/>
+      <w:r>
+        <w:rPr>
+          <w:lang w:val="fr-FR"/>
+        </w:rPr>
+        <w:t>où  les</w:t>
+      </w:r>
+      <w:proofErr w:type="gramEnd"/>
+      <w:r>
+        <w:rPr>
+          <w:lang w:val="fr-FR"/>
+        </w:rPr>
+        <w:t xml:space="preserve"> </w:t>
       </w:r>
       <w:proofErr w:type="spellStart"/>
       <w:r>
@@ -2972,7 +3269,7 @@
           <w:lang w:val="fr-FR"/>
         </w:rPr>
         <w:drawing>
-          <wp:inline distT="0" distB="0" distL="0" distR="0" wp14:anchorId="1530BC07" wp14:editId="6670D795">
+          <wp:inline distT="0" distB="0" distL="0" distR="0" wp14:anchorId="1530BC07" wp14:editId="31A6C669">
             <wp:extent cx="5745480" cy="4312920"/>
             <wp:effectExtent l="0" t="0" r="7620" b="0"/>
             <wp:docPr id="1335600550" name="Image 1" descr="Une image contenant herbe, plein air, chien, animal domestique&#10;&#10;Le contenu généré par l’IA peut être incorrect."/>
@@ -3044,13 +3341,27 @@
         <w:rPr>
           <w:lang w:val="fr-FR"/>
         </w:rPr>
-        <w:t>Discret et</w:t>
-      </w:r>
-      <w:r>
-        <w:rPr>
-          <w:lang w:val="fr-FR"/>
-        </w:rPr>
-        <w:t xml:space="preserve">  l’alignement continue.</w:t>
+        <w:t xml:space="preserve">Discret </w:t>
+      </w:r>
+      <w:proofErr w:type="gramStart"/>
+      <w:r>
+        <w:rPr>
+          <w:lang w:val="fr-FR"/>
+        </w:rPr>
+        <w:t>et</w:t>
+      </w:r>
+      <w:r>
+        <w:rPr>
+          <w:lang w:val="fr-FR"/>
+        </w:rPr>
+        <w:t xml:space="preserve">  l’alignement</w:t>
+      </w:r>
+      <w:proofErr w:type="gramEnd"/>
+      <w:r>
+        <w:rPr>
+          <w:lang w:val="fr-FR"/>
+        </w:rPr>
+        <w:t xml:space="preserve"> continue.</w:t>
       </w:r>
     </w:p>
     <w:p>
@@ -3099,7 +3410,21 @@
         <w:rPr>
           <w:lang w:val="fr-FR"/>
         </w:rPr>
-        <w:t xml:space="preserve"> s des Éléments discrets, comme des photo </w:t>
+        <w:t xml:space="preserve"> s des Éléments discrets, comme </w:t>
+      </w:r>
+      <w:proofErr w:type="gramStart"/>
+      <w:r>
+        <w:rPr>
+          <w:lang w:val="fr-FR"/>
+        </w:rPr>
+        <w:t>des photo</w:t>
+      </w:r>
+      <w:proofErr w:type="gramEnd"/>
+      <w:r>
+        <w:rPr>
+          <w:lang w:val="fr-FR"/>
+        </w:rPr>
+        <w:t xml:space="preserve"> </w:t>
       </w:r>
       <w:r>
         <w:rPr>
@@ -3640,67 +3965,35 @@
         <w:rPr>
           <w:lang w:val="fr-FR"/>
         </w:rPr>
-        <w:t xml:space="preserve"> </w:t>
+        <w:t xml:space="preserve"> Models (</w:t>
       </w:r>
       <w:proofErr w:type="spellStart"/>
       <w:r>
         <w:rPr>
           <w:lang w:val="fr-FR"/>
         </w:rPr>
-        <w:t>Models</w:t>
+        <w:t>LVLMs</w:t>
       </w:r>
       <w:proofErr w:type="spellEnd"/>
       <w:r>
         <w:rPr>
           <w:lang w:val="fr-FR"/>
         </w:rPr>
-        <w:t xml:space="preserve"> (</w:t>
-      </w:r>
-      <w:proofErr w:type="spellStart"/>
-      <w:r>
-        <w:rPr>
-          <w:lang w:val="fr-FR"/>
-        </w:rPr>
-        <w:t>LVLMs</w:t>
-      </w:r>
-      <w:proofErr w:type="spellEnd"/>
-      <w:r>
-        <w:rPr>
-          <w:lang w:val="fr-FR"/>
-        </w:rPr>
         <w:t>) se distinguent : CLIP, qui aligne texte et image dans un même espace grâce à l’apprentissage contrastif, et DALL-E, basé sur l’architecture Transformer, reconnu pour la qualité et la diversité des images générées.</w:t>
       </w:r>
     </w:p>
     <w:p>
       <w:pPr>
         <w:pStyle w:val="Titre1"/>
-      </w:pPr>
-      <w:r>
-        <w:t xml:space="preserve">Open </w:t>
-      </w:r>
-      <w:proofErr w:type="spellStart"/>
-      <w:r>
-        <w:t>Challenges</w:t>
-      </w:r>
-      <w:proofErr w:type="spellEnd"/>
-      <w:r>
-        <w:t xml:space="preserve"> and </w:t>
-      </w:r>
-      <w:proofErr w:type="spellStart"/>
-      <w:r>
-        <w:t>Possible</w:t>
-      </w:r>
-      <w:proofErr w:type="spellEnd"/>
-      <w:r>
-        <w:t xml:space="preserve"> </w:t>
-      </w:r>
-      <w:proofErr w:type="spellStart"/>
-      <w:r>
-        <w:t>Solutions</w:t>
-      </w:r>
-      <w:proofErr w:type="spellEnd"/>
-      <w:r>
-        <w:t>:</w:t>
+        <w:rPr>
+          <w:lang w:val="en-US"/>
+        </w:rPr>
+      </w:pPr>
+      <w:r>
+        <w:rPr>
+          <w:lang w:val="en-US"/>
+        </w:rPr>
+        <w:t>Open Challenges and Possible Solutions:</w:t>
       </w:r>
     </w:p>
     <w:p>
@@ -3794,35 +4087,155 @@
     <w:p>
       <w:pPr>
         <w:pStyle w:val="Titre2"/>
-      </w:pPr>
+        <w:rPr>
+          <w:lang w:val="fr-FR"/>
+        </w:rPr>
+      </w:pPr>
+      <w:r>
+        <w:rPr>
+          <w:lang w:val="fr-FR"/>
+        </w:rPr>
+        <w:t xml:space="preserve">Perte </w:t>
+      </w:r>
+      <w:proofErr w:type="gramStart"/>
+      <w:r>
+        <w:rPr>
+          <w:lang w:val="fr-FR"/>
+        </w:rPr>
+        <w:t>d’information:</w:t>
+      </w:r>
+      <w:proofErr w:type="gramEnd"/>
+    </w:p>
+    <w:p>
+      <w:pPr>
+        <w:rPr>
+          <w:lang w:val="fr-FR"/>
+        </w:rPr>
+      </w:pPr>
+      <w:r>
+        <w:rPr>
+          <w:lang w:val="fr-FR"/>
+        </w:rPr>
+        <w:t>Lors de la fusion de données multimodales, la différence de formats entraîne une perte d’information. Par exemple, la projection de nuages de points 3D en 2D BEV simplifie les données mais réduit leur richesse. La fusion précoce exploite mieux l’information, mais augmente fortement la dimension des caractéristiques, obligeant ensuite à les réduire et donc à perdre de l’information. Pour limiter ce problème, on peut concevoir de meilleures représentations pour les données de haute dimension, utiliser la convolution continue pour préserver l’information géométrique, ou encore recourir à la recherche d’architecture neuronale (NAS) afin d’optimiser l’étape de fusion.</w:t>
+      </w:r>
+    </w:p>
+    <w:p>
+      <w:pPr>
+        <w:pStyle w:val="Titre2"/>
+        <w:rPr>
+          <w:lang w:val="fr-FR"/>
+        </w:rPr>
+      </w:pPr>
+      <w:r>
+        <w:rPr>
+          <w:lang w:val="fr-FR"/>
+        </w:rPr>
+        <w:t xml:space="preserve">Quantité de </w:t>
+      </w:r>
+      <w:proofErr w:type="gramStart"/>
+      <w:r>
+        <w:rPr>
+          <w:lang w:val="fr-FR"/>
+        </w:rPr>
+        <w:t>modalités:</w:t>
+      </w:r>
+      <w:proofErr w:type="gramEnd"/>
+    </w:p>
+    <w:p>
+      <w:pPr>
+        <w:rPr>
+          <w:lang w:val="fr-FR"/>
+        </w:rPr>
+      </w:pPr>
+      <w:r>
+        <w:rPr>
+          <w:lang w:val="fr-FR"/>
+        </w:rPr>
+        <w:t>La fusion de plus de deux modalités entraîne du bruit, une explosion de la dimension des caractéristiques et une forte complexité de calcul. Pourtant, certaines applications comme la conduite autonome nécessitent cette précision. Pour limiter l’explosion dimensionnelle, les chercheurs utilisent des méthodes de réduction comme la PCA ou le GPLVM, bien que limitées à peu de modalités. D’autres pistes incluent le filtrage ou le clustering des caractéristiques, ou encore l’ajustement progressif des dimensions pour identifier le schéma optimal.</w:t>
+      </w:r>
+    </w:p>
+    <w:p>
+      <w:pPr>
+        <w:pStyle w:val="Titre2"/>
+        <w:rPr>
+          <w:lang w:val="fr-FR"/>
+        </w:rPr>
+      </w:pPr>
+      <w:r>
+        <w:rPr>
+          <w:lang w:val="fr-FR"/>
+        </w:rPr>
+        <w:t xml:space="preserve">Accumulation </w:t>
+      </w:r>
+      <w:proofErr w:type="gramStart"/>
+      <w:r>
+        <w:rPr>
+          <w:lang w:val="fr-FR"/>
+        </w:rPr>
+        <w:t>d’erreurs:</w:t>
+      </w:r>
+      <w:proofErr w:type="gramEnd"/>
+    </w:p>
+    <w:p>
+      <w:pPr>
+        <w:rPr>
+          <w:lang w:val="fr-FR"/>
+        </w:rPr>
+      </w:pPr>
+      <w:r>
+        <w:rPr>
+          <w:lang w:val="fr-FR"/>
+        </w:rPr>
+        <w:t>Une fusion multimodale mal conçue introduit du bruit qui s’accumule et réduit les performances du modèle. On distingue le bruit interne (lié aux données elles-mêmes) et le bruit externe (lié au processus de fusion). Les solutions incluent des méthodes de réduction du bruit (filtrage, matrices à faible rang, etc.), un meilleur alignement des données et l’unification des modalités grâce à des techniques de traduction.</w:t>
+      </w:r>
+    </w:p>
+    <w:p>
+      <w:pPr>
+        <w:pStyle w:val="Titre2"/>
+        <w:rPr>
+          <w:lang w:val="fr-FR"/>
+        </w:rPr>
+      </w:pPr>
+      <w:r>
+        <w:rPr>
+          <w:lang w:val="fr-FR"/>
+        </w:rPr>
+        <w:t xml:space="preserve">Garantie du temps </w:t>
+      </w:r>
+      <w:proofErr w:type="gramStart"/>
+      <w:r>
+        <w:rPr>
+          <w:lang w:val="fr-FR"/>
+        </w:rPr>
+        <w:t>réel:</w:t>
+      </w:r>
+      <w:proofErr w:type="gramEnd"/>
+    </w:p>
+    <w:p>
+      <w:pPr>
+        <w:rPr>
+          <w:lang w:val="fr-FR"/>
+        </w:rPr>
+      </w:pPr>
+      <w:r>
+        <w:rPr>
+          <w:lang w:val="fr-FR"/>
+        </w:rPr>
+        <w:t xml:space="preserve"> Les modèles multimodaux, plus complexes que les unimodaux, peinent à répondre aux exigences du temps réel. Pour y remédier, on privilégie l’optimisation de la structure via le </w:t>
+      </w:r>
       <w:proofErr w:type="spellStart"/>
       <w:r>
-        <w:t>Perte</w:t>
+        <w:rPr>
+          <w:lang w:val="fr-FR"/>
+        </w:rPr>
+        <w:t>pruning</w:t>
       </w:r>
       <w:proofErr w:type="spellEnd"/>
       <w:r>
-        <w:t xml:space="preserve"> </w:t>
-      </w:r>
-      <w:proofErr w:type="spellStart"/>
-      <w:r>
-        <w:t>d’information</w:t>
-      </w:r>
-      <w:proofErr w:type="spellEnd"/>
-      <w:r>
-        <w:t>:</w:t>
-      </w:r>
-    </w:p>
-    <w:p>
-      <w:pPr>
-        <w:rPr>
-          <w:lang w:val="fr-FR"/>
-        </w:rPr>
-      </w:pPr>
-      <w:r>
-        <w:rPr>
-          <w:lang w:val="fr-FR"/>
-        </w:rPr>
-        <w:t>Lors de la fusion de données multimodales, la différence de formats entraîne une perte d’information. Par exemple, la projection de nuages de points 3D en 2D BEV simplifie les données mais réduit leur richesse. La fusion précoce exploite mieux l’information, mais augmente fortement la dimension des caractéristiques, obligeant ensuite à les réduire et donc à perdre de l’information. Pour limiter ce problème, on peut concevoir de meilleures représentations pour les données de haute dimension, utiliser la convolution continue pour préserver l’information géométrique, ou encore recourir à la recherche d’architecture neuronale (NAS) afin d’optimiser l’étape de fusion.</w:t>
+        <w:rPr>
+          <w:lang w:val="fr-FR"/>
+        </w:rPr>
+        <w:t>, la quantification et diverses techniques de compression, qui améliorent la vitesse et l’efficacité d’entraînement.</w:t>
       </w:r>
     </w:p>
     <w:p>
@@ -3832,203 +4245,69 @@
           <w:lang w:val="fr-FR"/>
         </w:rPr>
       </w:pPr>
-      <w:proofErr w:type="spellStart"/>
-      <w:r>
-        <w:t>Quantité</w:t>
-      </w:r>
-      <w:proofErr w:type="spellEnd"/>
-      <w:r>
-        <w:t xml:space="preserve"> de </w:t>
-      </w:r>
-      <w:proofErr w:type="spellStart"/>
-      <w:r>
-        <w:t>modalités</w:t>
-      </w:r>
-      <w:proofErr w:type="spellEnd"/>
-      <w:r>
-        <w:t>:</w:t>
-      </w:r>
-    </w:p>
-    <w:p>
-      <w:pPr>
-        <w:rPr>
-          <w:lang w:val="fr-FR"/>
-        </w:rPr>
-      </w:pPr>
-      <w:r>
-        <w:rPr>
-          <w:lang w:val="fr-FR"/>
-        </w:rPr>
-        <w:t>La fusion de plus de deux modalités entraîne du bruit, une explosion de la dimension des caractéristiques et une forte complexité de calcul. Pourtant, certaines applications comme la conduite autonome nécessitent cette précision. Pour limiter l’explosion dimensionnelle, les chercheurs utilisent des méthodes de réduction comme la PCA ou le GPLVM, bien que limitées à peu de modalités. D’autres pistes incluent le filtrage ou le clustering des caractéristiques, ou encore l’ajustement progressif des dimensions pour identifier le schéma optimal.</w:t>
+      <w:r>
+        <w:rPr>
+          <w:lang w:val="fr-FR"/>
+        </w:rPr>
+        <w:t xml:space="preserve">Environnement </w:t>
+      </w:r>
+      <w:proofErr w:type="gramStart"/>
+      <w:r>
+        <w:rPr>
+          <w:lang w:val="fr-FR"/>
+        </w:rPr>
+        <w:t>dynamique:</w:t>
+      </w:r>
+      <w:proofErr w:type="gramEnd"/>
+    </w:p>
+    <w:p>
+      <w:pPr>
+        <w:rPr>
+          <w:lang w:val="fr-FR"/>
+        </w:rPr>
+      </w:pPr>
+      <w:r>
+        <w:rPr>
+          <w:lang w:val="fr-FR"/>
+        </w:rPr>
+        <w:t xml:space="preserve">Comme la distribution des données multimodales change au cours du temps, réentraîner le modèle à chaque fois est trop coûteux. Une alternative est d’intégrer des données historiques et d’utiliser </w:t>
+      </w:r>
+      <w:r>
+        <w:rPr>
+          <w:highlight w:val="yellow"/>
+          <w:lang w:val="fr-FR"/>
+        </w:rPr>
+        <w:t>l’apprentissage incrémental</w:t>
+      </w:r>
+      <w:r>
+        <w:rPr>
+          <w:lang w:val="fr-FR"/>
+        </w:rPr>
+        <w:t xml:space="preserve"> pour adapter progressivement le modèle et améliorer la précision des prédictions.</w:t>
       </w:r>
     </w:p>
     <w:p>
       <w:pPr>
         <w:pStyle w:val="Titre2"/>
-      </w:pPr>
-      <w:proofErr w:type="spellStart"/>
-      <w:r>
-        <w:t>Accumulation</w:t>
-      </w:r>
-      <w:proofErr w:type="spellEnd"/>
-      <w:r>
-        <w:t xml:space="preserve"> </w:t>
-      </w:r>
-      <w:proofErr w:type="spellStart"/>
-      <w:r>
-        <w:t>d’erreurs</w:t>
-      </w:r>
-      <w:proofErr w:type="spellEnd"/>
-      <w:r>
-        <w:t>:</w:t>
-      </w:r>
-    </w:p>
-    <w:p>
-      <w:pPr>
-        <w:rPr>
-          <w:lang w:val="fr-FR"/>
-        </w:rPr>
-      </w:pPr>
-      <w:r>
-        <w:rPr>
-          <w:lang w:val="fr-FR"/>
-        </w:rPr>
-        <w:t>Une fusion multimodale mal conçue introduit du bruit qui s’accumule et réduit les performances du modèle. On distingue le bruit interne (lié aux données elles-mêmes) et le bruit externe (lié au processus de fusion). Les solutions incluent des méthodes de réduction du bruit (filtrage, matrices à faible rang, etc.), un meilleur alignement des données et l’unification des modalités grâce à des techniques de traduction.</w:t>
-      </w:r>
-    </w:p>
-    <w:p>
-      <w:pPr>
-        <w:pStyle w:val="Titre2"/>
-        <w:rPr>
-          <w:lang w:val="fr-FR"/>
-        </w:rPr>
-      </w:pPr>
-      <w:proofErr w:type="spellStart"/>
-      <w:r>
-        <w:t>Garantie</w:t>
-      </w:r>
-      <w:proofErr w:type="spellEnd"/>
-      <w:r>
-        <w:t xml:space="preserve"> du </w:t>
-      </w:r>
-      <w:proofErr w:type="spellStart"/>
-      <w:r>
-        <w:t>temps</w:t>
-      </w:r>
-      <w:proofErr w:type="spellEnd"/>
-      <w:r>
-        <w:t xml:space="preserve"> </w:t>
-      </w:r>
-      <w:proofErr w:type="spellStart"/>
-      <w:r>
-        <w:t>réel</w:t>
-      </w:r>
-      <w:proofErr w:type="spellEnd"/>
-      <w:r>
-        <w:t>:</w:t>
-      </w:r>
-    </w:p>
-    <w:p>
-      <w:pPr>
-        <w:rPr>
-          <w:lang w:val="fr-FR"/>
-        </w:rPr>
-      </w:pPr>
-      <w:r>
-        <w:rPr>
-          <w:lang w:val="fr-FR"/>
-        </w:rPr>
-        <w:t xml:space="preserve"> </w:t>
-      </w:r>
-      <w:r>
-        <w:rPr>
-          <w:lang w:val="fr-FR"/>
-        </w:rPr>
-        <w:t xml:space="preserve">Les modèles multimodaux, plus complexes que les unimodaux, peinent à répondre aux exigences du temps réel. Pour y remédier, on privilégie l’optimisation de la structure via le </w:t>
-      </w:r>
-      <w:proofErr w:type="spellStart"/>
-      <w:r>
-        <w:rPr>
-          <w:lang w:val="fr-FR"/>
-        </w:rPr>
-        <w:t>pruning</w:t>
-      </w:r>
-      <w:proofErr w:type="spellEnd"/>
-      <w:r>
-        <w:rPr>
-          <w:lang w:val="fr-FR"/>
-        </w:rPr>
-        <w:t>, la quantification et diverses techniques de compression, qui améliorent la vitesse et l’efficacité d’entraînement.</w:t>
-      </w:r>
-    </w:p>
-    <w:p>
-      <w:pPr>
-        <w:pStyle w:val="Titre2"/>
-      </w:pPr>
-      <w:proofErr w:type="spellStart"/>
-      <w:r>
-        <w:t>Environnement</w:t>
-      </w:r>
-      <w:proofErr w:type="spellEnd"/>
-      <w:r>
-        <w:t xml:space="preserve"> </w:t>
-      </w:r>
-      <w:proofErr w:type="spellStart"/>
-      <w:r>
-        <w:t>dynamique</w:t>
-      </w:r>
-      <w:proofErr w:type="spellEnd"/>
-      <w:r>
-        <w:t>:</w:t>
-      </w:r>
-    </w:p>
-    <w:p>
-      <w:pPr>
-        <w:rPr>
-          <w:lang w:val="fr-FR"/>
-        </w:rPr>
-      </w:pPr>
-      <w:r>
-        <w:rPr>
-          <w:lang w:val="fr-FR"/>
-        </w:rPr>
-        <w:t xml:space="preserve">Comme la distribution des données multimodales change au cours du temps, réentraîner le modèle à chaque fois est trop coûteux. Une alternative est d’intégrer des données historiques et d’utiliser </w:t>
-      </w:r>
-      <w:r>
-        <w:rPr>
-          <w:highlight w:val="yellow"/>
-          <w:lang w:val="fr-FR"/>
-        </w:rPr>
-        <w:t>l’apprentissage incrémental</w:t>
-      </w:r>
-      <w:r>
-        <w:rPr>
-          <w:lang w:val="fr-FR"/>
-        </w:rPr>
-        <w:t xml:space="preserve"> pour adapter progressivement le modèle et améliorer la précision des prédictions.</w:t>
-      </w:r>
-    </w:p>
-    <w:p>
-      <w:pPr>
-        <w:pStyle w:val="Titre2"/>
-      </w:pPr>
-      <w:proofErr w:type="spellStart"/>
-      <w:r>
+        <w:rPr>
+          <w:lang w:val="fr-FR"/>
+        </w:rPr>
+      </w:pPr>
+      <w:r>
+        <w:rPr>
+          <w:lang w:val="fr-FR"/>
+        </w:rPr>
         <w:lastRenderedPageBreak/>
-        <w:t>Synchronisation</w:t>
-      </w:r>
-      <w:proofErr w:type="spellEnd"/>
-      <w:r>
-        <w:t xml:space="preserve"> </w:t>
-      </w:r>
-      <w:proofErr w:type="spellStart"/>
-      <w:r>
-        <w:t>temporelle</w:t>
-      </w:r>
-      <w:proofErr w:type="spellEnd"/>
-      <w:r>
-        <w:t>:</w:t>
-      </w:r>
+        <w:t xml:space="preserve">Synchronisation </w:t>
+      </w:r>
+      <w:proofErr w:type="gramStart"/>
+      <w:r>
+        <w:rPr>
+          <w:lang w:val="fr-FR"/>
+        </w:rPr>
+        <w:t>temporelle:</w:t>
+      </w:r>
+      <w:proofErr w:type="gramEnd"/>
     </w:p>
     <w:p>
       <w:pPr>
@@ -4046,12 +4325,16 @@
     <w:p>
       <w:pPr>
         <w:pStyle w:val="Titre1"/>
-      </w:pPr>
-      <w:proofErr w:type="spellStart"/>
-      <w:r>
+        <w:rPr>
+          <w:lang w:val="fr-FR"/>
+        </w:rPr>
+      </w:pPr>
+      <w:r>
+        <w:rPr>
+          <w:lang w:val="fr-FR"/>
+        </w:rPr>
         <w:t>Conclusion</w:t>
       </w:r>
-      <w:proofErr w:type="spellEnd"/>
     </w:p>
     <w:p>
       <w:pPr>
@@ -5867,6 +6150,7 @@
   <w:style w:type="character" w:default="1" w:styleId="Policepardfaut">
     <w:name w:val="Default Paragraph Font"/>
     <w:uiPriority w:val="1"/>
+    <w:semiHidden/>
     <w:unhideWhenUsed/>
   </w:style>
   <w:style w:type="table" w:default="1" w:styleId="TableauNormal">

--- a/Etat de l'art/Multomodal-Fusion.docx
+++ b/Etat de l'art/Multomodal-Fusion.docx
@@ -563,7 +563,6 @@
         </w:rPr>
         <w:t xml:space="preserve"> (</w:t>
       </w:r>
-      <w:proofErr w:type="spellStart"/>
       <w:r>
         <w:rPr>
           <w:rStyle w:val="Accentuation"/>
@@ -571,7 +570,6 @@
         </w:rPr>
         <w:t>co-learning</w:t>
       </w:r>
-      <w:proofErr w:type="spellEnd"/>
       <w:r>
         <w:rPr>
           <w:lang w:val="fr-FR"/>
@@ -3269,7 +3267,7 @@
           <w:lang w:val="fr-FR"/>
         </w:rPr>
         <w:drawing>
-          <wp:inline distT="0" distB="0" distL="0" distR="0" wp14:anchorId="1530BC07" wp14:editId="31A6C669">
+          <wp:inline distT="0" distB="0" distL="0" distR="0" wp14:anchorId="1530BC07" wp14:editId="25F65559">
             <wp:extent cx="5745480" cy="4312920"/>
             <wp:effectExtent l="0" t="0" r="7620" b="0"/>
             <wp:docPr id="1335600550" name="Image 1" descr="Une image contenant herbe, plein air, chien, animal domestique&#10;&#10;Le contenu généré par l’IA peut être incorrect."/>
@@ -4590,16 +4588,6 @@
     <w:p>
       <w:pPr>
         <w:pStyle w:val="NormalWeb"/>
-        <w:rPr>
-          <w:lang w:val="fr-FR"/>
-        </w:rPr>
-      </w:pPr>
-    </w:p>
-    <w:p>
-      <w:pPr>
-        <w:tabs>
-          <w:tab w:val="left" w:pos="6480"/>
-        </w:tabs>
         <w:rPr>
           <w:lang w:val="fr-FR"/>
         </w:rPr>

--- a/Etat de l'art/Multomodal-Fusion.docx
+++ b/Etat de l'art/Multomodal-Fusion.docx
@@ -23,14 +23,12 @@
         </w:rPr>
         <w:t xml:space="preserve"> </w:t>
       </w:r>
-      <w:proofErr w:type="gramStart"/>
-      <w:r>
-        <w:rPr>
-          <w:lang w:val="fr-FR"/>
-        </w:rPr>
-        <w:t>Fusion:</w:t>
-      </w:r>
-      <w:proofErr w:type="gramEnd"/>
+      <w:r>
+        <w:rPr>
+          <w:lang w:val="fr-FR"/>
+        </w:rPr>
+        <w:t>Fusion :</w:t>
+      </w:r>
     </w:p>
     <w:p>
       <w:pPr>
@@ -1944,21 +1942,47 @@
         <w:rPr>
           <w:lang w:val="fr-FR"/>
         </w:rPr>
-        <w:t xml:space="preserve"> le principe est de fusionner les features </w:t>
+        <w:t xml:space="preserve"> le principe est de fusionner les </w:t>
+      </w:r>
+      <w:proofErr w:type="spellStart"/>
+      <w:r>
+        <w:rPr>
+          <w:lang w:val="fr-FR"/>
+        </w:rPr>
+        <w:t>features</w:t>
+      </w:r>
+      <w:proofErr w:type="spellEnd"/>
+      <w:r>
+        <w:rPr>
+          <w:lang w:val="fr-FR"/>
+        </w:rPr>
+        <w:t xml:space="preserve"> </w:t>
+      </w:r>
+      <w:r>
+        <w:rPr>
+          <w:lang w:val="fr-FR"/>
+        </w:rPr>
+        <w:t xml:space="preserve">à </w:t>
       </w:r>
       <w:proofErr w:type="gramStart"/>
       <w:r>
         <w:rPr>
           <w:lang w:val="fr-FR"/>
         </w:rPr>
-        <w:t>à  plusieurs</w:t>
+        <w:t>plusieurs</w:t>
+      </w:r>
+      <w:r>
+        <w:rPr>
+          <w:lang w:val="fr-FR"/>
+        </w:rPr>
+        <w:t xml:space="preserve"> moment</w:t>
       </w:r>
       <w:proofErr w:type="gramEnd"/>
       <w:r>
         <w:rPr>
           <w:lang w:val="fr-FR"/>
         </w:rPr>
-        <w:t xml:space="preserve"> moment de </w:t>
+        <w:t xml:space="preserve"> de </w:t>
       </w:r>
       <w:proofErr w:type="gramStart"/>
       <w:r>
@@ -2283,7 +2307,6 @@
         <w:t xml:space="preserve"> </w:t>
       </w:r>
       <w:proofErr w:type="spellStart"/>
-      <w:proofErr w:type="gramStart"/>
       <w:r>
         <w:rPr>
           <w:highlight w:val="yellow"/>
@@ -2296,14 +2319,7 @@
         <w:rPr>
           <w:lang w:val="fr-FR"/>
         </w:rPr>
-        <w:t xml:space="preserve">  cas</w:t>
-      </w:r>
-      <w:proofErr w:type="gramEnd"/>
-      <w:r>
-        <w:rPr>
-          <w:lang w:val="fr-FR"/>
-        </w:rPr>
-        <w:t xml:space="preserve"> d’usage : </w:t>
+        <w:t xml:space="preserve"> cas d’usage : </w:t>
       </w:r>
       <w:r>
         <w:rPr>
@@ -2793,14 +2809,12 @@
         </w:rPr>
         <w:t xml:space="preserve">La </w:t>
       </w:r>
-      <w:proofErr w:type="spellStart"/>
-      <w:r>
-        <w:rPr>
-          <w:lang w:val="fr-FR"/>
-        </w:rPr>
-        <w:t>generative</w:t>
-      </w:r>
-      <w:proofErr w:type="spellEnd"/>
+      <w:r>
+        <w:rPr>
+          <w:lang w:val="fr-FR"/>
+        </w:rPr>
+        <w:t>générative</w:t>
+      </w:r>
       <w:r>
         <w:rPr>
           <w:lang w:val="fr-FR"/>
@@ -3152,48 +3166,44 @@
         <w:rPr>
           <w:lang w:val="fr-FR"/>
         </w:rPr>
-        <w:t xml:space="preserve">mettre en correspondance les éléments de différentes modalités pour qu’ils soient cohérents entre eux. </w:t>
-      </w:r>
-    </w:p>
-    <w:p>
-      <w:pPr>
-        <w:rPr>
-          <w:lang w:val="fr-FR"/>
-        </w:rPr>
-      </w:pPr>
-      <w:r>
-        <w:rPr>
-          <w:lang w:val="fr-FR"/>
-        </w:rPr>
-        <w:t xml:space="preserve">Dans le cas </w:t>
-      </w:r>
-      <w:proofErr w:type="gramStart"/>
-      <w:r>
-        <w:rPr>
-          <w:lang w:val="fr-FR"/>
-        </w:rPr>
-        <w:t>où  les</w:t>
-      </w:r>
-      <w:proofErr w:type="gramEnd"/>
+        <w:t>mettre en correspondance les éléments de différentes modalités pour qu’ils soient cohérents entre eux.</w:t>
+      </w:r>
+    </w:p>
+    <w:p>
+      <w:pPr>
+        <w:rPr>
+          <w:lang w:val="fr-FR"/>
+        </w:rPr>
+      </w:pPr>
+      <w:r>
+        <w:rPr>
+          <w:lang w:val="fr-FR"/>
+        </w:rPr>
+        <w:t xml:space="preserve">Dans le cas où </w:t>
+      </w:r>
+      <w:r>
+        <w:rPr>
+          <w:lang w:val="fr-FR"/>
+        </w:rPr>
+        <w:t>les modalités</w:t>
+      </w:r>
       <w:r>
         <w:rPr>
           <w:lang w:val="fr-FR"/>
         </w:rPr>
         <w:t xml:space="preserve"> </w:t>
       </w:r>
-      <w:proofErr w:type="spellStart"/>
-      <w:r>
-        <w:rPr>
-          <w:lang w:val="fr-FR"/>
-        </w:rPr>
-        <w:t>mopdalité</w:t>
-      </w:r>
-      <w:proofErr w:type="spellEnd"/>
-      <w:r>
-        <w:rPr>
-          <w:lang w:val="fr-FR"/>
-        </w:rPr>
-        <w:t xml:space="preserve"> serais une photo de</w:t>
+      <w:r>
+        <w:rPr>
+          <w:lang w:val="fr-FR"/>
+        </w:rPr>
+        <w:t>seraient</w:t>
+      </w:r>
+      <w:r>
+        <w:rPr>
+          <w:lang w:val="fr-FR"/>
+        </w:rPr>
+        <w:t xml:space="preserve"> une photo de</w:t>
       </w:r>
       <w:r>
         <w:rPr>
@@ -3232,21 +3242,7 @@
         <w:rPr>
           <w:lang w:val="fr-FR"/>
         </w:rPr>
-        <w:t>L’</w:t>
-      </w:r>
-      <w:proofErr w:type="spellStart"/>
-      <w:r>
-        <w:rPr>
-          <w:lang w:val="fr-FR"/>
-        </w:rPr>
-        <w:t>alighnement</w:t>
-      </w:r>
-      <w:proofErr w:type="spellEnd"/>
-      <w:r>
-        <w:rPr>
-          <w:lang w:val="fr-FR"/>
-        </w:rPr>
-        <w:t xml:space="preserve"> aurais pour but d’associer la zone de la photo où se trouve le chien avec la partie de la phrase « le chien » et la zone de l’herbe avec les mots « sur l’herbe ». </w:t>
+        <w:t xml:space="preserve">L’alignement aurais pour but d’associer la zone de la photo où se trouve le chien avec la partie de la phrase « le chien » et la zone de l’herbe avec les mots « sur l’herbe ». </w:t>
       </w:r>
     </w:p>
     <w:p>
@@ -3267,7 +3263,7 @@
           <w:lang w:val="fr-FR"/>
         </w:rPr>
         <w:drawing>
-          <wp:inline distT="0" distB="0" distL="0" distR="0" wp14:anchorId="1530BC07" wp14:editId="25F65559">
+          <wp:inline distT="0" distB="0" distL="0" distR="0" wp14:anchorId="1530BC07" wp14:editId="20A8A338">
             <wp:extent cx="5745480" cy="4312920"/>
             <wp:effectExtent l="0" t="0" r="7620" b="0"/>
             <wp:docPr id="1335600550" name="Image 1" descr="Une image contenant herbe, plein air, chien, animal domestique&#10;&#10;Le contenu généré par l’IA peut être incorrect."/>
@@ -3341,20 +3337,12 @@
         </w:rPr>
         <w:t xml:space="preserve">Discret </w:t>
       </w:r>
-      <w:proofErr w:type="gramStart"/>
-      <w:r>
-        <w:rPr>
-          <w:lang w:val="fr-FR"/>
-        </w:rPr>
-        <w:t>et</w:t>
-      </w:r>
-      <w:r>
-        <w:rPr>
-          <w:lang w:val="fr-FR"/>
-        </w:rPr>
-        <w:t xml:space="preserve">  l’alignement</w:t>
-      </w:r>
-      <w:proofErr w:type="gramEnd"/>
+      <w:r>
+        <w:rPr>
+          <w:lang w:val="fr-FR"/>
+        </w:rPr>
+        <w:t>et l’alignement</w:t>
+      </w:r>
       <w:r>
         <w:rPr>
           <w:lang w:val="fr-FR"/>
@@ -3410,14 +3398,12 @@
         </w:rPr>
         <w:t xml:space="preserve"> s des Éléments discrets, comme </w:t>
       </w:r>
-      <w:proofErr w:type="gramStart"/>
-      <w:r>
-        <w:rPr>
-          <w:lang w:val="fr-FR"/>
-        </w:rPr>
-        <w:t>des photo</w:t>
-      </w:r>
-      <w:proofErr w:type="gramEnd"/>
+      <w:r>
+        <w:rPr>
+          <w:lang w:val="fr-FR"/>
+        </w:rPr>
+        <w:t>des photos</w:t>
+      </w:r>
       <w:r>
         <w:rPr>
           <w:lang w:val="fr-FR"/>
@@ -3963,13 +3949,27 @@
         <w:rPr>
           <w:lang w:val="fr-FR"/>
         </w:rPr>
-        <w:t xml:space="preserve"> Models (</w:t>
+        <w:t xml:space="preserve"> </w:t>
       </w:r>
       <w:proofErr w:type="spellStart"/>
       <w:r>
         <w:rPr>
           <w:lang w:val="fr-FR"/>
         </w:rPr>
+        <w:t>Models</w:t>
+      </w:r>
+      <w:proofErr w:type="spellEnd"/>
+      <w:r>
+        <w:rPr>
+          <w:lang w:val="fr-FR"/>
+        </w:rPr>
+        <w:t xml:space="preserve"> (</w:t>
+      </w:r>
+      <w:proofErr w:type="spellStart"/>
+      <w:r>
+        <w:rPr>
+          <w:lang w:val="fr-FR"/>
+        </w:rPr>
         <w:t>LVLMs</w:t>
       </w:r>
       <w:proofErr w:type="spellEnd"/>
@@ -4016,14 +4016,6 @@
     </w:p>
     <w:p>
       <w:pPr>
-        <w:ind w:left="1440"/>
-        <w:rPr>
-          <w:lang w:val="fr-FR"/>
-        </w:rPr>
-      </w:pPr>
-    </w:p>
-    <w:p>
-      <w:pPr>
         <w:rPr>
           <w:lang w:val="fr-FR"/>
         </w:rPr>
@@ -4072,14 +4064,14 @@
         <w:rPr>
           <w:lang w:val="fr-FR"/>
         </w:rPr>
-        <w:t xml:space="preserve"> améliore les résultats, mais </w:t>
+        <w:t xml:space="preserve"> améliore les résultats, mais des recherches sont encore nécessaires. Il faut aussi prendre en compte le déséquilibre entre modalités, car un modèle risque de se baser surtout sur la modalité dominante. </w:t>
       </w:r>
       <w:r>
         <w:rPr>
           <w:lang w:val="fr-FR"/>
         </w:rPr>
         <w:lastRenderedPageBreak/>
-        <w:t>des recherches sont encore nécessaires. Il faut aussi prendre en compte le déséquilibre entre modalités, car un modèle risque de se baser surtout sur la modalité dominante. Enfin, l’installation de plusieurs capteurs dans un même composant permet de limiter les variations de paramètres causées par les turbulences et vibrations.</w:t>
+        <w:t>Enfin, l’installation de plusieurs capteurs dans un même composant permet de limiter les variations de paramètres causées par les turbulences et vibrations.</w:t>
       </w:r>
     </w:p>
     <w:p>

--- a/Etat de l'art/Multomodal-Fusion.docx
+++ b/Etat de l'art/Multomodal-Fusion.docx
@@ -1942,21 +1942,7 @@
         <w:rPr>
           <w:lang w:val="fr-FR"/>
         </w:rPr>
-        <w:t xml:space="preserve"> le principe est de fusionner les </w:t>
-      </w:r>
-      <w:proofErr w:type="spellStart"/>
-      <w:r>
-        <w:rPr>
-          <w:lang w:val="fr-FR"/>
-        </w:rPr>
-        <w:t>features</w:t>
-      </w:r>
-      <w:proofErr w:type="spellEnd"/>
-      <w:r>
-        <w:rPr>
-          <w:lang w:val="fr-FR"/>
-        </w:rPr>
-        <w:t xml:space="preserve"> </w:t>
+        <w:t xml:space="preserve"> le principe est de fusionner les features </w:t>
       </w:r>
       <w:r>
         <w:rPr>
@@ -3263,7 +3249,7 @@
           <w:lang w:val="fr-FR"/>
         </w:rPr>
         <w:drawing>
-          <wp:inline distT="0" distB="0" distL="0" distR="0" wp14:anchorId="1530BC07" wp14:editId="20A8A338">
+          <wp:inline distT="0" distB="0" distL="0" distR="0" wp14:anchorId="1530BC07" wp14:editId="2E65A92B">
             <wp:extent cx="5745480" cy="4312920"/>
             <wp:effectExtent l="0" t="0" r="7620" b="0"/>
             <wp:docPr id="1335600550" name="Image 1" descr="Une image contenant herbe, plein air, chien, animal domestique&#10;&#10;Le contenu généré par l’IA peut être incorrect."/>
@@ -3949,21 +3935,7 @@
         <w:rPr>
           <w:lang w:val="fr-FR"/>
         </w:rPr>
-        <w:t xml:space="preserve"> </w:t>
-      </w:r>
-      <w:proofErr w:type="spellStart"/>
-      <w:r>
-        <w:rPr>
-          <w:lang w:val="fr-FR"/>
-        </w:rPr>
-        <w:t>Models</w:t>
-      </w:r>
-      <w:proofErr w:type="spellEnd"/>
-      <w:r>
-        <w:rPr>
-          <w:lang w:val="fr-FR"/>
-        </w:rPr>
-        <w:t xml:space="preserve"> (</w:t>
+        <w:t xml:space="preserve"> Models (</w:t>
       </w:r>
       <w:proofErr w:type="spellStart"/>
       <w:r>
